--- a/phase1/Phase1_SQL.docx
+++ b/phase1/Phase1_SQL.docx
@@ -3,16 +3,26 @@
 <w:document xmlns:wpc="http://schemas.microsoft.com/office/word/2010/wordprocessingCanvas" xmlns:cx="http://schemas.microsoft.com/office/drawing/2014/chartex" xmlns:cx1="http://schemas.microsoft.com/office/drawing/2015/9/8/chartex" xmlns:cx2="http://schemas.microsoft.com/office/drawing/2015/10/21/chartex" xmlns:cx3="http://schemas.microsoft.com/office/drawing/2016/5/9/chartex" xmlns:cx4="http://schemas.microsoft.com/office/drawing/2016/5/10/chartex" xmlns:cx5="http://schemas.microsoft.com/office/drawing/2016/5/11/chartex" xmlns:cx6="http://schemas.microsoft.com/office/drawing/2016/5/12/chartex" xmlns:cx7="http://schemas.microsoft.com/office/drawing/2016/5/13/chartex" xmlns:cx8="http://schemas.microsoft.com/office/drawing/2016/5/14/chartex" xmlns:mc="http://schemas.openxmlformats.org/markup-compatibility/2006" xmlns:aink="http://schemas.microsoft.com/office/drawing/2016/ink" xmlns:am3d="http://schemas.microsoft.com/office/drawing/2017/model3d" xmlns:o="urn:schemas-microsoft-com:office:office" xmlns:oel="http://schemas.microsoft.com/office/2019/extlst" xmlns:r="http://schemas.openxmlformats.org/officeDocument/2006/relationships" xmlns:m="http://schemas.openxmlformats.org/officeDocument/2006/math" xmlns:v="urn:schemas-microsoft-com:vml" xmlns:wp14="http://schemas.microsoft.com/office/word/2010/wordprocessingDrawing" xmlns:wp="http://schemas.openxmlformats.org/drawingml/2006/wordprocessingDrawing" xmlns:w10="urn:schemas-microsoft-com:office:word" xmlns:w="http://schemas.openxmlformats.org/wordprocessingml/2006/main" xmlns:w14="http://schemas.microsoft.com/office/word/2010/wordml" xmlns:w15="http://schemas.microsoft.com/office/word/2012/wordml" xmlns:w16cex="http://schemas.microsoft.com/office/word/2018/wordml/cex" xmlns:w16cid="http://schemas.microsoft.com/office/word/2016/wordml/cid" xmlns:w16="http://schemas.microsoft.com/office/word/2018/wordml" xmlns:w16du="http://schemas.microsoft.com/office/word/2023/wordml/word16du" xmlns:w16sdtdh="http://schemas.microsoft.com/office/word/2020/wordml/sdtdatahash" xmlns:w16sdtfl="http://schemas.microsoft.com/office/word/2024/wordml/sdtformatlock" xmlns:w16se="http://schemas.microsoft.com/office/word/2015/wordml/symex" xmlns:wpg="http://schemas.microsoft.com/office/word/2010/wordprocessingGroup" xmlns:wpi="http://schemas.microsoft.com/office/word/2010/wordprocessingInk" xmlns:wne="http://schemas.microsoft.com/office/word/2006/wordml" xmlns:wps="http://schemas.microsoft.com/office/word/2010/wordprocessingShape" mc:Ignorable="w14 w15 w16se w16cid w16 w16cex w16sdtdh w16sdtfl w16du wp14">
   <w:body>
     <w:p>
-      <w:hyperlink r:id="rId5" w:tgtFrame="_blank" w:history="1">
-        <w:r>
-          <w:rPr>
-            <w:rStyle w:val="Hyperlink"/>
-            <w:b/>
-            <w:bCs/>
-          </w:rPr>
-          <w:t>Phase 1 — SQL Analytics Layer (Business Intelligence Foundation)</w:t>
-        </w:r>
-      </w:hyperlink>
+      <w:r>
+        <w:fldChar w:fldCharType="begin"/>
+      </w:r>
+      <w:r>
+        <w:instrText>HYPERLINK "https://classroom.emeritus.org/courses/11977/files/6005283?wrap=1" \t "_blank"</w:instrText>
+      </w:r>
+      <w:r>
+        <w:fldChar w:fldCharType="separate"/>
+      </w:r>
+      <w:r>
+        <w:rPr>
+          <w:rStyle w:val="Hyperlink"/>
+          <w:b/>
+          <w:bCs/>
+        </w:rPr>
+        <w:t>Phase 1 — SQL Analytics Layer (Business Intelligence Foundation)</w:t>
+      </w:r>
+      <w:r>
+        <w:fldChar w:fldCharType="end"/>
+      </w:r>
     </w:p>
     <w:p/>
     <w:p/>
@@ -50,6 +60,7 @@
         </w:rPr>
         <w:t xml:space="preserve">During Phase 1 ingestion, the </w:t>
       </w:r>
+      <w:proofErr w:type="spellStart"/>
       <w:r>
         <w:rPr>
           <w:rStyle w:val="HTMLCode"/>
@@ -58,11 +69,26 @@
         </w:rPr>
         <w:t>approved_amount</w:t>
       </w:r>
+      <w:proofErr w:type="spellEnd"/>
       <w:r>
         <w:rPr>
           <w:color w:val="EE0000"/>
         </w:rPr>
-        <w:t xml:space="preserve"> field in the raw billing data was loaded as text due to inconsistent formatting and missing values in the source CSV. Additionally, the Vacareum MySQL environment restricted UPDATE operations, preventing in-place data correction.</w:t>
+        <w:t xml:space="preserve"> field in the raw billing data was loaded as text due to inconsistent formatting and missing values in the source CSV. Additionally, the </w:t>
+      </w:r>
+      <w:proofErr w:type="spellStart"/>
+      <w:r>
+        <w:rPr>
+          <w:color w:val="EE0000"/>
+        </w:rPr>
+        <w:t>Vacareum</w:t>
+      </w:r>
+      <w:proofErr w:type="spellEnd"/>
+      <w:r>
+        <w:rPr>
+          <w:color w:val="EE0000"/>
+        </w:rPr>
+        <w:t xml:space="preserve"> MySQL environment restricted UPDATE operations, preventing in-place data correction.</w:t>
       </w:r>
     </w:p>
     <w:p>
@@ -79,6 +105,7 @@
         </w:rPr>
         <w:t>To maintain data integrity while preserving the raw source as an immutable layer, a cleaned transformation layer (</w:t>
       </w:r>
+      <w:proofErr w:type="spellStart"/>
       <w:r>
         <w:rPr>
           <w:rStyle w:val="HTMLCode"/>
@@ -87,11 +114,26 @@
         </w:rPr>
         <w:t>billing_clean</w:t>
       </w:r>
+      <w:proofErr w:type="spellEnd"/>
       <w:r>
         <w:rPr>
           <w:color w:val="EE0000"/>
         </w:rPr>
-        <w:t>) was created. This table standardizes financial fields into numeric types and normalizes missing approvals to zero, enabling accurate computation of revenue realization ratios, rejection rates, and payment delay metrics. This layered approach mirrors real-world data lake and warehouse practices, where raw data is preserved and cleaned, analytics-ready tables are derived for reporting and modeling.</w:t>
+        <w:t xml:space="preserve">) was created. This table standardizes financial fields into numeric types and normalizes missing approvals to zero, enabling accurate computation of revenue realization ratios, rejection rates, and payment delay metrics. This layered approach mirrors real-world data lake and warehouse practices, where raw data is preserved and cleaned, analytics-ready tables are derived for reporting and </w:t>
+      </w:r>
+      <w:proofErr w:type="spellStart"/>
+      <w:r>
+        <w:rPr>
+          <w:color w:val="EE0000"/>
+        </w:rPr>
+        <w:t>modeling</w:t>
+      </w:r>
+      <w:proofErr w:type="spellEnd"/>
+      <w:r>
+        <w:rPr>
+          <w:color w:val="EE0000"/>
+        </w:rPr>
+        <w:t>.</w:t>
       </w:r>
     </w:p>
     <w:p>
@@ -118,7 +160,7 @@
                     <pic:cNvPicPr/>
                   </pic:nvPicPr>
                   <pic:blipFill>
-                    <a:blip r:embed="rId6"/>
+                    <a:blip r:embed="rId5"/>
                     <a:stretch>
                       <a:fillRect/>
                     </a:stretch>
@@ -199,7 +241,7 @@
                     <pic:cNvPicPr/>
                   </pic:nvPicPr>
                   <pic:blipFill>
-                    <a:blip r:embed="rId7"/>
+                    <a:blip r:embed="rId6"/>
                     <a:stretch>
                       <a:fillRect/>
                     </a:stretch>
@@ -278,6 +320,202 @@
     </w:p>
     <w:p>
       <w:pPr>
+        <w:spacing w:line="240" w:lineRule="auto"/>
+        <w:ind w:left="1440"/>
+        <w:contextualSpacing/>
+        <w:rPr>
+          <w:rFonts w:ascii="Bookman Old Style" w:hAnsi="Bookman Old Style"/>
+          <w:b/>
+          <w:bCs/>
+        </w:rPr>
+      </w:pPr>
+      <w:r>
+        <w:rPr>
+          <w:rFonts w:ascii="Bookman Old Style" w:hAnsi="Bookman Old Style"/>
+          <w:b/>
+          <w:bCs/>
+        </w:rPr>
+        <w:t>--1. Retrieve the top 10 departments s by total visit volume</w:t>
+      </w:r>
+    </w:p>
+    <w:p>
+      <w:pPr>
+        <w:spacing w:line="240" w:lineRule="auto"/>
+        <w:ind w:left="1440"/>
+        <w:contextualSpacing/>
+        <w:rPr>
+          <w:rFonts w:ascii="Bookman Old Style" w:hAnsi="Bookman Old Style"/>
+          <w:b/>
+          <w:bCs/>
+        </w:rPr>
+      </w:pPr>
+      <w:r>
+        <w:rPr>
+          <w:rFonts w:ascii="Bookman Old Style" w:hAnsi="Bookman Old Style"/>
+          <w:b/>
+          <w:bCs/>
+        </w:rPr>
+        <w:t xml:space="preserve">-- Business </w:t>
+      </w:r>
+      <w:proofErr w:type="gramStart"/>
+      <w:r>
+        <w:rPr>
+          <w:rFonts w:ascii="Bookman Old Style" w:hAnsi="Bookman Old Style"/>
+          <w:b/>
+          <w:bCs/>
+        </w:rPr>
+        <w:t>purpose :</w:t>
+      </w:r>
+      <w:proofErr w:type="gramEnd"/>
+      <w:r>
+        <w:rPr>
+          <w:rFonts w:ascii="Bookman Old Style" w:hAnsi="Bookman Old Style"/>
+          <w:b/>
+          <w:bCs/>
+        </w:rPr>
+        <w:t xml:space="preserve"> identify high demand departments to support capacity/operational planning</w:t>
+      </w:r>
+    </w:p>
+    <w:p>
+      <w:pPr>
+        <w:spacing w:line="240" w:lineRule="auto"/>
+        <w:ind w:left="1440"/>
+        <w:contextualSpacing/>
+        <w:rPr>
+          <w:rFonts w:ascii="Bookman Old Style" w:hAnsi="Bookman Old Style"/>
+        </w:rPr>
+      </w:pPr>
+    </w:p>
+    <w:p>
+      <w:pPr>
+        <w:spacing w:line="240" w:lineRule="auto"/>
+        <w:ind w:left="1440"/>
+        <w:contextualSpacing/>
+        <w:rPr>
+          <w:rFonts w:ascii="Bookman Old Style" w:hAnsi="Bookman Old Style"/>
+        </w:rPr>
+      </w:pPr>
+      <w:r>
+        <w:rPr>
+          <w:rFonts w:ascii="Bookman Old Style" w:hAnsi="Bookman Old Style"/>
+        </w:rPr>
+        <w:t xml:space="preserve">select department, </w:t>
+      </w:r>
+      <w:proofErr w:type="gramStart"/>
+      <w:r>
+        <w:rPr>
+          <w:rFonts w:ascii="Bookman Old Style" w:hAnsi="Bookman Old Style"/>
+        </w:rPr>
+        <w:t>count(</w:t>
+      </w:r>
+      <w:proofErr w:type="gramEnd"/>
+      <w:r>
+        <w:rPr>
+          <w:rFonts w:ascii="Bookman Old Style" w:hAnsi="Bookman Old Style"/>
+        </w:rPr>
+        <w:t>*)</w:t>
+      </w:r>
+    </w:p>
+    <w:p>
+      <w:pPr>
+        <w:spacing w:line="240" w:lineRule="auto"/>
+        <w:ind w:left="1440"/>
+        <w:contextualSpacing/>
+        <w:rPr>
+          <w:rFonts w:ascii="Bookman Old Style" w:hAnsi="Bookman Old Style"/>
+        </w:rPr>
+      </w:pPr>
+      <w:r>
+        <w:rPr>
+          <w:rFonts w:ascii="Bookman Old Style" w:hAnsi="Bookman Old Style"/>
+        </w:rPr>
+        <w:t xml:space="preserve">from </w:t>
+      </w:r>
+      <w:proofErr w:type="spellStart"/>
+      <w:proofErr w:type="gramStart"/>
+      <w:r>
+        <w:rPr>
+          <w:rFonts w:ascii="Bookman Old Style" w:hAnsi="Bookman Old Style"/>
+        </w:rPr>
+        <w:t>hospital.visits</w:t>
+      </w:r>
+      <w:proofErr w:type="spellEnd"/>
+      <w:proofErr w:type="gramEnd"/>
+    </w:p>
+    <w:p>
+      <w:pPr>
+        <w:spacing w:line="240" w:lineRule="auto"/>
+        <w:ind w:left="1440"/>
+        <w:contextualSpacing/>
+        <w:rPr>
+          <w:rFonts w:ascii="Bookman Old Style" w:hAnsi="Bookman Old Style"/>
+        </w:rPr>
+      </w:pPr>
+      <w:r>
+        <w:rPr>
+          <w:rFonts w:ascii="Bookman Old Style" w:hAnsi="Bookman Old Style"/>
+        </w:rPr>
+        <w:t>group by department</w:t>
+      </w:r>
+    </w:p>
+    <w:p>
+      <w:pPr>
+        <w:spacing w:line="240" w:lineRule="auto"/>
+        <w:ind w:left="1440"/>
+        <w:contextualSpacing/>
+        <w:rPr>
+          <w:rFonts w:ascii="Bookman Old Style" w:hAnsi="Bookman Old Style"/>
+        </w:rPr>
+      </w:pPr>
+      <w:r>
+        <w:rPr>
+          <w:rFonts w:ascii="Bookman Old Style" w:hAnsi="Bookman Old Style"/>
+        </w:rPr>
+        <w:t xml:space="preserve">order by </w:t>
+      </w:r>
+      <w:proofErr w:type="gramStart"/>
+      <w:r>
+        <w:rPr>
+          <w:rFonts w:ascii="Bookman Old Style" w:hAnsi="Bookman Old Style"/>
+        </w:rPr>
+        <w:t>count(</w:t>
+      </w:r>
+      <w:proofErr w:type="gramEnd"/>
+      <w:r>
+        <w:rPr>
+          <w:rFonts w:ascii="Bookman Old Style" w:hAnsi="Bookman Old Style"/>
+        </w:rPr>
+        <w:t xml:space="preserve">*) </w:t>
+      </w:r>
+      <w:proofErr w:type="spellStart"/>
+      <w:r>
+        <w:rPr>
+          <w:rFonts w:ascii="Bookman Old Style" w:hAnsi="Bookman Old Style"/>
+        </w:rPr>
+        <w:t>desc</w:t>
+      </w:r>
+      <w:proofErr w:type="spellEnd"/>
+    </w:p>
+    <w:p>
+      <w:pPr>
+        <w:spacing w:line="240" w:lineRule="auto"/>
+        <w:ind w:left="1440"/>
+        <w:contextualSpacing/>
+      </w:pPr>
+      <w:r>
+        <w:rPr>
+          <w:rFonts w:ascii="Bookman Old Style" w:hAnsi="Bookman Old Style"/>
+        </w:rPr>
+        <w:t>limit 10;</w:t>
+      </w:r>
+    </w:p>
+    <w:p>
+      <w:pPr>
+        <w:ind w:left="1440"/>
+      </w:pPr>
+    </w:p>
+    <w:p>
+      <w:pPr>
         <w:ind w:left="1440"/>
       </w:pPr>
       <w:r>
@@ -300,7 +538,7 @@
                     <pic:cNvPicPr/>
                   </pic:nvPicPr>
                   <pic:blipFill>
-                    <a:blip r:embed="rId8"/>
+                    <a:blip r:embed="rId7"/>
                     <a:stretch>
                       <a:fillRect/>
                     </a:stretch>
@@ -344,13 +582,256 @@
     </w:p>
     <w:p>
       <w:pPr>
-        <w:ind w:left="1440"/>
-      </w:pPr>
-      <w:r>
+        <w:spacing w:line="240" w:lineRule="auto"/>
+        <w:ind w:left="1440"/>
+        <w:contextualSpacing/>
+        <w:rPr>
+          <w:rFonts w:ascii="Bookman Old Style" w:hAnsi="Bookman Old Style"/>
+          <w:b/>
+          <w:bCs/>
+        </w:rPr>
+      </w:pPr>
+      <w:r>
+        <w:rPr>
+          <w:rFonts w:ascii="Bookman Old Style" w:hAnsi="Bookman Old Style"/>
+          <w:b/>
+          <w:bCs/>
+        </w:rPr>
+        <w:t xml:space="preserve">-- </w:t>
+      </w:r>
+      <w:proofErr w:type="gramStart"/>
+      <w:r>
+        <w:rPr>
+          <w:rFonts w:ascii="Bookman Old Style" w:hAnsi="Bookman Old Style"/>
+          <w:b/>
+          <w:bCs/>
+        </w:rPr>
+        <w:t>2.Top</w:t>
+      </w:r>
+      <w:proofErr w:type="gramEnd"/>
+      <w:r>
+        <w:rPr>
+          <w:rFonts w:ascii="Bookman Old Style" w:hAnsi="Bookman Old Style"/>
+          <w:b/>
+          <w:bCs/>
+        </w:rPr>
+        <w:t xml:space="preserve"> 5 departments with highest </w:t>
+      </w:r>
+      <w:proofErr w:type="spellStart"/>
+      <w:r>
+        <w:rPr>
+          <w:rFonts w:ascii="Bookman Old Style" w:hAnsi="Bookman Old Style"/>
+          <w:b/>
+          <w:bCs/>
+        </w:rPr>
+        <w:t>avg</w:t>
+      </w:r>
+      <w:proofErr w:type="spellEnd"/>
+      <w:r>
+        <w:rPr>
+          <w:rFonts w:ascii="Bookman Old Style" w:hAnsi="Bookman Old Style"/>
+          <w:b/>
+          <w:bCs/>
+        </w:rPr>
+        <w:t xml:space="preserve"> length of stays</w:t>
+      </w:r>
+    </w:p>
+    <w:p>
+      <w:pPr>
+        <w:spacing w:line="240" w:lineRule="auto"/>
+        <w:ind w:left="1440"/>
+        <w:contextualSpacing/>
+        <w:rPr>
+          <w:rFonts w:ascii="Bookman Old Style" w:hAnsi="Bookman Old Style"/>
+          <w:b/>
+          <w:bCs/>
+        </w:rPr>
+      </w:pPr>
+      <w:r>
+        <w:rPr>
+          <w:rFonts w:ascii="Bookman Old Style" w:hAnsi="Bookman Old Style"/>
+          <w:b/>
+          <w:bCs/>
+        </w:rPr>
+        <w:t>-- Business purpose: Detect departments with operational inefficiencies or complex cases</w:t>
+      </w:r>
+    </w:p>
+    <w:p>
+      <w:pPr>
+        <w:spacing w:line="240" w:lineRule="auto"/>
+        <w:ind w:left="1440"/>
+        <w:contextualSpacing/>
+        <w:rPr>
+          <w:rFonts w:ascii="Bookman Old Style" w:hAnsi="Bookman Old Style"/>
+        </w:rPr>
+      </w:pPr>
+    </w:p>
+    <w:p>
+      <w:pPr>
+        <w:spacing w:line="240" w:lineRule="auto"/>
+        <w:ind w:left="1440"/>
+        <w:contextualSpacing/>
+        <w:rPr>
+          <w:rFonts w:ascii="Bookman Old Style" w:hAnsi="Bookman Old Style"/>
+        </w:rPr>
+      </w:pPr>
+      <w:r>
+        <w:rPr>
+          <w:rFonts w:ascii="Bookman Old Style" w:hAnsi="Bookman Old Style"/>
+        </w:rPr>
+        <w:t>select department, round(</w:t>
+      </w:r>
+      <w:proofErr w:type="spellStart"/>
+      <w:r>
+        <w:rPr>
+          <w:rFonts w:ascii="Bookman Old Style" w:hAnsi="Bookman Old Style"/>
+        </w:rPr>
+        <w:t>avg</w:t>
+      </w:r>
+      <w:proofErr w:type="spellEnd"/>
+      <w:r>
+        <w:rPr>
+          <w:rFonts w:ascii="Bookman Old Style" w:hAnsi="Bookman Old Style"/>
+        </w:rPr>
+        <w:t>(</w:t>
+      </w:r>
+      <w:proofErr w:type="spellStart"/>
+      <w:r>
+        <w:rPr>
+          <w:rFonts w:ascii="Bookman Old Style" w:hAnsi="Bookman Old Style"/>
+        </w:rPr>
+        <w:t>length_of_stay_hours</w:t>
+      </w:r>
+      <w:proofErr w:type="spellEnd"/>
+      <w:r>
+        <w:rPr>
+          <w:rFonts w:ascii="Bookman Old Style" w:hAnsi="Bookman Old Style"/>
+        </w:rPr>
+        <w:t xml:space="preserve">),2) as </w:t>
+      </w:r>
+      <w:proofErr w:type="spellStart"/>
+      <w:r>
+        <w:rPr>
+          <w:rFonts w:ascii="Bookman Old Style" w:hAnsi="Bookman Old Style"/>
+        </w:rPr>
+        <w:t>avg_len_of_stay</w:t>
+      </w:r>
+      <w:proofErr w:type="spellEnd"/>
+    </w:p>
+    <w:p>
+      <w:pPr>
+        <w:spacing w:line="240" w:lineRule="auto"/>
+        <w:ind w:left="1440"/>
+        <w:contextualSpacing/>
+        <w:rPr>
+          <w:rFonts w:ascii="Bookman Old Style" w:hAnsi="Bookman Old Style"/>
+        </w:rPr>
+      </w:pPr>
+      <w:r>
+        <w:rPr>
+          <w:rFonts w:ascii="Bookman Old Style" w:hAnsi="Bookman Old Style"/>
+        </w:rPr>
+        <w:t xml:space="preserve">from </w:t>
+      </w:r>
+      <w:proofErr w:type="spellStart"/>
+      <w:proofErr w:type="gramStart"/>
+      <w:r>
+        <w:rPr>
+          <w:rFonts w:ascii="Bookman Old Style" w:hAnsi="Bookman Old Style"/>
+        </w:rPr>
+        <w:t>hospital.visits</w:t>
+      </w:r>
+      <w:proofErr w:type="spellEnd"/>
+      <w:proofErr w:type="gramEnd"/>
+    </w:p>
+    <w:p>
+      <w:pPr>
+        <w:spacing w:line="240" w:lineRule="auto"/>
+        <w:ind w:left="1440"/>
+        <w:contextualSpacing/>
+        <w:rPr>
+          <w:rFonts w:ascii="Bookman Old Style" w:hAnsi="Bookman Old Style"/>
+        </w:rPr>
+      </w:pPr>
+      <w:r>
+        <w:rPr>
+          <w:rFonts w:ascii="Bookman Old Style" w:hAnsi="Bookman Old Style"/>
+        </w:rPr>
+        <w:t>group by department</w:t>
+      </w:r>
+    </w:p>
+    <w:p>
+      <w:pPr>
+        <w:spacing w:line="240" w:lineRule="auto"/>
+        <w:ind w:left="1440"/>
+        <w:contextualSpacing/>
+        <w:rPr>
+          <w:rFonts w:ascii="Bookman Old Style" w:hAnsi="Bookman Old Style"/>
+        </w:rPr>
+      </w:pPr>
+      <w:r>
+        <w:rPr>
+          <w:rFonts w:ascii="Bookman Old Style" w:hAnsi="Bookman Old Style"/>
+        </w:rPr>
+        <w:t xml:space="preserve">order by </w:t>
+      </w:r>
+      <w:proofErr w:type="spellStart"/>
+      <w:r>
+        <w:rPr>
+          <w:rFonts w:ascii="Bookman Old Style" w:hAnsi="Bookman Old Style"/>
+        </w:rPr>
+        <w:t>avg_len_of_stay</w:t>
+      </w:r>
+      <w:proofErr w:type="spellEnd"/>
+      <w:r>
+        <w:rPr>
+          <w:rFonts w:ascii="Bookman Old Style" w:hAnsi="Bookman Old Style"/>
+        </w:rPr>
+        <w:t xml:space="preserve"> </w:t>
+      </w:r>
+      <w:proofErr w:type="spellStart"/>
+      <w:r>
+        <w:rPr>
+          <w:rFonts w:ascii="Bookman Old Style" w:hAnsi="Bookman Old Style"/>
+        </w:rPr>
+        <w:t>desc</w:t>
+      </w:r>
+      <w:proofErr w:type="spellEnd"/>
+    </w:p>
+    <w:p>
+      <w:pPr>
+        <w:spacing w:line="240" w:lineRule="auto"/>
+        <w:ind w:left="1440"/>
+        <w:contextualSpacing/>
+        <w:rPr>
+          <w:rFonts w:ascii="Bookman Old Style" w:hAnsi="Bookman Old Style"/>
+        </w:rPr>
+      </w:pPr>
+      <w:r>
+        <w:rPr>
+          <w:rFonts w:ascii="Bookman Old Style" w:hAnsi="Bookman Old Style"/>
+        </w:rPr>
+        <w:t>limit 5;</w:t>
+      </w:r>
+    </w:p>
+    <w:p>
+      <w:pPr>
+        <w:ind w:left="360"/>
+      </w:pPr>
+    </w:p>
+    <w:p>
+      <w:pPr>
+        <w:ind w:left="1440"/>
+      </w:pPr>
+      <w:r>
+        <w:rPr>
+          <w:noProof/>
+        </w:rPr>
+        <w:lastRenderedPageBreak/>
         <w:drawing>
-          <wp:inline distT="0" distB="0" distL="0" distR="0" wp14:anchorId="092D0AC4" wp14:editId="10896893">
-            <wp:extent cx="5731510" cy="2437765"/>
-            <wp:effectExtent l="0" t="0" r="2540" b="635"/>
+          <wp:inline distT="0" distB="0" distL="0" distR="0" wp14:anchorId="092D0AC4" wp14:editId="572F175A">
+            <wp:extent cx="5485170" cy="2332990"/>
+            <wp:effectExtent l="0" t="0" r="1270" b="0"/>
             <wp:docPr id="1401510071" name="Picture 1"/>
             <wp:cNvGraphicFramePr>
               <a:graphicFrameLocks xmlns:a="http://schemas.openxmlformats.org/drawingml/2006/main" noChangeAspect="1"/>
@@ -363,7 +844,7 @@
                     <pic:cNvPicPr/>
                   </pic:nvPicPr>
                   <pic:blipFill>
-                    <a:blip r:embed="rId9"/>
+                    <a:blip r:embed="rId8"/>
                     <a:stretch>
                       <a:fillRect/>
                     </a:stretch>
@@ -371,7 +852,7 @@
                   <pic:spPr>
                     <a:xfrm>
                       <a:off x="0" y="0"/>
-                      <a:ext cx="5731510" cy="2437765"/>
+                      <a:ext cx="5485210" cy="2333007"/>
                     </a:xfrm>
                     <a:prstGeom prst="rect">
                       <a:avLst/>
@@ -399,7 +880,23 @@
           <w:b/>
           <w:bCs/>
         </w:rPr>
-        <w:t>percentage of High Risk visits per department</w:t>
+        <w:t xml:space="preserve">percentage of </w:t>
+      </w:r>
+      <w:proofErr w:type="gramStart"/>
+      <w:r>
+        <w:rPr>
+          <w:b/>
+          <w:bCs/>
+        </w:rPr>
+        <w:t>High Risk</w:t>
+      </w:r>
+      <w:proofErr w:type="gramEnd"/>
+      <w:r>
+        <w:rPr>
+          <w:b/>
+          <w:bCs/>
+        </w:rPr>
+        <w:t xml:space="preserve"> visits per department</w:t>
       </w:r>
       <w:r>
         <w:t>.</w:t>
@@ -407,13 +904,273 @@
     </w:p>
     <w:p>
       <w:pPr>
-        <w:ind w:left="1440"/>
-      </w:pPr>
-      <w:r>
+        <w:spacing w:line="240" w:lineRule="auto"/>
+        <w:ind w:left="1440"/>
+        <w:contextualSpacing/>
+        <w:rPr>
+          <w:rFonts w:ascii="Bookman Old Style" w:hAnsi="Bookman Old Style"/>
+          <w:b/>
+          <w:bCs/>
+        </w:rPr>
+      </w:pPr>
+      <w:r>
+        <w:rPr>
+          <w:rFonts w:ascii="Bookman Old Style" w:hAnsi="Bookman Old Style"/>
+          <w:b/>
+          <w:bCs/>
+        </w:rPr>
+        <w:t xml:space="preserve">-- 3. % of </w:t>
+      </w:r>
+      <w:proofErr w:type="gramStart"/>
+      <w:r>
+        <w:rPr>
+          <w:rFonts w:ascii="Bookman Old Style" w:hAnsi="Bookman Old Style"/>
+          <w:b/>
+          <w:bCs/>
+        </w:rPr>
+        <w:t>high risk</w:t>
+      </w:r>
+      <w:proofErr w:type="gramEnd"/>
+      <w:r>
+        <w:rPr>
+          <w:rFonts w:ascii="Bookman Old Style" w:hAnsi="Bookman Old Style"/>
+          <w:b/>
+          <w:bCs/>
+        </w:rPr>
+        <w:t xml:space="preserve"> visits per department</w:t>
+      </w:r>
+    </w:p>
+    <w:p>
+      <w:pPr>
+        <w:spacing w:line="240" w:lineRule="auto"/>
+        <w:ind w:left="1440"/>
+        <w:contextualSpacing/>
+        <w:rPr>
+          <w:rFonts w:ascii="Bookman Old Style" w:hAnsi="Bookman Old Style"/>
+          <w:b/>
+          <w:bCs/>
+        </w:rPr>
+      </w:pPr>
+      <w:r>
+        <w:rPr>
+          <w:rFonts w:ascii="Bookman Old Style" w:hAnsi="Bookman Old Style"/>
+          <w:b/>
+          <w:bCs/>
+        </w:rPr>
+        <w:t xml:space="preserve">-- </w:t>
+      </w:r>
+      <w:proofErr w:type="spellStart"/>
+      <w:r>
+        <w:rPr>
+          <w:rFonts w:ascii="Bookman Old Style" w:hAnsi="Bookman Old Style"/>
+          <w:b/>
+          <w:bCs/>
+        </w:rPr>
+        <w:t>Buisness</w:t>
+      </w:r>
+      <w:proofErr w:type="spellEnd"/>
+      <w:r>
+        <w:rPr>
+          <w:rFonts w:ascii="Bookman Old Style" w:hAnsi="Bookman Old Style"/>
+          <w:b/>
+          <w:bCs/>
+        </w:rPr>
+        <w:t xml:space="preserve"> purpose: Understand clinical risk concentration across departments</w:t>
+      </w:r>
+    </w:p>
+    <w:p>
+      <w:pPr>
+        <w:spacing w:line="240" w:lineRule="auto"/>
+        <w:ind w:left="1440"/>
+        <w:contextualSpacing/>
+        <w:rPr>
+          <w:rFonts w:ascii="Bookman Old Style" w:hAnsi="Bookman Old Style"/>
+        </w:rPr>
+      </w:pPr>
+    </w:p>
+    <w:p>
+      <w:pPr>
+        <w:spacing w:line="240" w:lineRule="auto"/>
+        <w:ind w:left="1440"/>
+        <w:contextualSpacing/>
+        <w:rPr>
+          <w:rFonts w:ascii="Bookman Old Style" w:hAnsi="Bookman Old Style"/>
+        </w:rPr>
+      </w:pPr>
+      <w:r>
+        <w:rPr>
+          <w:rFonts w:ascii="Bookman Old Style" w:hAnsi="Bookman Old Style"/>
+        </w:rPr>
+        <w:t xml:space="preserve">select department, </w:t>
+      </w:r>
+      <w:proofErr w:type="gramStart"/>
+      <w:r>
+        <w:rPr>
+          <w:rFonts w:ascii="Bookman Old Style" w:hAnsi="Bookman Old Style"/>
+        </w:rPr>
+        <w:t>round(</w:t>
+      </w:r>
+      <w:proofErr w:type="gramEnd"/>
+      <w:r>
+        <w:rPr>
+          <w:rFonts w:ascii="Bookman Old Style" w:hAnsi="Bookman Old Style"/>
+        </w:rPr>
+        <w:t>100*</w:t>
+      </w:r>
+      <w:proofErr w:type="gramStart"/>
+      <w:r>
+        <w:rPr>
+          <w:rFonts w:ascii="Bookman Old Style" w:hAnsi="Bookman Old Style"/>
+        </w:rPr>
+        <w:t>sum(</w:t>
+      </w:r>
+      <w:proofErr w:type="gramEnd"/>
+      <w:r>
+        <w:rPr>
+          <w:rFonts w:ascii="Bookman Old Style" w:hAnsi="Bookman Old Style"/>
+        </w:rPr>
+        <w:t xml:space="preserve">case when </w:t>
+      </w:r>
+      <w:proofErr w:type="spellStart"/>
+      <w:r>
+        <w:rPr>
+          <w:rFonts w:ascii="Bookman Old Style" w:hAnsi="Bookman Old Style"/>
+        </w:rPr>
+        <w:t>risk_score</w:t>
+      </w:r>
+      <w:proofErr w:type="spellEnd"/>
+      <w:r>
+        <w:rPr>
+          <w:rFonts w:ascii="Bookman Old Style" w:hAnsi="Bookman Old Style"/>
+        </w:rPr>
+        <w:t>='High' then 1 else 0 end)/</w:t>
+      </w:r>
+      <w:proofErr w:type="gramStart"/>
+      <w:r>
+        <w:rPr>
+          <w:rFonts w:ascii="Bookman Old Style" w:hAnsi="Bookman Old Style"/>
+        </w:rPr>
+        <w:t>count(</w:t>
+      </w:r>
+      <w:proofErr w:type="gramEnd"/>
+      <w:r>
+        <w:rPr>
+          <w:rFonts w:ascii="Bookman Old Style" w:hAnsi="Bookman Old Style"/>
+        </w:rPr>
+        <w:t xml:space="preserve">*),2) as </w:t>
+      </w:r>
+      <w:proofErr w:type="spellStart"/>
+      <w:r>
+        <w:rPr>
+          <w:rFonts w:ascii="Bookman Old Style" w:hAnsi="Bookman Old Style"/>
+        </w:rPr>
+        <w:t>high_risk_per</w:t>
+      </w:r>
+      <w:proofErr w:type="spellEnd"/>
+    </w:p>
+    <w:p>
+      <w:pPr>
+        <w:spacing w:line="240" w:lineRule="auto"/>
+        <w:ind w:left="1440"/>
+        <w:contextualSpacing/>
+        <w:rPr>
+          <w:rFonts w:ascii="Bookman Old Style" w:hAnsi="Bookman Old Style"/>
+        </w:rPr>
+      </w:pPr>
+      <w:r>
+        <w:rPr>
+          <w:rFonts w:ascii="Bookman Old Style" w:hAnsi="Bookman Old Style"/>
+        </w:rPr>
+        <w:t xml:space="preserve">from </w:t>
+      </w:r>
+      <w:proofErr w:type="spellStart"/>
+      <w:proofErr w:type="gramStart"/>
+      <w:r>
+        <w:rPr>
+          <w:rFonts w:ascii="Bookman Old Style" w:hAnsi="Bookman Old Style"/>
+        </w:rPr>
+        <w:t>hospital.visits</w:t>
+      </w:r>
+      <w:proofErr w:type="spellEnd"/>
+      <w:proofErr w:type="gramEnd"/>
+    </w:p>
+    <w:p>
+      <w:pPr>
+        <w:spacing w:line="240" w:lineRule="auto"/>
+        <w:ind w:left="1440"/>
+        <w:contextualSpacing/>
+        <w:rPr>
+          <w:rFonts w:ascii="Bookman Old Style" w:hAnsi="Bookman Old Style"/>
+        </w:rPr>
+      </w:pPr>
+      <w:r>
+        <w:rPr>
+          <w:rFonts w:ascii="Bookman Old Style" w:hAnsi="Bookman Old Style"/>
+        </w:rPr>
+        <w:t>group by department</w:t>
+      </w:r>
+    </w:p>
+    <w:p>
+      <w:pPr>
+        <w:spacing w:line="240" w:lineRule="auto"/>
+        <w:ind w:left="1440"/>
+        <w:contextualSpacing/>
+        <w:rPr>
+          <w:rFonts w:ascii="Bookman Old Style" w:hAnsi="Bookman Old Style"/>
+        </w:rPr>
+      </w:pPr>
+      <w:r>
+        <w:rPr>
+          <w:rFonts w:ascii="Bookman Old Style" w:hAnsi="Bookman Old Style"/>
+        </w:rPr>
+        <w:t xml:space="preserve">order by </w:t>
+      </w:r>
+      <w:proofErr w:type="spellStart"/>
+      <w:r>
+        <w:rPr>
+          <w:rFonts w:ascii="Bookman Old Style" w:hAnsi="Bookman Old Style"/>
+        </w:rPr>
+        <w:t>high_risk_per</w:t>
+      </w:r>
+      <w:proofErr w:type="spellEnd"/>
+      <w:r>
+        <w:rPr>
+          <w:rFonts w:ascii="Bookman Old Style" w:hAnsi="Bookman Old Style"/>
+        </w:rPr>
+        <w:t xml:space="preserve"> </w:t>
+      </w:r>
+      <w:proofErr w:type="spellStart"/>
+      <w:r>
+        <w:rPr>
+          <w:rFonts w:ascii="Bookman Old Style" w:hAnsi="Bookman Old Style"/>
+        </w:rPr>
+        <w:t>desc</w:t>
+      </w:r>
+      <w:proofErr w:type="spellEnd"/>
+      <w:r>
+        <w:rPr>
+          <w:rFonts w:ascii="Bookman Old Style" w:hAnsi="Bookman Old Style"/>
+        </w:rPr>
+        <w:t>;</w:t>
+      </w:r>
+    </w:p>
+    <w:p>
+      <w:pPr>
+        <w:ind w:left="1440"/>
+      </w:pPr>
+    </w:p>
+    <w:p>
+      <w:pPr>
+        <w:ind w:left="1440"/>
+      </w:pPr>
+      <w:r>
+        <w:rPr>
+          <w:noProof/>
+        </w:rPr>
         <w:drawing>
-          <wp:inline distT="0" distB="0" distL="0" distR="0" wp14:anchorId="11F931C1" wp14:editId="450EBAB8">
-            <wp:extent cx="5731510" cy="1849755"/>
-            <wp:effectExtent l="0" t="0" r="2540" b="0"/>
+          <wp:inline distT="0" distB="0" distL="0" distR="0" wp14:anchorId="11F931C1" wp14:editId="7634A0B3">
+            <wp:extent cx="5485130" cy="1770240"/>
+            <wp:effectExtent l="0" t="0" r="1270" b="1905"/>
             <wp:docPr id="1417760896" name="Picture 1"/>
             <wp:cNvGraphicFramePr>
               <a:graphicFrameLocks xmlns:a="http://schemas.openxmlformats.org/drawingml/2006/main" noChangeAspect="1"/>
@@ -426,7 +1183,7 @@
                     <pic:cNvPicPr/>
                   </pic:nvPicPr>
                   <pic:blipFill>
-                    <a:blip r:embed="rId10"/>
+                    <a:blip r:embed="rId9"/>
                     <a:stretch>
                       <a:fillRect/>
                     </a:stretch>
@@ -434,7 +1191,7 @@
                   <pic:spPr>
                     <a:xfrm>
                       <a:off x="0" y="0"/>
-                      <a:ext cx="5731510" cy="1849755"/>
+                      <a:ext cx="5487780" cy="1771095"/>
                     </a:xfrm>
                     <a:prstGeom prst="rect">
                       <a:avLst/>
@@ -454,12 +1211,43 @@
     </w:p>
     <w:p>
       <w:pPr>
+        <w:ind w:left="1440"/>
+      </w:pPr>
+    </w:p>
+    <w:p>
+      <w:pPr>
+        <w:ind w:left="1440"/>
+      </w:pPr>
+    </w:p>
+    <w:p>
+      <w:pPr>
+        <w:ind w:left="1440"/>
+      </w:pPr>
+    </w:p>
+    <w:p>
+      <w:pPr>
+        <w:ind w:left="1440"/>
+      </w:pPr>
+    </w:p>
+    <w:p>
+      <w:pPr>
+        <w:ind w:left="1440"/>
+      </w:pPr>
+    </w:p>
+    <w:p>
+      <w:pPr>
+        <w:ind w:left="1440"/>
+      </w:pPr>
+    </w:p>
+    <w:p>
+      <w:pPr>
         <w:numPr>
           <w:ilvl w:val="1"/>
           <w:numId w:val="2"/>
         </w:numPr>
       </w:pPr>
       <w:r>
+        <w:lastRenderedPageBreak/>
         <w:t>Determine the </w:t>
       </w:r>
       <w:r>
@@ -475,10 +1263,349 @@
     </w:p>
     <w:p>
       <w:pPr>
-        <w:ind w:left="1440"/>
-      </w:pPr>
-      <w:r>
-        <w:lastRenderedPageBreak/>
+        <w:spacing w:line="240" w:lineRule="auto"/>
+        <w:ind w:left="1440"/>
+        <w:contextualSpacing/>
+        <w:rPr>
+          <w:rFonts w:ascii="Bookman Old Style" w:hAnsi="Bookman Old Style"/>
+          <w:b/>
+          <w:bCs/>
+        </w:rPr>
+      </w:pPr>
+      <w:r>
+        <w:rPr>
+          <w:rFonts w:ascii="Bookman Old Style" w:hAnsi="Bookman Old Style"/>
+          <w:b/>
+          <w:bCs/>
+        </w:rPr>
+        <w:t xml:space="preserve">-- </w:t>
+      </w:r>
+      <w:proofErr w:type="gramStart"/>
+      <w:r>
+        <w:rPr>
+          <w:rFonts w:ascii="Bookman Old Style" w:hAnsi="Bookman Old Style"/>
+          <w:b/>
+          <w:bCs/>
+        </w:rPr>
+        <w:t>4.average</w:t>
+      </w:r>
+      <w:proofErr w:type="gramEnd"/>
+      <w:r>
+        <w:rPr>
+          <w:rFonts w:ascii="Bookman Old Style" w:hAnsi="Bookman Old Style"/>
+          <w:b/>
+          <w:bCs/>
+        </w:rPr>
+        <w:t xml:space="preserve"> number of visits per patient by city</w:t>
+      </w:r>
+    </w:p>
+    <w:p>
+      <w:pPr>
+        <w:spacing w:line="240" w:lineRule="auto"/>
+        <w:ind w:left="1440"/>
+        <w:contextualSpacing/>
+        <w:rPr>
+          <w:rFonts w:ascii="Bookman Old Style" w:hAnsi="Bookman Old Style"/>
+          <w:b/>
+          <w:bCs/>
+        </w:rPr>
+      </w:pPr>
+      <w:r>
+        <w:rPr>
+          <w:rFonts w:ascii="Bookman Old Style" w:hAnsi="Bookman Old Style"/>
+          <w:b/>
+          <w:bCs/>
+        </w:rPr>
+        <w:t xml:space="preserve">-- Business purpose: Identify cities with higher repeat </w:t>
+      </w:r>
+      <w:proofErr w:type="spellStart"/>
+      <w:r>
+        <w:rPr>
+          <w:rFonts w:ascii="Bookman Old Style" w:hAnsi="Bookman Old Style"/>
+          <w:b/>
+          <w:bCs/>
+        </w:rPr>
+        <w:t>beahaviour</w:t>
+      </w:r>
+      <w:proofErr w:type="spellEnd"/>
+      <w:r>
+        <w:rPr>
+          <w:rFonts w:ascii="Bookman Old Style" w:hAnsi="Bookman Old Style"/>
+          <w:b/>
+          <w:bCs/>
+        </w:rPr>
+        <w:t xml:space="preserve"> and service demand.</w:t>
+      </w:r>
+    </w:p>
+    <w:p>
+      <w:pPr>
+        <w:spacing w:line="240" w:lineRule="auto"/>
+        <w:ind w:left="1440"/>
+        <w:contextualSpacing/>
+        <w:rPr>
+          <w:rFonts w:ascii="Bookman Old Style" w:hAnsi="Bookman Old Style"/>
+        </w:rPr>
+      </w:pPr>
+    </w:p>
+    <w:p>
+      <w:pPr>
+        <w:spacing w:line="240" w:lineRule="auto"/>
+        <w:ind w:left="1440"/>
+        <w:contextualSpacing/>
+        <w:rPr>
+          <w:rFonts w:ascii="Bookman Old Style" w:hAnsi="Bookman Old Style"/>
+        </w:rPr>
+      </w:pPr>
+      <w:r>
+        <w:rPr>
+          <w:rFonts w:ascii="Bookman Old Style" w:hAnsi="Bookman Old Style"/>
+        </w:rPr>
+        <w:t xml:space="preserve">select </w:t>
+      </w:r>
+      <w:proofErr w:type="spellStart"/>
+      <w:proofErr w:type="gramStart"/>
+      <w:r>
+        <w:rPr>
+          <w:rFonts w:ascii="Bookman Old Style" w:hAnsi="Bookman Old Style"/>
+        </w:rPr>
+        <w:t>p.city</w:t>
+      </w:r>
+      <w:proofErr w:type="gramEnd"/>
+      <w:r>
+        <w:rPr>
+          <w:rFonts w:ascii="Bookman Old Style" w:hAnsi="Bookman Old Style"/>
+        </w:rPr>
+        <w:t>,round</w:t>
+      </w:r>
+      <w:proofErr w:type="spellEnd"/>
+      <w:r>
+        <w:rPr>
+          <w:rFonts w:ascii="Bookman Old Style" w:hAnsi="Bookman Old Style"/>
+        </w:rPr>
+        <w:t>(count(</w:t>
+      </w:r>
+      <w:proofErr w:type="spellStart"/>
+      <w:proofErr w:type="gramStart"/>
+      <w:r>
+        <w:rPr>
+          <w:rFonts w:ascii="Bookman Old Style" w:hAnsi="Bookman Old Style"/>
+        </w:rPr>
+        <w:t>v.visit</w:t>
+      </w:r>
+      <w:proofErr w:type="gramEnd"/>
+      <w:r>
+        <w:rPr>
+          <w:rFonts w:ascii="Bookman Old Style" w:hAnsi="Bookman Old Style"/>
+        </w:rPr>
+        <w:t>_id</w:t>
+      </w:r>
+      <w:proofErr w:type="spellEnd"/>
+      <w:r>
+        <w:rPr>
+          <w:rFonts w:ascii="Bookman Old Style" w:hAnsi="Bookman Old Style"/>
+        </w:rPr>
+        <w:t>)/</w:t>
+      </w:r>
+      <w:proofErr w:type="gramStart"/>
+      <w:r>
+        <w:rPr>
+          <w:rFonts w:ascii="Bookman Old Style" w:hAnsi="Bookman Old Style"/>
+        </w:rPr>
+        <w:t>count(</w:t>
+      </w:r>
+      <w:proofErr w:type="gramEnd"/>
+      <w:r>
+        <w:rPr>
+          <w:rFonts w:ascii="Bookman Old Style" w:hAnsi="Bookman Old Style"/>
+        </w:rPr>
+        <w:t xml:space="preserve">distinct </w:t>
+      </w:r>
+      <w:proofErr w:type="spellStart"/>
+      <w:proofErr w:type="gramStart"/>
+      <w:r>
+        <w:rPr>
+          <w:rFonts w:ascii="Bookman Old Style" w:hAnsi="Bookman Old Style"/>
+        </w:rPr>
+        <w:t>p.patient</w:t>
+      </w:r>
+      <w:proofErr w:type="gramEnd"/>
+      <w:r>
+        <w:rPr>
+          <w:rFonts w:ascii="Bookman Old Style" w:hAnsi="Bookman Old Style"/>
+        </w:rPr>
+        <w:t>_id</w:t>
+      </w:r>
+      <w:proofErr w:type="spellEnd"/>
+      <w:r>
+        <w:rPr>
+          <w:rFonts w:ascii="Bookman Old Style" w:hAnsi="Bookman Old Style"/>
+        </w:rPr>
+        <w:t xml:space="preserve">),0) as </w:t>
+      </w:r>
+      <w:proofErr w:type="spellStart"/>
+      <w:r>
+        <w:rPr>
+          <w:rFonts w:ascii="Bookman Old Style" w:hAnsi="Bookman Old Style"/>
+        </w:rPr>
+        <w:t>avg_visit_per_patient</w:t>
+      </w:r>
+      <w:proofErr w:type="spellEnd"/>
+    </w:p>
+    <w:p>
+      <w:pPr>
+        <w:spacing w:line="240" w:lineRule="auto"/>
+        <w:ind w:left="1440"/>
+        <w:contextualSpacing/>
+        <w:rPr>
+          <w:rFonts w:ascii="Bookman Old Style" w:hAnsi="Bookman Old Style"/>
+        </w:rPr>
+      </w:pPr>
+      <w:r>
+        <w:rPr>
+          <w:rFonts w:ascii="Bookman Old Style" w:hAnsi="Bookman Old Style"/>
+        </w:rPr>
+        <w:t xml:space="preserve">from </w:t>
+      </w:r>
+      <w:proofErr w:type="spellStart"/>
+      <w:proofErr w:type="gramStart"/>
+      <w:r>
+        <w:rPr>
+          <w:rFonts w:ascii="Bookman Old Style" w:hAnsi="Bookman Old Style"/>
+        </w:rPr>
+        <w:t>hospital.patients</w:t>
+      </w:r>
+      <w:proofErr w:type="spellEnd"/>
+      <w:proofErr w:type="gramEnd"/>
+      <w:r>
+        <w:rPr>
+          <w:rFonts w:ascii="Bookman Old Style" w:hAnsi="Bookman Old Style"/>
+        </w:rPr>
+        <w:t xml:space="preserve"> p join </w:t>
+      </w:r>
+      <w:proofErr w:type="spellStart"/>
+      <w:proofErr w:type="gramStart"/>
+      <w:r>
+        <w:rPr>
+          <w:rFonts w:ascii="Bookman Old Style" w:hAnsi="Bookman Old Style"/>
+        </w:rPr>
+        <w:t>hospital.visits</w:t>
+      </w:r>
+      <w:proofErr w:type="spellEnd"/>
+      <w:proofErr w:type="gramEnd"/>
+      <w:r>
+        <w:rPr>
+          <w:rFonts w:ascii="Bookman Old Style" w:hAnsi="Bookman Old Style"/>
+        </w:rPr>
+        <w:t xml:space="preserve"> v on </w:t>
+      </w:r>
+      <w:proofErr w:type="spellStart"/>
+      <w:proofErr w:type="gramStart"/>
+      <w:r>
+        <w:rPr>
+          <w:rFonts w:ascii="Bookman Old Style" w:hAnsi="Bookman Old Style"/>
+        </w:rPr>
+        <w:t>p.patient</w:t>
+      </w:r>
+      <w:proofErr w:type="gramEnd"/>
+      <w:r>
+        <w:rPr>
+          <w:rFonts w:ascii="Bookman Old Style" w:hAnsi="Bookman Old Style"/>
+        </w:rPr>
+        <w:t>_id</w:t>
+      </w:r>
+      <w:proofErr w:type="spellEnd"/>
+      <w:r>
+        <w:rPr>
+          <w:rFonts w:ascii="Bookman Old Style" w:hAnsi="Bookman Old Style"/>
+        </w:rPr>
+        <w:t xml:space="preserve"> = </w:t>
+      </w:r>
+      <w:proofErr w:type="spellStart"/>
+      <w:proofErr w:type="gramStart"/>
+      <w:r>
+        <w:rPr>
+          <w:rFonts w:ascii="Bookman Old Style" w:hAnsi="Bookman Old Style"/>
+        </w:rPr>
+        <w:t>v.patient</w:t>
+      </w:r>
+      <w:proofErr w:type="gramEnd"/>
+      <w:r>
+        <w:rPr>
+          <w:rFonts w:ascii="Bookman Old Style" w:hAnsi="Bookman Old Style"/>
+        </w:rPr>
+        <w:t>_id</w:t>
+      </w:r>
+      <w:proofErr w:type="spellEnd"/>
+    </w:p>
+    <w:p>
+      <w:pPr>
+        <w:spacing w:line="240" w:lineRule="auto"/>
+        <w:ind w:left="1440"/>
+        <w:contextualSpacing/>
+        <w:rPr>
+          <w:rFonts w:ascii="Bookman Old Style" w:hAnsi="Bookman Old Style"/>
+        </w:rPr>
+      </w:pPr>
+      <w:r>
+        <w:rPr>
+          <w:rFonts w:ascii="Bookman Old Style" w:hAnsi="Bookman Old Style"/>
+        </w:rPr>
+        <w:t xml:space="preserve">group by </w:t>
+      </w:r>
+      <w:proofErr w:type="spellStart"/>
+      <w:proofErr w:type="gramStart"/>
+      <w:r>
+        <w:rPr>
+          <w:rFonts w:ascii="Bookman Old Style" w:hAnsi="Bookman Old Style"/>
+        </w:rPr>
+        <w:t>p.city</w:t>
+      </w:r>
+      <w:proofErr w:type="spellEnd"/>
+      <w:proofErr w:type="gramEnd"/>
+    </w:p>
+    <w:p>
+      <w:pPr>
+        <w:spacing w:line="240" w:lineRule="auto"/>
+        <w:ind w:left="1440"/>
+        <w:contextualSpacing/>
+        <w:rPr>
+          <w:rFonts w:ascii="Bookman Old Style" w:hAnsi="Bookman Old Style"/>
+        </w:rPr>
+      </w:pPr>
+      <w:r>
+        <w:rPr>
+          <w:rFonts w:ascii="Bookman Old Style" w:hAnsi="Bookman Old Style"/>
+        </w:rPr>
+        <w:t xml:space="preserve">order by </w:t>
+      </w:r>
+      <w:proofErr w:type="spellStart"/>
+      <w:r>
+        <w:rPr>
+          <w:rFonts w:ascii="Bookman Old Style" w:hAnsi="Bookman Old Style"/>
+        </w:rPr>
+        <w:t>avg_visit_per_patient</w:t>
+      </w:r>
+      <w:proofErr w:type="spellEnd"/>
+      <w:r>
+        <w:rPr>
+          <w:rFonts w:ascii="Bookman Old Style" w:hAnsi="Bookman Old Style"/>
+        </w:rPr>
+        <w:t>;</w:t>
+      </w:r>
+    </w:p>
+    <w:p>
+      <w:pPr>
+        <w:ind w:left="1440"/>
+      </w:pPr>
+    </w:p>
+    <w:p>
+      <w:pPr>
+        <w:ind w:left="1440"/>
+      </w:pPr>
+      <w:r>
+        <w:rPr>
+          <w:noProof/>
+        </w:rPr>
         <w:drawing>
           <wp:inline distT="0" distB="0" distL="0" distR="0" wp14:anchorId="553B3E9E" wp14:editId="09C9DD98">
             <wp:extent cx="5731510" cy="2254250"/>
@@ -495,7 +1622,7 @@
                     <pic:cNvPicPr/>
                   </pic:nvPicPr>
                   <pic:blipFill>
-                    <a:blip r:embed="rId11"/>
+                    <a:blip r:embed="rId10"/>
                     <a:stretch>
                       <a:fillRect/>
                     </a:stretch>
@@ -541,7 +1668,23 @@
           <w:b/>
           <w:bCs/>
         </w:rPr>
-        <w:t>doctors handling the highest number of High Risk visits</w:t>
+        <w:t xml:space="preserve">doctors handling the highest number of </w:t>
+      </w:r>
+      <w:proofErr w:type="gramStart"/>
+      <w:r>
+        <w:rPr>
+          <w:b/>
+          <w:bCs/>
+        </w:rPr>
+        <w:t>High Risk</w:t>
+      </w:r>
+      <w:proofErr w:type="gramEnd"/>
+      <w:r>
+        <w:rPr>
+          <w:b/>
+          <w:bCs/>
+        </w:rPr>
+        <w:t xml:space="preserve"> visits</w:t>
       </w:r>
       <w:r>
         <w:t>.</w:t>
@@ -549,9 +1692,290 @@
     </w:p>
     <w:p>
       <w:pPr>
-        <w:ind w:left="1440"/>
-      </w:pPr>
-      <w:r>
+        <w:spacing w:line="240" w:lineRule="auto"/>
+        <w:ind w:left="1440"/>
+        <w:contextualSpacing/>
+        <w:rPr>
+          <w:rFonts w:ascii="Bookman Old Style" w:hAnsi="Bookman Old Style"/>
+          <w:b/>
+          <w:bCs/>
+        </w:rPr>
+      </w:pPr>
+      <w:r>
+        <w:rPr>
+          <w:rFonts w:ascii="Bookman Old Style" w:hAnsi="Bookman Old Style"/>
+          <w:b/>
+          <w:bCs/>
+        </w:rPr>
+        <w:t xml:space="preserve">-- </w:t>
+      </w:r>
+      <w:proofErr w:type="gramStart"/>
+      <w:r>
+        <w:rPr>
+          <w:rFonts w:ascii="Bookman Old Style" w:hAnsi="Bookman Old Style"/>
+          <w:b/>
+          <w:bCs/>
+        </w:rPr>
+        <w:t>5.Doctors</w:t>
+      </w:r>
+      <w:proofErr w:type="gramEnd"/>
+      <w:r>
+        <w:rPr>
+          <w:rFonts w:ascii="Bookman Old Style" w:hAnsi="Bookman Old Style"/>
+          <w:b/>
+          <w:bCs/>
+        </w:rPr>
+        <w:t xml:space="preserve"> handling the highest number of </w:t>
+      </w:r>
+      <w:proofErr w:type="gramStart"/>
+      <w:r>
+        <w:rPr>
+          <w:rFonts w:ascii="Bookman Old Style" w:hAnsi="Bookman Old Style"/>
+          <w:b/>
+          <w:bCs/>
+        </w:rPr>
+        <w:t>high risk</w:t>
+      </w:r>
+      <w:proofErr w:type="gramEnd"/>
+      <w:r>
+        <w:rPr>
+          <w:rFonts w:ascii="Bookman Old Style" w:hAnsi="Bookman Old Style"/>
+          <w:b/>
+          <w:bCs/>
+        </w:rPr>
+        <w:t xml:space="preserve"> visits</w:t>
+      </w:r>
+    </w:p>
+    <w:p>
+      <w:pPr>
+        <w:spacing w:line="240" w:lineRule="auto"/>
+        <w:ind w:left="1440"/>
+        <w:contextualSpacing/>
+        <w:rPr>
+          <w:rFonts w:ascii="Bookman Old Style" w:hAnsi="Bookman Old Style"/>
+          <w:b/>
+          <w:bCs/>
+        </w:rPr>
+      </w:pPr>
+      <w:r>
+        <w:rPr>
+          <w:rFonts w:ascii="Bookman Old Style" w:hAnsi="Bookman Old Style"/>
+          <w:b/>
+          <w:bCs/>
+        </w:rPr>
+        <w:t>-- Business purpose: Identify doctors handling complex cases for workload balancing and support</w:t>
+      </w:r>
+    </w:p>
+    <w:p>
+      <w:pPr>
+        <w:spacing w:line="240" w:lineRule="auto"/>
+        <w:ind w:left="1440"/>
+        <w:contextualSpacing/>
+        <w:rPr>
+          <w:rFonts w:ascii="Bookman Old Style" w:hAnsi="Bookman Old Style"/>
+        </w:rPr>
+      </w:pPr>
+    </w:p>
+    <w:p>
+      <w:pPr>
+        <w:spacing w:line="240" w:lineRule="auto"/>
+        <w:ind w:left="1440"/>
+        <w:contextualSpacing/>
+        <w:rPr>
+          <w:rFonts w:ascii="Bookman Old Style" w:hAnsi="Bookman Old Style"/>
+        </w:rPr>
+      </w:pPr>
+      <w:r>
+        <w:rPr>
+          <w:rFonts w:ascii="Bookman Old Style" w:hAnsi="Bookman Old Style"/>
+        </w:rPr>
+        <w:t xml:space="preserve">select </w:t>
+      </w:r>
+      <w:proofErr w:type="spellStart"/>
+      <w:r>
+        <w:rPr>
+          <w:rFonts w:ascii="Bookman Old Style" w:hAnsi="Bookman Old Style"/>
+        </w:rPr>
+        <w:t>doctor_</w:t>
+      </w:r>
+      <w:proofErr w:type="gramStart"/>
+      <w:r>
+        <w:rPr>
+          <w:rFonts w:ascii="Bookman Old Style" w:hAnsi="Bookman Old Style"/>
+        </w:rPr>
+        <w:t>id,count</w:t>
+      </w:r>
+      <w:proofErr w:type="spellEnd"/>
+      <w:proofErr w:type="gramEnd"/>
+      <w:r>
+        <w:rPr>
+          <w:rFonts w:ascii="Bookman Old Style" w:hAnsi="Bookman Old Style"/>
+        </w:rPr>
+        <w:t xml:space="preserve">(*) as </w:t>
+      </w:r>
+      <w:proofErr w:type="spellStart"/>
+      <w:r>
+        <w:rPr>
+          <w:rFonts w:ascii="Bookman Old Style" w:hAnsi="Bookman Old Style"/>
+        </w:rPr>
+        <w:t>high_risk_visit</w:t>
+      </w:r>
+      <w:proofErr w:type="spellEnd"/>
+    </w:p>
+    <w:p>
+      <w:pPr>
+        <w:spacing w:line="240" w:lineRule="auto"/>
+        <w:ind w:left="1440"/>
+        <w:contextualSpacing/>
+        <w:rPr>
+          <w:rFonts w:ascii="Bookman Old Style" w:hAnsi="Bookman Old Style"/>
+        </w:rPr>
+      </w:pPr>
+      <w:r>
+        <w:rPr>
+          <w:rFonts w:ascii="Bookman Old Style" w:hAnsi="Bookman Old Style"/>
+        </w:rPr>
+        <w:t xml:space="preserve">from </w:t>
+      </w:r>
+      <w:proofErr w:type="spellStart"/>
+      <w:proofErr w:type="gramStart"/>
+      <w:r>
+        <w:rPr>
+          <w:rFonts w:ascii="Bookman Old Style" w:hAnsi="Bookman Old Style"/>
+        </w:rPr>
+        <w:t>hospital.visits</w:t>
+      </w:r>
+      <w:proofErr w:type="spellEnd"/>
+      <w:proofErr w:type="gramEnd"/>
+    </w:p>
+    <w:p>
+      <w:pPr>
+        <w:spacing w:line="240" w:lineRule="auto"/>
+        <w:ind w:left="1440"/>
+        <w:contextualSpacing/>
+        <w:rPr>
+          <w:rFonts w:ascii="Bookman Old Style" w:hAnsi="Bookman Old Style"/>
+        </w:rPr>
+      </w:pPr>
+      <w:r>
+        <w:rPr>
+          <w:rFonts w:ascii="Bookman Old Style" w:hAnsi="Bookman Old Style"/>
+        </w:rPr>
+        <w:t xml:space="preserve">where </w:t>
+      </w:r>
+      <w:proofErr w:type="spellStart"/>
+      <w:r>
+        <w:rPr>
+          <w:rFonts w:ascii="Bookman Old Style" w:hAnsi="Bookman Old Style"/>
+        </w:rPr>
+        <w:t>risk_score</w:t>
+      </w:r>
+      <w:proofErr w:type="spellEnd"/>
+      <w:r>
+        <w:rPr>
+          <w:rFonts w:ascii="Bookman Old Style" w:hAnsi="Bookman Old Style"/>
+        </w:rPr>
+        <w:t>='High'</w:t>
+      </w:r>
+    </w:p>
+    <w:p>
+      <w:pPr>
+        <w:spacing w:line="240" w:lineRule="auto"/>
+        <w:ind w:left="1440"/>
+        <w:contextualSpacing/>
+        <w:rPr>
+          <w:rFonts w:ascii="Bookman Old Style" w:hAnsi="Bookman Old Style"/>
+        </w:rPr>
+      </w:pPr>
+      <w:r>
+        <w:rPr>
+          <w:rFonts w:ascii="Bookman Old Style" w:hAnsi="Bookman Old Style"/>
+        </w:rPr>
+        <w:t xml:space="preserve">group by </w:t>
+      </w:r>
+      <w:proofErr w:type="spellStart"/>
+      <w:r>
+        <w:rPr>
+          <w:rFonts w:ascii="Bookman Old Style" w:hAnsi="Bookman Old Style"/>
+        </w:rPr>
+        <w:t>doctor_id</w:t>
+      </w:r>
+      <w:proofErr w:type="spellEnd"/>
+      <w:r>
+        <w:rPr>
+          <w:rFonts w:ascii="Bookman Old Style" w:hAnsi="Bookman Old Style"/>
+        </w:rPr>
+        <w:t xml:space="preserve"> </w:t>
+      </w:r>
+    </w:p>
+    <w:p>
+      <w:pPr>
+        <w:spacing w:line="240" w:lineRule="auto"/>
+        <w:ind w:left="1440"/>
+        <w:contextualSpacing/>
+        <w:rPr>
+          <w:rFonts w:ascii="Bookman Old Style" w:hAnsi="Bookman Old Style"/>
+        </w:rPr>
+      </w:pPr>
+      <w:r>
+        <w:rPr>
+          <w:rFonts w:ascii="Bookman Old Style" w:hAnsi="Bookman Old Style"/>
+        </w:rPr>
+        <w:t xml:space="preserve">order by </w:t>
+      </w:r>
+      <w:proofErr w:type="spellStart"/>
+      <w:r>
+        <w:rPr>
+          <w:rFonts w:ascii="Bookman Old Style" w:hAnsi="Bookman Old Style"/>
+        </w:rPr>
+        <w:t>high_risk_visit</w:t>
+      </w:r>
+      <w:proofErr w:type="spellEnd"/>
+      <w:r>
+        <w:rPr>
+          <w:rFonts w:ascii="Bookman Old Style" w:hAnsi="Bookman Old Style"/>
+        </w:rPr>
+        <w:t xml:space="preserve"> </w:t>
+      </w:r>
+      <w:proofErr w:type="spellStart"/>
+      <w:r>
+        <w:rPr>
+          <w:rFonts w:ascii="Bookman Old Style" w:hAnsi="Bookman Old Style"/>
+        </w:rPr>
+        <w:t>desc</w:t>
+      </w:r>
+      <w:proofErr w:type="spellEnd"/>
+    </w:p>
+    <w:p>
+      <w:pPr>
+        <w:spacing w:line="240" w:lineRule="auto"/>
+        <w:ind w:left="1440"/>
+        <w:contextualSpacing/>
+        <w:rPr>
+          <w:rFonts w:ascii="Bookman Old Style" w:hAnsi="Bookman Old Style"/>
+        </w:rPr>
+      </w:pPr>
+      <w:r>
+        <w:rPr>
+          <w:rFonts w:ascii="Bookman Old Style" w:hAnsi="Bookman Old Style"/>
+        </w:rPr>
+        <w:t>limit 10;</w:t>
+      </w:r>
+    </w:p>
+    <w:p>
+      <w:pPr>
+        <w:ind w:left="1440"/>
+      </w:pPr>
+    </w:p>
+    <w:p>
+      <w:pPr>
+        <w:ind w:left="1440"/>
+      </w:pPr>
+      <w:r>
+        <w:rPr>
+          <w:noProof/>
+        </w:rPr>
+        <w:lastRenderedPageBreak/>
         <w:drawing>
           <wp:inline distT="0" distB="0" distL="0" distR="0" wp14:anchorId="5D4514BD" wp14:editId="11282690">
             <wp:extent cx="5731510" cy="3025140"/>
@@ -568,7 +1992,7 @@
                     <pic:cNvPicPr/>
                   </pic:nvPicPr>
                   <pic:blipFill>
-                    <a:blip r:embed="rId12"/>
+                    <a:blip r:embed="rId11"/>
                     <a:stretch>
                       <a:fillRect/>
                     </a:stretch>
@@ -627,10 +2051,383 @@
     </w:p>
     <w:p>
       <w:pPr>
-        <w:ind w:left="1440"/>
-      </w:pPr>
-      <w:r>
-        <w:lastRenderedPageBreak/>
+        <w:spacing w:line="240" w:lineRule="auto"/>
+        <w:ind w:left="1440"/>
+        <w:contextualSpacing/>
+        <w:rPr>
+          <w:rFonts w:ascii="Bookman Old Style" w:hAnsi="Bookman Old Style"/>
+          <w:b/>
+          <w:bCs/>
+        </w:rPr>
+      </w:pPr>
+      <w:r>
+        <w:rPr>
+          <w:rFonts w:ascii="Bookman Old Style" w:hAnsi="Bookman Old Style"/>
+          <w:b/>
+          <w:bCs/>
+        </w:rPr>
+        <w:t>-- 6. top 10 insurance providers by total billed amount</w:t>
+      </w:r>
+    </w:p>
+    <w:p>
+      <w:pPr>
+        <w:spacing w:line="240" w:lineRule="auto"/>
+        <w:ind w:left="1440"/>
+        <w:contextualSpacing/>
+        <w:rPr>
+          <w:rFonts w:ascii="Bookman Old Style" w:hAnsi="Bookman Old Style"/>
+          <w:b/>
+          <w:bCs/>
+        </w:rPr>
+      </w:pPr>
+      <w:r>
+        <w:rPr>
+          <w:rFonts w:ascii="Bookman Old Style" w:hAnsi="Bookman Old Style"/>
+          <w:b/>
+          <w:bCs/>
+        </w:rPr>
+        <w:t>-- Business purpose: Identify key revenue contributing revenue partners</w:t>
+      </w:r>
+    </w:p>
+    <w:p>
+      <w:pPr>
+        <w:spacing w:line="240" w:lineRule="auto"/>
+        <w:ind w:left="1440"/>
+        <w:contextualSpacing/>
+        <w:rPr>
+          <w:rFonts w:ascii="Bookman Old Style" w:hAnsi="Bookman Old Style"/>
+        </w:rPr>
+      </w:pPr>
+    </w:p>
+    <w:p>
+      <w:pPr>
+        <w:spacing w:line="240" w:lineRule="auto"/>
+        <w:ind w:left="1440"/>
+        <w:contextualSpacing/>
+        <w:rPr>
+          <w:rFonts w:ascii="Bookman Old Style" w:hAnsi="Bookman Old Style"/>
+        </w:rPr>
+      </w:pPr>
+      <w:r>
+        <w:rPr>
+          <w:rFonts w:ascii="Bookman Old Style" w:hAnsi="Bookman Old Style"/>
+        </w:rPr>
+        <w:t xml:space="preserve">select </w:t>
+      </w:r>
+      <w:proofErr w:type="spellStart"/>
+      <w:proofErr w:type="gramStart"/>
+      <w:r>
+        <w:rPr>
+          <w:rFonts w:ascii="Bookman Old Style" w:hAnsi="Bookman Old Style"/>
+        </w:rPr>
+        <w:t>p.insurance</w:t>
+      </w:r>
+      <w:proofErr w:type="gramEnd"/>
+      <w:r>
+        <w:rPr>
+          <w:rFonts w:ascii="Bookman Old Style" w:hAnsi="Bookman Old Style"/>
+        </w:rPr>
+        <w:t>_provider</w:t>
+      </w:r>
+      <w:proofErr w:type="spellEnd"/>
+      <w:r>
+        <w:rPr>
+          <w:rFonts w:ascii="Bookman Old Style" w:hAnsi="Bookman Old Style"/>
+        </w:rPr>
+        <w:t>, sum(</w:t>
+      </w:r>
+      <w:proofErr w:type="spellStart"/>
+      <w:proofErr w:type="gramStart"/>
+      <w:r>
+        <w:rPr>
+          <w:rFonts w:ascii="Bookman Old Style" w:hAnsi="Bookman Old Style"/>
+        </w:rPr>
+        <w:t>b.billed</w:t>
+      </w:r>
+      <w:proofErr w:type="gramEnd"/>
+      <w:r>
+        <w:rPr>
+          <w:rFonts w:ascii="Bookman Old Style" w:hAnsi="Bookman Old Style"/>
+        </w:rPr>
+        <w:t>_amount</w:t>
+      </w:r>
+      <w:proofErr w:type="spellEnd"/>
+      <w:r>
+        <w:rPr>
+          <w:rFonts w:ascii="Bookman Old Style" w:hAnsi="Bookman Old Style"/>
+        </w:rPr>
+        <w:t xml:space="preserve">) as </w:t>
+      </w:r>
+      <w:proofErr w:type="spellStart"/>
+      <w:r>
+        <w:rPr>
+          <w:rFonts w:ascii="Bookman Old Style" w:hAnsi="Bookman Old Style"/>
+        </w:rPr>
+        <w:t>total_billed_amount</w:t>
+      </w:r>
+      <w:proofErr w:type="spellEnd"/>
+    </w:p>
+    <w:p>
+      <w:pPr>
+        <w:spacing w:line="240" w:lineRule="auto"/>
+        <w:ind w:left="1440"/>
+        <w:contextualSpacing/>
+        <w:rPr>
+          <w:rFonts w:ascii="Bookman Old Style" w:hAnsi="Bookman Old Style"/>
+        </w:rPr>
+      </w:pPr>
+      <w:r>
+        <w:rPr>
+          <w:rFonts w:ascii="Bookman Old Style" w:hAnsi="Bookman Old Style"/>
+        </w:rPr>
+        <w:t xml:space="preserve">from </w:t>
+      </w:r>
+      <w:proofErr w:type="spellStart"/>
+      <w:proofErr w:type="gramStart"/>
+      <w:r>
+        <w:rPr>
+          <w:rFonts w:ascii="Bookman Old Style" w:hAnsi="Bookman Old Style"/>
+        </w:rPr>
+        <w:t>hospital.billing</w:t>
+      </w:r>
+      <w:proofErr w:type="gramEnd"/>
+      <w:r>
+        <w:rPr>
+          <w:rFonts w:ascii="Bookman Old Style" w:hAnsi="Bookman Old Style"/>
+        </w:rPr>
+        <w:t>_clean</w:t>
+      </w:r>
+      <w:proofErr w:type="spellEnd"/>
+      <w:r>
+        <w:rPr>
+          <w:rFonts w:ascii="Bookman Old Style" w:hAnsi="Bookman Old Style"/>
+        </w:rPr>
+        <w:t xml:space="preserve"> b join </w:t>
+      </w:r>
+      <w:proofErr w:type="spellStart"/>
+      <w:proofErr w:type="gramStart"/>
+      <w:r>
+        <w:rPr>
+          <w:rFonts w:ascii="Bookman Old Style" w:hAnsi="Bookman Old Style"/>
+        </w:rPr>
+        <w:t>hospital.visits</w:t>
+      </w:r>
+      <w:proofErr w:type="spellEnd"/>
+      <w:proofErr w:type="gramEnd"/>
+      <w:r>
+        <w:rPr>
+          <w:rFonts w:ascii="Bookman Old Style" w:hAnsi="Bookman Old Style"/>
+        </w:rPr>
+        <w:t xml:space="preserve"> v on </w:t>
+      </w:r>
+      <w:proofErr w:type="spellStart"/>
+      <w:proofErr w:type="gramStart"/>
+      <w:r>
+        <w:rPr>
+          <w:rFonts w:ascii="Bookman Old Style" w:hAnsi="Bookman Old Style"/>
+        </w:rPr>
+        <w:t>b.visit</w:t>
+      </w:r>
+      <w:proofErr w:type="gramEnd"/>
+      <w:r>
+        <w:rPr>
+          <w:rFonts w:ascii="Bookman Old Style" w:hAnsi="Bookman Old Style"/>
+        </w:rPr>
+        <w:t>_id</w:t>
+      </w:r>
+      <w:proofErr w:type="spellEnd"/>
+      <w:r>
+        <w:rPr>
+          <w:rFonts w:ascii="Bookman Old Style" w:hAnsi="Bookman Old Style"/>
+        </w:rPr>
+        <w:t xml:space="preserve"> = </w:t>
+      </w:r>
+      <w:proofErr w:type="spellStart"/>
+      <w:proofErr w:type="gramStart"/>
+      <w:r>
+        <w:rPr>
+          <w:rFonts w:ascii="Bookman Old Style" w:hAnsi="Bookman Old Style"/>
+        </w:rPr>
+        <w:t>v.visit</w:t>
+      </w:r>
+      <w:proofErr w:type="gramEnd"/>
+      <w:r>
+        <w:rPr>
+          <w:rFonts w:ascii="Bookman Old Style" w:hAnsi="Bookman Old Style"/>
+        </w:rPr>
+        <w:t>_id</w:t>
+      </w:r>
+      <w:proofErr w:type="spellEnd"/>
+    </w:p>
+    <w:p>
+      <w:pPr>
+        <w:spacing w:line="240" w:lineRule="auto"/>
+        <w:ind w:left="1440"/>
+        <w:contextualSpacing/>
+        <w:rPr>
+          <w:rFonts w:ascii="Bookman Old Style" w:hAnsi="Bookman Old Style"/>
+        </w:rPr>
+      </w:pPr>
+      <w:r>
+        <w:rPr>
+          <w:rFonts w:ascii="Bookman Old Style" w:hAnsi="Bookman Old Style"/>
+        </w:rPr>
+        <w:t xml:space="preserve">join </w:t>
+      </w:r>
+      <w:proofErr w:type="spellStart"/>
+      <w:proofErr w:type="gramStart"/>
+      <w:r>
+        <w:rPr>
+          <w:rFonts w:ascii="Bookman Old Style" w:hAnsi="Bookman Old Style"/>
+        </w:rPr>
+        <w:t>hospital.patients</w:t>
+      </w:r>
+      <w:proofErr w:type="spellEnd"/>
+      <w:proofErr w:type="gramEnd"/>
+      <w:r>
+        <w:rPr>
+          <w:rFonts w:ascii="Bookman Old Style" w:hAnsi="Bookman Old Style"/>
+        </w:rPr>
+        <w:t xml:space="preserve"> p on </w:t>
+      </w:r>
+      <w:proofErr w:type="spellStart"/>
+      <w:proofErr w:type="gramStart"/>
+      <w:r>
+        <w:rPr>
+          <w:rFonts w:ascii="Bookman Old Style" w:hAnsi="Bookman Old Style"/>
+        </w:rPr>
+        <w:t>v.patient</w:t>
+      </w:r>
+      <w:proofErr w:type="gramEnd"/>
+      <w:r>
+        <w:rPr>
+          <w:rFonts w:ascii="Bookman Old Style" w:hAnsi="Bookman Old Style"/>
+        </w:rPr>
+        <w:t>_id</w:t>
+      </w:r>
+      <w:proofErr w:type="spellEnd"/>
+      <w:r>
+        <w:rPr>
+          <w:rFonts w:ascii="Bookman Old Style" w:hAnsi="Bookman Old Style"/>
+        </w:rPr>
+        <w:t xml:space="preserve"> = </w:t>
+      </w:r>
+      <w:proofErr w:type="spellStart"/>
+      <w:proofErr w:type="gramStart"/>
+      <w:r>
+        <w:rPr>
+          <w:rFonts w:ascii="Bookman Old Style" w:hAnsi="Bookman Old Style"/>
+        </w:rPr>
+        <w:t>p.patient</w:t>
+      </w:r>
+      <w:proofErr w:type="gramEnd"/>
+      <w:r>
+        <w:rPr>
+          <w:rFonts w:ascii="Bookman Old Style" w:hAnsi="Bookman Old Style"/>
+        </w:rPr>
+        <w:t>_id</w:t>
+      </w:r>
+      <w:proofErr w:type="spellEnd"/>
+    </w:p>
+    <w:p>
+      <w:pPr>
+        <w:spacing w:line="240" w:lineRule="auto"/>
+        <w:ind w:left="1440"/>
+        <w:contextualSpacing/>
+        <w:rPr>
+          <w:rFonts w:ascii="Bookman Old Style" w:hAnsi="Bookman Old Style"/>
+        </w:rPr>
+      </w:pPr>
+      <w:r>
+        <w:rPr>
+          <w:rFonts w:ascii="Bookman Old Style" w:hAnsi="Bookman Old Style"/>
+        </w:rPr>
+        <w:t xml:space="preserve">group by </w:t>
+      </w:r>
+      <w:proofErr w:type="spellStart"/>
+      <w:proofErr w:type="gramStart"/>
+      <w:r>
+        <w:rPr>
+          <w:rFonts w:ascii="Bookman Old Style" w:hAnsi="Bookman Old Style"/>
+        </w:rPr>
+        <w:t>p.insurance</w:t>
+      </w:r>
+      <w:proofErr w:type="gramEnd"/>
+      <w:r>
+        <w:rPr>
+          <w:rFonts w:ascii="Bookman Old Style" w:hAnsi="Bookman Old Style"/>
+        </w:rPr>
+        <w:t>_provider</w:t>
+      </w:r>
+      <w:proofErr w:type="spellEnd"/>
+    </w:p>
+    <w:p>
+      <w:pPr>
+        <w:spacing w:line="240" w:lineRule="auto"/>
+        <w:ind w:left="1440"/>
+        <w:contextualSpacing/>
+        <w:rPr>
+          <w:rFonts w:ascii="Bookman Old Style" w:hAnsi="Bookman Old Style"/>
+        </w:rPr>
+      </w:pPr>
+      <w:r>
+        <w:rPr>
+          <w:rFonts w:ascii="Bookman Old Style" w:hAnsi="Bookman Old Style"/>
+        </w:rPr>
+        <w:t xml:space="preserve">order by </w:t>
+      </w:r>
+      <w:proofErr w:type="spellStart"/>
+      <w:r>
+        <w:rPr>
+          <w:rFonts w:ascii="Bookman Old Style" w:hAnsi="Bookman Old Style"/>
+        </w:rPr>
+        <w:t>total_billed_amount</w:t>
+      </w:r>
+      <w:proofErr w:type="spellEnd"/>
+      <w:r>
+        <w:rPr>
+          <w:rFonts w:ascii="Bookman Old Style" w:hAnsi="Bookman Old Style"/>
+        </w:rPr>
+        <w:t xml:space="preserve"> </w:t>
+      </w:r>
+      <w:proofErr w:type="spellStart"/>
+      <w:r>
+        <w:rPr>
+          <w:rFonts w:ascii="Bookman Old Style" w:hAnsi="Bookman Old Style"/>
+        </w:rPr>
+        <w:t>desc</w:t>
+      </w:r>
+      <w:proofErr w:type="spellEnd"/>
+    </w:p>
+    <w:p>
+      <w:pPr>
+        <w:spacing w:line="240" w:lineRule="auto"/>
+        <w:ind w:left="1440"/>
+        <w:contextualSpacing/>
+        <w:rPr>
+          <w:rFonts w:ascii="Bookman Old Style" w:hAnsi="Bookman Old Style"/>
+        </w:rPr>
+      </w:pPr>
+      <w:r>
+        <w:rPr>
+          <w:rFonts w:ascii="Bookman Old Style" w:hAnsi="Bookman Old Style"/>
+        </w:rPr>
+        <w:t>limit 10;</w:t>
+      </w:r>
+    </w:p>
+    <w:p>
+      <w:pPr>
+        <w:ind w:left="1080"/>
+      </w:pPr>
+    </w:p>
+    <w:p>
+      <w:pPr>
+        <w:ind w:left="1440"/>
+      </w:pPr>
+      <w:r>
+        <w:rPr>
+          <w:noProof/>
+        </w:rPr>
         <w:drawing>
           <wp:inline distT="0" distB="0" distL="0" distR="0" wp14:anchorId="71472100" wp14:editId="15CC9B2A">
             <wp:extent cx="5731510" cy="2093595"/>
@@ -647,7 +2444,7 @@
                     <pic:cNvPicPr/>
                   </pic:nvPicPr>
                   <pic:blipFill>
-                    <a:blip r:embed="rId13"/>
+                    <a:blip r:embed="rId12"/>
                     <a:stretch>
                       <a:fillRect/>
                     </a:stretch>
@@ -676,6 +2473,7 @@
         </w:numPr>
       </w:pPr>
       <w:r>
+        <w:lastRenderedPageBreak/>
         <w:t>Identify the </w:t>
       </w:r>
       <w:r>
@@ -691,9 +2489,450 @@
     </w:p>
     <w:p>
       <w:pPr>
-        <w:ind w:left="1440"/>
-      </w:pPr>
-      <w:r>
+        <w:spacing w:line="240" w:lineRule="auto"/>
+        <w:ind w:left="1440"/>
+        <w:contextualSpacing/>
+        <w:rPr>
+          <w:rFonts w:ascii="Bookman Old Style" w:hAnsi="Bookman Old Style"/>
+          <w:b/>
+          <w:bCs/>
+        </w:rPr>
+      </w:pPr>
+      <w:r>
+        <w:rPr>
+          <w:rFonts w:ascii="Bookman Old Style" w:hAnsi="Bookman Old Style"/>
+          <w:b/>
+          <w:bCs/>
+        </w:rPr>
+        <w:t xml:space="preserve">-- 7. Identify top 5 insurance companies with highest </w:t>
+      </w:r>
+      <w:proofErr w:type="spellStart"/>
+      <w:r>
+        <w:rPr>
+          <w:rFonts w:ascii="Bookman Old Style" w:hAnsi="Bookman Old Style"/>
+          <w:b/>
+          <w:bCs/>
+        </w:rPr>
+        <w:t>rjection</w:t>
+      </w:r>
+      <w:proofErr w:type="spellEnd"/>
+      <w:r>
+        <w:rPr>
+          <w:rFonts w:ascii="Bookman Old Style" w:hAnsi="Bookman Old Style"/>
+          <w:b/>
+          <w:bCs/>
+        </w:rPr>
+        <w:t xml:space="preserve"> rate</w:t>
+      </w:r>
+    </w:p>
+    <w:p>
+      <w:pPr>
+        <w:spacing w:line="240" w:lineRule="auto"/>
+        <w:ind w:left="1440"/>
+        <w:contextualSpacing/>
+        <w:rPr>
+          <w:rFonts w:ascii="Bookman Old Style" w:hAnsi="Bookman Old Style"/>
+          <w:b/>
+          <w:bCs/>
+        </w:rPr>
+      </w:pPr>
+      <w:r>
+        <w:rPr>
+          <w:rFonts w:ascii="Bookman Old Style" w:hAnsi="Bookman Old Style"/>
+          <w:b/>
+          <w:bCs/>
+        </w:rPr>
+        <w:t xml:space="preserve">-- Business Purpose: </w:t>
+      </w:r>
+      <w:proofErr w:type="spellStart"/>
+      <w:r>
+        <w:rPr>
+          <w:rFonts w:ascii="Bookman Old Style" w:hAnsi="Bookman Old Style"/>
+          <w:b/>
+          <w:bCs/>
+        </w:rPr>
+        <w:t>Idenity</w:t>
+      </w:r>
+      <w:proofErr w:type="spellEnd"/>
+      <w:r>
+        <w:rPr>
+          <w:rFonts w:ascii="Bookman Old Style" w:hAnsi="Bookman Old Style"/>
+          <w:b/>
+          <w:bCs/>
+        </w:rPr>
+        <w:t xml:space="preserve"> payers revenue loss due to claim rejections</w:t>
+      </w:r>
+    </w:p>
+    <w:p>
+      <w:pPr>
+        <w:spacing w:line="240" w:lineRule="auto"/>
+        <w:ind w:left="1440"/>
+        <w:contextualSpacing/>
+        <w:rPr>
+          <w:rFonts w:ascii="Bookman Old Style" w:hAnsi="Bookman Old Style"/>
+        </w:rPr>
+      </w:pPr>
+    </w:p>
+    <w:p>
+      <w:pPr>
+        <w:spacing w:line="240" w:lineRule="auto"/>
+        <w:ind w:left="1440"/>
+        <w:contextualSpacing/>
+        <w:rPr>
+          <w:rFonts w:ascii="Bookman Old Style" w:hAnsi="Bookman Old Style"/>
+        </w:rPr>
+      </w:pPr>
+      <w:proofErr w:type="gramStart"/>
+      <w:r>
+        <w:rPr>
+          <w:rFonts w:ascii="Bookman Old Style" w:hAnsi="Bookman Old Style"/>
+        </w:rPr>
+        <w:t xml:space="preserve">select  </w:t>
+      </w:r>
+      <w:proofErr w:type="spellStart"/>
+      <w:r>
+        <w:rPr>
+          <w:rFonts w:ascii="Bookman Old Style" w:hAnsi="Bookman Old Style"/>
+        </w:rPr>
+        <w:t>p</w:t>
+      </w:r>
+      <w:proofErr w:type="gramEnd"/>
+      <w:r>
+        <w:rPr>
+          <w:rFonts w:ascii="Bookman Old Style" w:hAnsi="Bookman Old Style"/>
+        </w:rPr>
+        <w:t>.insurance_</w:t>
+      </w:r>
+      <w:proofErr w:type="gramStart"/>
+      <w:r>
+        <w:rPr>
+          <w:rFonts w:ascii="Bookman Old Style" w:hAnsi="Bookman Old Style"/>
+        </w:rPr>
+        <w:t>provider</w:t>
+      </w:r>
+      <w:proofErr w:type="spellEnd"/>
+      <w:r>
+        <w:rPr>
+          <w:rFonts w:ascii="Bookman Old Style" w:hAnsi="Bookman Old Style"/>
+        </w:rPr>
+        <w:t xml:space="preserve"> ,</w:t>
+      </w:r>
+      <w:proofErr w:type="gramEnd"/>
+      <w:r>
+        <w:rPr>
+          <w:rFonts w:ascii="Bookman Old Style" w:hAnsi="Bookman Old Style"/>
+        </w:rPr>
+        <w:t xml:space="preserve"> round(100*sum(</w:t>
+      </w:r>
+      <w:proofErr w:type="spellStart"/>
+      <w:proofErr w:type="gramStart"/>
+      <w:r>
+        <w:rPr>
+          <w:rFonts w:ascii="Bookman Old Style" w:hAnsi="Bookman Old Style"/>
+        </w:rPr>
+        <w:t>b.claim</w:t>
+      </w:r>
+      <w:proofErr w:type="gramEnd"/>
+      <w:r>
+        <w:rPr>
+          <w:rFonts w:ascii="Bookman Old Style" w:hAnsi="Bookman Old Style"/>
+        </w:rPr>
+        <w:t>_status</w:t>
+      </w:r>
+      <w:proofErr w:type="spellEnd"/>
+      <w:r>
+        <w:rPr>
+          <w:rFonts w:ascii="Bookman Old Style" w:hAnsi="Bookman Old Style"/>
+        </w:rPr>
+        <w:t>='Rejected')/</w:t>
+      </w:r>
+      <w:proofErr w:type="gramStart"/>
+      <w:r>
+        <w:rPr>
+          <w:rFonts w:ascii="Bookman Old Style" w:hAnsi="Bookman Old Style"/>
+        </w:rPr>
+        <w:t>count(</w:t>
+      </w:r>
+      <w:proofErr w:type="gramEnd"/>
+      <w:r>
+        <w:rPr>
+          <w:rFonts w:ascii="Bookman Old Style" w:hAnsi="Bookman Old Style"/>
+        </w:rPr>
+        <w:t xml:space="preserve">*),2) as </w:t>
+      </w:r>
+      <w:proofErr w:type="spellStart"/>
+      <w:r>
+        <w:rPr>
+          <w:rFonts w:ascii="Bookman Old Style" w:hAnsi="Bookman Old Style"/>
+        </w:rPr>
+        <w:t>rejection_rate_per</w:t>
+      </w:r>
+      <w:proofErr w:type="spellEnd"/>
+    </w:p>
+    <w:p>
+      <w:pPr>
+        <w:spacing w:line="240" w:lineRule="auto"/>
+        <w:ind w:left="1440"/>
+        <w:contextualSpacing/>
+        <w:rPr>
+          <w:rFonts w:ascii="Bookman Old Style" w:hAnsi="Bookman Old Style"/>
+        </w:rPr>
+      </w:pPr>
+      <w:r>
+        <w:rPr>
+          <w:rFonts w:ascii="Bookman Old Style" w:hAnsi="Bookman Old Style"/>
+        </w:rPr>
+        <w:t xml:space="preserve">from </w:t>
+      </w:r>
+      <w:proofErr w:type="spellStart"/>
+      <w:proofErr w:type="gramStart"/>
+      <w:r>
+        <w:rPr>
+          <w:rFonts w:ascii="Bookman Old Style" w:hAnsi="Bookman Old Style"/>
+        </w:rPr>
+        <w:t>hospital.billing</w:t>
+      </w:r>
+      <w:proofErr w:type="gramEnd"/>
+      <w:r>
+        <w:rPr>
+          <w:rFonts w:ascii="Bookman Old Style" w:hAnsi="Bookman Old Style"/>
+        </w:rPr>
+        <w:t>_clean</w:t>
+      </w:r>
+      <w:proofErr w:type="spellEnd"/>
+      <w:r>
+        <w:rPr>
+          <w:rFonts w:ascii="Bookman Old Style" w:hAnsi="Bookman Old Style"/>
+        </w:rPr>
+        <w:t xml:space="preserve"> b join </w:t>
+      </w:r>
+      <w:proofErr w:type="spellStart"/>
+      <w:proofErr w:type="gramStart"/>
+      <w:r>
+        <w:rPr>
+          <w:rFonts w:ascii="Bookman Old Style" w:hAnsi="Bookman Old Style"/>
+        </w:rPr>
+        <w:t>hospital.visits</w:t>
+      </w:r>
+      <w:proofErr w:type="spellEnd"/>
+      <w:proofErr w:type="gramEnd"/>
+      <w:r>
+        <w:rPr>
+          <w:rFonts w:ascii="Bookman Old Style" w:hAnsi="Bookman Old Style"/>
+        </w:rPr>
+        <w:t xml:space="preserve"> v on </w:t>
+      </w:r>
+      <w:proofErr w:type="spellStart"/>
+      <w:proofErr w:type="gramStart"/>
+      <w:r>
+        <w:rPr>
+          <w:rFonts w:ascii="Bookman Old Style" w:hAnsi="Bookman Old Style"/>
+        </w:rPr>
+        <w:t>b.visit</w:t>
+      </w:r>
+      <w:proofErr w:type="gramEnd"/>
+      <w:r>
+        <w:rPr>
+          <w:rFonts w:ascii="Bookman Old Style" w:hAnsi="Bookman Old Style"/>
+        </w:rPr>
+        <w:t>_id</w:t>
+      </w:r>
+      <w:proofErr w:type="spellEnd"/>
+      <w:r>
+        <w:rPr>
+          <w:rFonts w:ascii="Bookman Old Style" w:hAnsi="Bookman Old Style"/>
+        </w:rPr>
+        <w:t xml:space="preserve"> = </w:t>
+      </w:r>
+      <w:proofErr w:type="spellStart"/>
+      <w:proofErr w:type="gramStart"/>
+      <w:r>
+        <w:rPr>
+          <w:rFonts w:ascii="Bookman Old Style" w:hAnsi="Bookman Old Style"/>
+        </w:rPr>
+        <w:t>v.visit</w:t>
+      </w:r>
+      <w:proofErr w:type="gramEnd"/>
+      <w:r>
+        <w:rPr>
+          <w:rFonts w:ascii="Bookman Old Style" w:hAnsi="Bookman Old Style"/>
+        </w:rPr>
+        <w:t>_id</w:t>
+      </w:r>
+      <w:proofErr w:type="spellEnd"/>
+    </w:p>
+    <w:p>
+      <w:pPr>
+        <w:spacing w:line="240" w:lineRule="auto"/>
+        <w:ind w:left="1440"/>
+        <w:contextualSpacing/>
+        <w:rPr>
+          <w:rFonts w:ascii="Bookman Old Style" w:hAnsi="Bookman Old Style"/>
+        </w:rPr>
+      </w:pPr>
+      <w:r>
+        <w:rPr>
+          <w:rFonts w:ascii="Bookman Old Style" w:hAnsi="Bookman Old Style"/>
+        </w:rPr>
+        <w:t xml:space="preserve">join </w:t>
+      </w:r>
+      <w:proofErr w:type="spellStart"/>
+      <w:proofErr w:type="gramStart"/>
+      <w:r>
+        <w:rPr>
+          <w:rFonts w:ascii="Bookman Old Style" w:hAnsi="Bookman Old Style"/>
+        </w:rPr>
+        <w:t>hospital.patients</w:t>
+      </w:r>
+      <w:proofErr w:type="spellEnd"/>
+      <w:proofErr w:type="gramEnd"/>
+      <w:r>
+        <w:rPr>
+          <w:rFonts w:ascii="Bookman Old Style" w:hAnsi="Bookman Old Style"/>
+        </w:rPr>
+        <w:t xml:space="preserve"> p on </w:t>
+      </w:r>
+      <w:proofErr w:type="spellStart"/>
+      <w:proofErr w:type="gramStart"/>
+      <w:r>
+        <w:rPr>
+          <w:rFonts w:ascii="Bookman Old Style" w:hAnsi="Bookman Old Style"/>
+        </w:rPr>
+        <w:t>v.patient</w:t>
+      </w:r>
+      <w:proofErr w:type="gramEnd"/>
+      <w:r>
+        <w:rPr>
+          <w:rFonts w:ascii="Bookman Old Style" w:hAnsi="Bookman Old Style"/>
+        </w:rPr>
+        <w:t>_id</w:t>
+      </w:r>
+      <w:proofErr w:type="spellEnd"/>
+      <w:r>
+        <w:rPr>
+          <w:rFonts w:ascii="Bookman Old Style" w:hAnsi="Bookman Old Style"/>
+        </w:rPr>
+        <w:t xml:space="preserve"> = </w:t>
+      </w:r>
+      <w:proofErr w:type="spellStart"/>
+      <w:proofErr w:type="gramStart"/>
+      <w:r>
+        <w:rPr>
+          <w:rFonts w:ascii="Bookman Old Style" w:hAnsi="Bookman Old Style"/>
+        </w:rPr>
+        <w:t>p.patient</w:t>
+      </w:r>
+      <w:proofErr w:type="gramEnd"/>
+      <w:r>
+        <w:rPr>
+          <w:rFonts w:ascii="Bookman Old Style" w:hAnsi="Bookman Old Style"/>
+        </w:rPr>
+        <w:t>_id</w:t>
+      </w:r>
+      <w:proofErr w:type="spellEnd"/>
+    </w:p>
+    <w:p>
+      <w:pPr>
+        <w:spacing w:line="240" w:lineRule="auto"/>
+        <w:ind w:left="1440"/>
+        <w:contextualSpacing/>
+        <w:rPr>
+          <w:rFonts w:ascii="Bookman Old Style" w:hAnsi="Bookman Old Style"/>
+        </w:rPr>
+      </w:pPr>
+      <w:r>
+        <w:rPr>
+          <w:rFonts w:ascii="Bookman Old Style" w:hAnsi="Bookman Old Style"/>
+        </w:rPr>
+        <w:t xml:space="preserve">group by </w:t>
+      </w:r>
+      <w:proofErr w:type="spellStart"/>
+      <w:proofErr w:type="gramStart"/>
+      <w:r>
+        <w:rPr>
+          <w:rFonts w:ascii="Bookman Old Style" w:hAnsi="Bookman Old Style"/>
+        </w:rPr>
+        <w:t>p.insurance</w:t>
+      </w:r>
+      <w:proofErr w:type="gramEnd"/>
+      <w:r>
+        <w:rPr>
+          <w:rFonts w:ascii="Bookman Old Style" w:hAnsi="Bookman Old Style"/>
+        </w:rPr>
+        <w:t>_provider</w:t>
+      </w:r>
+      <w:proofErr w:type="spellEnd"/>
+    </w:p>
+    <w:p>
+      <w:pPr>
+        <w:spacing w:line="240" w:lineRule="auto"/>
+        <w:ind w:left="1440"/>
+        <w:contextualSpacing/>
+        <w:rPr>
+          <w:rFonts w:ascii="Bookman Old Style" w:hAnsi="Bookman Old Style"/>
+        </w:rPr>
+      </w:pPr>
+      <w:r>
+        <w:rPr>
+          <w:rFonts w:ascii="Bookman Old Style" w:hAnsi="Bookman Old Style"/>
+        </w:rPr>
+        <w:t xml:space="preserve">order by </w:t>
+      </w:r>
+      <w:proofErr w:type="spellStart"/>
+      <w:r>
+        <w:rPr>
+          <w:rFonts w:ascii="Bookman Old Style" w:hAnsi="Bookman Old Style"/>
+        </w:rPr>
+        <w:t>rejection_rate_per</w:t>
+      </w:r>
+      <w:proofErr w:type="spellEnd"/>
+      <w:r>
+        <w:rPr>
+          <w:rFonts w:ascii="Bookman Old Style" w:hAnsi="Bookman Old Style"/>
+        </w:rPr>
+        <w:t xml:space="preserve"> </w:t>
+      </w:r>
+      <w:proofErr w:type="spellStart"/>
+      <w:r>
+        <w:rPr>
+          <w:rFonts w:ascii="Bookman Old Style" w:hAnsi="Bookman Old Style"/>
+        </w:rPr>
+        <w:t>desc</w:t>
+      </w:r>
+      <w:proofErr w:type="spellEnd"/>
+    </w:p>
+    <w:p>
+      <w:pPr>
+        <w:spacing w:line="240" w:lineRule="auto"/>
+        <w:ind w:left="1440"/>
+        <w:contextualSpacing/>
+        <w:rPr>
+          <w:rFonts w:ascii="Bookman Old Style" w:hAnsi="Bookman Old Style"/>
+        </w:rPr>
+      </w:pPr>
+      <w:r>
+        <w:rPr>
+          <w:rFonts w:ascii="Bookman Old Style" w:hAnsi="Bookman Old Style"/>
+        </w:rPr>
+        <w:t>limit 5;</w:t>
+      </w:r>
+    </w:p>
+    <w:p>
+      <w:pPr>
+        <w:numPr>
+          <w:ilvl w:val="1"/>
+          <w:numId w:val="2"/>
+        </w:numPr>
+      </w:pPr>
+    </w:p>
+    <w:p>
+      <w:pPr>
+        <w:ind w:left="1440"/>
+      </w:pPr>
+      <w:r>
+        <w:rPr>
+          <w:noProof/>
+        </w:rPr>
         <w:drawing>
           <wp:inline distT="0" distB="0" distL="0" distR="0" wp14:anchorId="49B30835" wp14:editId="327A495F">
             <wp:extent cx="5731510" cy="1887855"/>
@@ -710,7 +2949,7 @@
                     <pic:cNvPicPr/>
                   </pic:nvPicPr>
                   <pic:blipFill>
-                    <a:blip r:embed="rId14"/>
+                    <a:blip r:embed="rId13"/>
                     <a:stretch>
                       <a:fillRect/>
                     </a:stretch>
@@ -751,7 +2990,23 @@
           <w:b/>
           <w:bCs/>
         </w:rPr>
-        <w:t>average payment delay (payment_days) by insurance provider</w:t>
+        <w:t>average payment delay (</w:t>
+      </w:r>
+      <w:proofErr w:type="spellStart"/>
+      <w:r>
+        <w:rPr>
+          <w:b/>
+          <w:bCs/>
+        </w:rPr>
+        <w:t>payment_days</w:t>
+      </w:r>
+      <w:proofErr w:type="spellEnd"/>
+      <w:r>
+        <w:rPr>
+          <w:b/>
+          <w:bCs/>
+        </w:rPr>
+        <w:t>) by insurance provider</w:t>
       </w:r>
       <w:r>
         <w:t>.</w:t>
@@ -759,9 +3014,396 @@
     </w:p>
     <w:p>
       <w:pPr>
-        <w:ind w:left="1440"/>
-      </w:pPr>
-      <w:r>
+        <w:spacing w:line="240" w:lineRule="auto"/>
+        <w:ind w:left="1440"/>
+        <w:contextualSpacing/>
+        <w:rPr>
+          <w:rFonts w:ascii="Bookman Old Style" w:hAnsi="Bookman Old Style"/>
+          <w:b/>
+          <w:bCs/>
+        </w:rPr>
+      </w:pPr>
+      <w:r>
+        <w:rPr>
+          <w:rFonts w:ascii="Bookman Old Style" w:hAnsi="Bookman Old Style"/>
+          <w:b/>
+          <w:bCs/>
+        </w:rPr>
+        <w:t>-- 8. average payment delay in days by insurance providers</w:t>
+      </w:r>
+    </w:p>
+    <w:p>
+      <w:pPr>
+        <w:spacing w:line="240" w:lineRule="auto"/>
+        <w:ind w:left="1440"/>
+        <w:contextualSpacing/>
+        <w:rPr>
+          <w:rFonts w:ascii="Bookman Old Style" w:hAnsi="Bookman Old Style"/>
+          <w:b/>
+          <w:bCs/>
+        </w:rPr>
+      </w:pPr>
+      <w:r>
+        <w:rPr>
+          <w:rFonts w:ascii="Bookman Old Style" w:hAnsi="Bookman Old Style"/>
+          <w:b/>
+          <w:bCs/>
+        </w:rPr>
+        <w:t>-- Business Purpose: Understand the cashflows</w:t>
+      </w:r>
+    </w:p>
+    <w:p>
+      <w:pPr>
+        <w:spacing w:line="240" w:lineRule="auto"/>
+        <w:ind w:left="1440"/>
+        <w:contextualSpacing/>
+        <w:rPr>
+          <w:rFonts w:ascii="Bookman Old Style" w:hAnsi="Bookman Old Style"/>
+        </w:rPr>
+      </w:pPr>
+    </w:p>
+    <w:p>
+      <w:pPr>
+        <w:spacing w:line="240" w:lineRule="auto"/>
+        <w:ind w:left="1440"/>
+        <w:contextualSpacing/>
+        <w:rPr>
+          <w:rFonts w:ascii="Bookman Old Style" w:hAnsi="Bookman Old Style"/>
+        </w:rPr>
+      </w:pPr>
+      <w:r>
+        <w:rPr>
+          <w:rFonts w:ascii="Bookman Old Style" w:hAnsi="Bookman Old Style"/>
+        </w:rPr>
+        <w:t xml:space="preserve">select </w:t>
+      </w:r>
+      <w:proofErr w:type="spellStart"/>
+      <w:proofErr w:type="gramStart"/>
+      <w:r>
+        <w:rPr>
+          <w:rFonts w:ascii="Bookman Old Style" w:hAnsi="Bookman Old Style"/>
+        </w:rPr>
+        <w:t>p.insurance</w:t>
+      </w:r>
+      <w:proofErr w:type="gramEnd"/>
+      <w:r>
+        <w:rPr>
+          <w:rFonts w:ascii="Bookman Old Style" w:hAnsi="Bookman Old Style"/>
+        </w:rPr>
+        <w:t>_</w:t>
+      </w:r>
+      <w:proofErr w:type="gramStart"/>
+      <w:r>
+        <w:rPr>
+          <w:rFonts w:ascii="Bookman Old Style" w:hAnsi="Bookman Old Style"/>
+        </w:rPr>
+        <w:t>provider,round</w:t>
+      </w:r>
+      <w:proofErr w:type="spellEnd"/>
+      <w:proofErr w:type="gramEnd"/>
+      <w:r>
+        <w:rPr>
+          <w:rFonts w:ascii="Bookman Old Style" w:hAnsi="Bookman Old Style"/>
+        </w:rPr>
+        <w:t>(</w:t>
+      </w:r>
+      <w:proofErr w:type="spellStart"/>
+      <w:r>
+        <w:rPr>
+          <w:rFonts w:ascii="Bookman Old Style" w:hAnsi="Bookman Old Style"/>
+        </w:rPr>
+        <w:t>avg</w:t>
+      </w:r>
+      <w:proofErr w:type="spellEnd"/>
+      <w:r>
+        <w:rPr>
+          <w:rFonts w:ascii="Bookman Old Style" w:hAnsi="Bookman Old Style"/>
+        </w:rPr>
+        <w:t>(</w:t>
+      </w:r>
+      <w:proofErr w:type="spellStart"/>
+      <w:proofErr w:type="gramStart"/>
+      <w:r>
+        <w:rPr>
+          <w:rFonts w:ascii="Bookman Old Style" w:hAnsi="Bookman Old Style"/>
+        </w:rPr>
+        <w:t>b.payment</w:t>
+      </w:r>
+      <w:proofErr w:type="gramEnd"/>
+      <w:r>
+        <w:rPr>
+          <w:rFonts w:ascii="Bookman Old Style" w:hAnsi="Bookman Old Style"/>
+        </w:rPr>
+        <w:t>_days</w:t>
+      </w:r>
+      <w:proofErr w:type="spellEnd"/>
+      <w:r>
+        <w:rPr>
+          <w:rFonts w:ascii="Bookman Old Style" w:hAnsi="Bookman Old Style"/>
+        </w:rPr>
+        <w:t xml:space="preserve">),0) as </w:t>
+      </w:r>
+      <w:proofErr w:type="spellStart"/>
+      <w:r>
+        <w:rPr>
+          <w:rFonts w:ascii="Bookman Old Style" w:hAnsi="Bookman Old Style"/>
+        </w:rPr>
+        <w:t>avg_payment_days</w:t>
+      </w:r>
+      <w:proofErr w:type="spellEnd"/>
+    </w:p>
+    <w:p>
+      <w:pPr>
+        <w:spacing w:line="240" w:lineRule="auto"/>
+        <w:ind w:left="1440"/>
+        <w:contextualSpacing/>
+        <w:rPr>
+          <w:rFonts w:ascii="Bookman Old Style" w:hAnsi="Bookman Old Style"/>
+        </w:rPr>
+      </w:pPr>
+      <w:r>
+        <w:rPr>
+          <w:rFonts w:ascii="Bookman Old Style" w:hAnsi="Bookman Old Style"/>
+        </w:rPr>
+        <w:t xml:space="preserve">from </w:t>
+      </w:r>
+      <w:proofErr w:type="spellStart"/>
+      <w:proofErr w:type="gramStart"/>
+      <w:r>
+        <w:rPr>
+          <w:rFonts w:ascii="Bookman Old Style" w:hAnsi="Bookman Old Style"/>
+        </w:rPr>
+        <w:t>hospital.billing</w:t>
+      </w:r>
+      <w:proofErr w:type="gramEnd"/>
+      <w:r>
+        <w:rPr>
+          <w:rFonts w:ascii="Bookman Old Style" w:hAnsi="Bookman Old Style"/>
+        </w:rPr>
+        <w:t>_clean</w:t>
+      </w:r>
+      <w:proofErr w:type="spellEnd"/>
+      <w:r>
+        <w:rPr>
+          <w:rFonts w:ascii="Bookman Old Style" w:hAnsi="Bookman Old Style"/>
+        </w:rPr>
+        <w:t xml:space="preserve"> b join </w:t>
+      </w:r>
+      <w:proofErr w:type="spellStart"/>
+      <w:proofErr w:type="gramStart"/>
+      <w:r>
+        <w:rPr>
+          <w:rFonts w:ascii="Bookman Old Style" w:hAnsi="Bookman Old Style"/>
+        </w:rPr>
+        <w:t>hospital.visits</w:t>
+      </w:r>
+      <w:proofErr w:type="spellEnd"/>
+      <w:proofErr w:type="gramEnd"/>
+      <w:r>
+        <w:rPr>
+          <w:rFonts w:ascii="Bookman Old Style" w:hAnsi="Bookman Old Style"/>
+        </w:rPr>
+        <w:t xml:space="preserve"> v on </w:t>
+      </w:r>
+      <w:proofErr w:type="spellStart"/>
+      <w:proofErr w:type="gramStart"/>
+      <w:r>
+        <w:rPr>
+          <w:rFonts w:ascii="Bookman Old Style" w:hAnsi="Bookman Old Style"/>
+        </w:rPr>
+        <w:t>b.visit</w:t>
+      </w:r>
+      <w:proofErr w:type="gramEnd"/>
+      <w:r>
+        <w:rPr>
+          <w:rFonts w:ascii="Bookman Old Style" w:hAnsi="Bookman Old Style"/>
+        </w:rPr>
+        <w:t>_id</w:t>
+      </w:r>
+      <w:proofErr w:type="spellEnd"/>
+      <w:r>
+        <w:rPr>
+          <w:rFonts w:ascii="Bookman Old Style" w:hAnsi="Bookman Old Style"/>
+        </w:rPr>
+        <w:t xml:space="preserve"> = </w:t>
+      </w:r>
+      <w:proofErr w:type="spellStart"/>
+      <w:proofErr w:type="gramStart"/>
+      <w:r>
+        <w:rPr>
+          <w:rFonts w:ascii="Bookman Old Style" w:hAnsi="Bookman Old Style"/>
+        </w:rPr>
+        <w:t>v.visit</w:t>
+      </w:r>
+      <w:proofErr w:type="gramEnd"/>
+      <w:r>
+        <w:rPr>
+          <w:rFonts w:ascii="Bookman Old Style" w:hAnsi="Bookman Old Style"/>
+        </w:rPr>
+        <w:t>_id</w:t>
+      </w:r>
+      <w:proofErr w:type="spellEnd"/>
+    </w:p>
+    <w:p>
+      <w:pPr>
+        <w:spacing w:line="240" w:lineRule="auto"/>
+        <w:ind w:left="1440"/>
+        <w:contextualSpacing/>
+        <w:rPr>
+          <w:rFonts w:ascii="Bookman Old Style" w:hAnsi="Bookman Old Style"/>
+        </w:rPr>
+      </w:pPr>
+      <w:r>
+        <w:rPr>
+          <w:rFonts w:ascii="Bookman Old Style" w:hAnsi="Bookman Old Style"/>
+        </w:rPr>
+        <w:t xml:space="preserve">join </w:t>
+      </w:r>
+      <w:proofErr w:type="spellStart"/>
+      <w:proofErr w:type="gramStart"/>
+      <w:r>
+        <w:rPr>
+          <w:rFonts w:ascii="Bookman Old Style" w:hAnsi="Bookman Old Style"/>
+        </w:rPr>
+        <w:t>hospital.patients</w:t>
+      </w:r>
+      <w:proofErr w:type="spellEnd"/>
+      <w:proofErr w:type="gramEnd"/>
+      <w:r>
+        <w:rPr>
+          <w:rFonts w:ascii="Bookman Old Style" w:hAnsi="Bookman Old Style"/>
+        </w:rPr>
+        <w:t xml:space="preserve"> p on </w:t>
+      </w:r>
+      <w:proofErr w:type="spellStart"/>
+      <w:proofErr w:type="gramStart"/>
+      <w:r>
+        <w:rPr>
+          <w:rFonts w:ascii="Bookman Old Style" w:hAnsi="Bookman Old Style"/>
+        </w:rPr>
+        <w:t>v.patient</w:t>
+      </w:r>
+      <w:proofErr w:type="gramEnd"/>
+      <w:r>
+        <w:rPr>
+          <w:rFonts w:ascii="Bookman Old Style" w:hAnsi="Bookman Old Style"/>
+        </w:rPr>
+        <w:t>_id</w:t>
+      </w:r>
+      <w:proofErr w:type="spellEnd"/>
+      <w:r>
+        <w:rPr>
+          <w:rFonts w:ascii="Bookman Old Style" w:hAnsi="Bookman Old Style"/>
+        </w:rPr>
+        <w:t xml:space="preserve"> = </w:t>
+      </w:r>
+      <w:proofErr w:type="spellStart"/>
+      <w:proofErr w:type="gramStart"/>
+      <w:r>
+        <w:rPr>
+          <w:rFonts w:ascii="Bookman Old Style" w:hAnsi="Bookman Old Style"/>
+        </w:rPr>
+        <w:t>p.patient</w:t>
+      </w:r>
+      <w:proofErr w:type="gramEnd"/>
+      <w:r>
+        <w:rPr>
+          <w:rFonts w:ascii="Bookman Old Style" w:hAnsi="Bookman Old Style"/>
+        </w:rPr>
+        <w:t>_id</w:t>
+      </w:r>
+      <w:proofErr w:type="spellEnd"/>
+    </w:p>
+    <w:p>
+      <w:pPr>
+        <w:spacing w:line="240" w:lineRule="auto"/>
+        <w:ind w:left="1440"/>
+        <w:contextualSpacing/>
+        <w:rPr>
+          <w:rFonts w:ascii="Bookman Old Style" w:hAnsi="Bookman Old Style"/>
+        </w:rPr>
+      </w:pPr>
+      <w:r>
+        <w:rPr>
+          <w:rFonts w:ascii="Bookman Old Style" w:hAnsi="Bookman Old Style"/>
+        </w:rPr>
+        <w:t xml:space="preserve">group by </w:t>
+      </w:r>
+      <w:proofErr w:type="spellStart"/>
+      <w:proofErr w:type="gramStart"/>
+      <w:r>
+        <w:rPr>
+          <w:rFonts w:ascii="Bookman Old Style" w:hAnsi="Bookman Old Style"/>
+        </w:rPr>
+        <w:t>p.insurance</w:t>
+      </w:r>
+      <w:proofErr w:type="gramEnd"/>
+      <w:r>
+        <w:rPr>
+          <w:rFonts w:ascii="Bookman Old Style" w:hAnsi="Bookman Old Style"/>
+        </w:rPr>
+        <w:t>_provider</w:t>
+      </w:r>
+      <w:proofErr w:type="spellEnd"/>
+    </w:p>
+    <w:p>
+      <w:pPr>
+        <w:spacing w:line="240" w:lineRule="auto"/>
+        <w:ind w:left="1440"/>
+        <w:contextualSpacing/>
+        <w:rPr>
+          <w:rFonts w:ascii="Bookman Old Style" w:hAnsi="Bookman Old Style"/>
+        </w:rPr>
+      </w:pPr>
+      <w:r>
+        <w:rPr>
+          <w:rFonts w:ascii="Bookman Old Style" w:hAnsi="Bookman Old Style"/>
+        </w:rPr>
+        <w:t xml:space="preserve">order by </w:t>
+      </w:r>
+      <w:proofErr w:type="spellStart"/>
+      <w:r>
+        <w:rPr>
+          <w:rFonts w:ascii="Bookman Old Style" w:hAnsi="Bookman Old Style"/>
+        </w:rPr>
+        <w:t>avg_payment_days</w:t>
+      </w:r>
+      <w:proofErr w:type="spellEnd"/>
+      <w:r>
+        <w:rPr>
+          <w:rFonts w:ascii="Bookman Old Style" w:hAnsi="Bookman Old Style"/>
+        </w:rPr>
+        <w:t xml:space="preserve"> </w:t>
+      </w:r>
+      <w:proofErr w:type="spellStart"/>
+      <w:r>
+        <w:rPr>
+          <w:rFonts w:ascii="Bookman Old Style" w:hAnsi="Bookman Old Style"/>
+        </w:rPr>
+        <w:t>desc</w:t>
+      </w:r>
+      <w:proofErr w:type="spellEnd"/>
+      <w:r>
+        <w:rPr>
+          <w:rFonts w:ascii="Bookman Old Style" w:hAnsi="Bookman Old Style"/>
+        </w:rPr>
+        <w:t>;</w:t>
+      </w:r>
+    </w:p>
+    <w:p>
+      <w:pPr>
+        <w:ind w:left="1080"/>
+      </w:pPr>
+    </w:p>
+    <w:p>
+      <w:pPr>
+        <w:ind w:left="1440"/>
+      </w:pPr>
+      <w:r>
+        <w:rPr>
+          <w:noProof/>
+        </w:rPr>
+        <w:lastRenderedPageBreak/>
         <w:drawing>
           <wp:inline distT="0" distB="0" distL="0" distR="0" wp14:anchorId="5AA9DF4A" wp14:editId="4A5173EB">
             <wp:extent cx="5731510" cy="2293620"/>
@@ -778,7 +3420,7 @@
                     <pic:cNvPicPr/>
                   </pic:nvPicPr>
                   <pic:blipFill>
-                    <a:blip r:embed="rId15"/>
+                    <a:blip r:embed="rId14"/>
                     <a:stretch>
                       <a:fillRect/>
                     </a:stretch>
@@ -819,7 +3461,39 @@
           <w:b/>
           <w:bCs/>
         </w:rPr>
-        <w:t>revenue realization ratio (approved_amount / billed_amount) by department</w:t>
+        <w:t>revenue realization ratio (</w:t>
+      </w:r>
+      <w:proofErr w:type="spellStart"/>
+      <w:r>
+        <w:rPr>
+          <w:b/>
+          <w:bCs/>
+        </w:rPr>
+        <w:t>approved_amount</w:t>
+      </w:r>
+      <w:proofErr w:type="spellEnd"/>
+      <w:r>
+        <w:rPr>
+          <w:b/>
+          <w:bCs/>
+        </w:rPr>
+        <w:t xml:space="preserve"> / </w:t>
+      </w:r>
+      <w:proofErr w:type="spellStart"/>
+      <w:r>
+        <w:rPr>
+          <w:b/>
+          <w:bCs/>
+        </w:rPr>
+        <w:t>billed_amount</w:t>
+      </w:r>
+      <w:proofErr w:type="spellEnd"/>
+      <w:r>
+        <w:rPr>
+          <w:b/>
+          <w:bCs/>
+        </w:rPr>
+        <w:t>) by department</w:t>
       </w:r>
       <w:r>
         <w:t>.</w:t>
@@ -827,10 +3501,336 @@
     </w:p>
     <w:p>
       <w:pPr>
-        <w:ind w:left="1440"/>
-      </w:pPr>
-      <w:r>
-        <w:lastRenderedPageBreak/>
+        <w:spacing w:line="240" w:lineRule="auto"/>
+        <w:ind w:left="1440"/>
+        <w:contextualSpacing/>
+        <w:rPr>
+          <w:rFonts w:ascii="Bookman Old Style" w:hAnsi="Bookman Old Style"/>
+          <w:b/>
+          <w:bCs/>
+        </w:rPr>
+      </w:pPr>
+      <w:r>
+        <w:rPr>
+          <w:rFonts w:ascii="Bookman Old Style" w:hAnsi="Bookman Old Style"/>
+          <w:b/>
+          <w:bCs/>
+        </w:rPr>
+        <w:t>-- 9. revenue realization ratio by department</w:t>
+      </w:r>
+    </w:p>
+    <w:p>
+      <w:pPr>
+        <w:spacing w:line="240" w:lineRule="auto"/>
+        <w:ind w:left="1440"/>
+        <w:contextualSpacing/>
+        <w:rPr>
+          <w:rFonts w:ascii="Bookman Old Style" w:hAnsi="Bookman Old Style"/>
+          <w:b/>
+          <w:bCs/>
+        </w:rPr>
+      </w:pPr>
+      <w:r>
+        <w:rPr>
+          <w:rFonts w:ascii="Bookman Old Style" w:hAnsi="Bookman Old Style"/>
+          <w:b/>
+          <w:bCs/>
+        </w:rPr>
+        <w:t>-- Business Purpose: Measure billed revenue actually realized</w:t>
+      </w:r>
+    </w:p>
+    <w:p>
+      <w:pPr>
+        <w:spacing w:line="240" w:lineRule="auto"/>
+        <w:ind w:left="1440"/>
+        <w:contextualSpacing/>
+        <w:rPr>
+          <w:rFonts w:ascii="Bookman Old Style" w:hAnsi="Bookman Old Style"/>
+        </w:rPr>
+      </w:pPr>
+    </w:p>
+    <w:p>
+      <w:pPr>
+        <w:spacing w:line="240" w:lineRule="auto"/>
+        <w:ind w:left="1440"/>
+        <w:contextualSpacing/>
+        <w:rPr>
+          <w:rFonts w:ascii="Bookman Old Style" w:hAnsi="Bookman Old Style"/>
+        </w:rPr>
+      </w:pPr>
+      <w:proofErr w:type="gramStart"/>
+      <w:r>
+        <w:rPr>
+          <w:rFonts w:ascii="Bookman Old Style" w:hAnsi="Bookman Old Style"/>
+        </w:rPr>
+        <w:t xml:space="preserve">select  </w:t>
+      </w:r>
+      <w:proofErr w:type="spellStart"/>
+      <w:r>
+        <w:rPr>
+          <w:rFonts w:ascii="Bookman Old Style" w:hAnsi="Bookman Old Style"/>
+        </w:rPr>
+        <w:t>v</w:t>
+      </w:r>
+      <w:proofErr w:type="gramEnd"/>
+      <w:r>
+        <w:rPr>
+          <w:rFonts w:ascii="Bookman Old Style" w:hAnsi="Bookman Old Style"/>
+        </w:rPr>
+        <w:t>.department</w:t>
+      </w:r>
+      <w:proofErr w:type="spellEnd"/>
+      <w:r>
+        <w:rPr>
+          <w:rFonts w:ascii="Bookman Old Style" w:hAnsi="Bookman Old Style"/>
+        </w:rPr>
+        <w:t>, round(sum(</w:t>
+      </w:r>
+      <w:proofErr w:type="spellStart"/>
+      <w:proofErr w:type="gramStart"/>
+      <w:r>
+        <w:rPr>
+          <w:rFonts w:ascii="Bookman Old Style" w:hAnsi="Bookman Old Style"/>
+        </w:rPr>
+        <w:t>b.approved</w:t>
+      </w:r>
+      <w:proofErr w:type="gramEnd"/>
+      <w:r>
+        <w:rPr>
+          <w:rFonts w:ascii="Bookman Old Style" w:hAnsi="Bookman Old Style"/>
+        </w:rPr>
+        <w:t>_amount</w:t>
+      </w:r>
+      <w:proofErr w:type="spellEnd"/>
+      <w:r>
+        <w:rPr>
+          <w:rFonts w:ascii="Bookman Old Style" w:hAnsi="Bookman Old Style"/>
+        </w:rPr>
+        <w:t xml:space="preserve">)/ </w:t>
+      </w:r>
+      <w:proofErr w:type="spellStart"/>
+      <w:r>
+        <w:rPr>
+          <w:rFonts w:ascii="Bookman Old Style" w:hAnsi="Bookman Old Style"/>
+        </w:rPr>
+        <w:t>nullif</w:t>
+      </w:r>
+      <w:proofErr w:type="spellEnd"/>
+      <w:r>
+        <w:rPr>
+          <w:rFonts w:ascii="Bookman Old Style" w:hAnsi="Bookman Old Style"/>
+        </w:rPr>
+        <w:t>(sum(</w:t>
+      </w:r>
+      <w:proofErr w:type="spellStart"/>
+      <w:proofErr w:type="gramStart"/>
+      <w:r>
+        <w:rPr>
+          <w:rFonts w:ascii="Bookman Old Style" w:hAnsi="Bookman Old Style"/>
+        </w:rPr>
+        <w:t>b.billed</w:t>
+      </w:r>
+      <w:proofErr w:type="gramEnd"/>
+      <w:r>
+        <w:rPr>
+          <w:rFonts w:ascii="Bookman Old Style" w:hAnsi="Bookman Old Style"/>
+        </w:rPr>
+        <w:t>_amount</w:t>
+      </w:r>
+      <w:proofErr w:type="spellEnd"/>
+      <w:r>
+        <w:rPr>
+          <w:rFonts w:ascii="Bookman Old Style" w:hAnsi="Bookman Old Style"/>
+        </w:rPr>
+        <w:t xml:space="preserve">),0),2) as </w:t>
+      </w:r>
+      <w:proofErr w:type="spellStart"/>
+      <w:r>
+        <w:rPr>
+          <w:rFonts w:ascii="Bookman Old Style" w:hAnsi="Bookman Old Style"/>
+        </w:rPr>
+        <w:t>revenue_realization_ratio</w:t>
+      </w:r>
+      <w:proofErr w:type="spellEnd"/>
+    </w:p>
+    <w:p>
+      <w:pPr>
+        <w:spacing w:line="240" w:lineRule="auto"/>
+        <w:ind w:left="1440"/>
+        <w:contextualSpacing/>
+        <w:rPr>
+          <w:rFonts w:ascii="Bookman Old Style" w:hAnsi="Bookman Old Style"/>
+        </w:rPr>
+      </w:pPr>
+      <w:r>
+        <w:rPr>
+          <w:rFonts w:ascii="Bookman Old Style" w:hAnsi="Bookman Old Style"/>
+        </w:rPr>
+        <w:t xml:space="preserve">from </w:t>
+      </w:r>
+      <w:proofErr w:type="spellStart"/>
+      <w:proofErr w:type="gramStart"/>
+      <w:r>
+        <w:rPr>
+          <w:rFonts w:ascii="Bookman Old Style" w:hAnsi="Bookman Old Style"/>
+        </w:rPr>
+        <w:t>hospital.billing</w:t>
+      </w:r>
+      <w:proofErr w:type="gramEnd"/>
+      <w:r>
+        <w:rPr>
+          <w:rFonts w:ascii="Bookman Old Style" w:hAnsi="Bookman Old Style"/>
+        </w:rPr>
+        <w:t>_clean</w:t>
+      </w:r>
+      <w:proofErr w:type="spellEnd"/>
+      <w:r>
+        <w:rPr>
+          <w:rFonts w:ascii="Bookman Old Style" w:hAnsi="Bookman Old Style"/>
+        </w:rPr>
+        <w:t xml:space="preserve"> b join </w:t>
+      </w:r>
+      <w:proofErr w:type="spellStart"/>
+      <w:proofErr w:type="gramStart"/>
+      <w:r>
+        <w:rPr>
+          <w:rFonts w:ascii="Bookman Old Style" w:hAnsi="Bookman Old Style"/>
+        </w:rPr>
+        <w:t>hospital.visits</w:t>
+      </w:r>
+      <w:proofErr w:type="spellEnd"/>
+      <w:proofErr w:type="gramEnd"/>
+      <w:r>
+        <w:rPr>
+          <w:rFonts w:ascii="Bookman Old Style" w:hAnsi="Bookman Old Style"/>
+        </w:rPr>
+        <w:t xml:space="preserve"> v on </w:t>
+      </w:r>
+      <w:proofErr w:type="spellStart"/>
+      <w:proofErr w:type="gramStart"/>
+      <w:r>
+        <w:rPr>
+          <w:rFonts w:ascii="Bookman Old Style" w:hAnsi="Bookman Old Style"/>
+        </w:rPr>
+        <w:t>b.visit</w:t>
+      </w:r>
+      <w:proofErr w:type="gramEnd"/>
+      <w:r>
+        <w:rPr>
+          <w:rFonts w:ascii="Bookman Old Style" w:hAnsi="Bookman Old Style"/>
+        </w:rPr>
+        <w:t>_id</w:t>
+      </w:r>
+      <w:proofErr w:type="spellEnd"/>
+      <w:r>
+        <w:rPr>
+          <w:rFonts w:ascii="Bookman Old Style" w:hAnsi="Bookman Old Style"/>
+        </w:rPr>
+        <w:t xml:space="preserve"> = </w:t>
+      </w:r>
+      <w:proofErr w:type="spellStart"/>
+      <w:proofErr w:type="gramStart"/>
+      <w:r>
+        <w:rPr>
+          <w:rFonts w:ascii="Bookman Old Style" w:hAnsi="Bookman Old Style"/>
+        </w:rPr>
+        <w:t>v.visit</w:t>
+      </w:r>
+      <w:proofErr w:type="gramEnd"/>
+      <w:r>
+        <w:rPr>
+          <w:rFonts w:ascii="Bookman Old Style" w:hAnsi="Bookman Old Style"/>
+        </w:rPr>
+        <w:t>_id</w:t>
+      </w:r>
+      <w:proofErr w:type="spellEnd"/>
+    </w:p>
+    <w:p>
+      <w:pPr>
+        <w:spacing w:line="240" w:lineRule="auto"/>
+        <w:ind w:left="1440"/>
+        <w:contextualSpacing/>
+        <w:rPr>
+          <w:rFonts w:ascii="Bookman Old Style" w:hAnsi="Bookman Old Style"/>
+        </w:rPr>
+      </w:pPr>
+      <w:r>
+        <w:rPr>
+          <w:rFonts w:ascii="Bookman Old Style" w:hAnsi="Bookman Old Style"/>
+        </w:rPr>
+        <w:t xml:space="preserve">group by </w:t>
+      </w:r>
+      <w:proofErr w:type="spellStart"/>
+      <w:proofErr w:type="gramStart"/>
+      <w:r>
+        <w:rPr>
+          <w:rFonts w:ascii="Bookman Old Style" w:hAnsi="Bookman Old Style"/>
+        </w:rPr>
+        <w:t>v.department</w:t>
+      </w:r>
+      <w:proofErr w:type="spellEnd"/>
+      <w:proofErr w:type="gramEnd"/>
+    </w:p>
+    <w:p>
+      <w:pPr>
+        <w:spacing w:line="240" w:lineRule="auto"/>
+        <w:ind w:left="1440"/>
+        <w:contextualSpacing/>
+        <w:rPr>
+          <w:rFonts w:ascii="Bookman Old Style" w:hAnsi="Bookman Old Style"/>
+        </w:rPr>
+      </w:pPr>
+      <w:r>
+        <w:rPr>
+          <w:rFonts w:ascii="Bookman Old Style" w:hAnsi="Bookman Old Style"/>
+        </w:rPr>
+        <w:t xml:space="preserve">order by </w:t>
+      </w:r>
+      <w:proofErr w:type="spellStart"/>
+      <w:r>
+        <w:rPr>
+          <w:rFonts w:ascii="Bookman Old Style" w:hAnsi="Bookman Old Style"/>
+        </w:rPr>
+        <w:t>revenue_realization_ratio</w:t>
+      </w:r>
+      <w:proofErr w:type="spellEnd"/>
+      <w:r>
+        <w:rPr>
+          <w:rFonts w:ascii="Bookman Old Style" w:hAnsi="Bookman Old Style"/>
+        </w:rPr>
+        <w:t xml:space="preserve"> </w:t>
+      </w:r>
+      <w:proofErr w:type="spellStart"/>
+      <w:r>
+        <w:rPr>
+          <w:rFonts w:ascii="Bookman Old Style" w:hAnsi="Bookman Old Style"/>
+        </w:rPr>
+        <w:t>asc</w:t>
+      </w:r>
+      <w:proofErr w:type="spellEnd"/>
+      <w:r>
+        <w:rPr>
+          <w:rFonts w:ascii="Bookman Old Style" w:hAnsi="Bookman Old Style"/>
+        </w:rPr>
+        <w:t>;</w:t>
+      </w:r>
+    </w:p>
+    <w:p>
+      <w:pPr>
+        <w:numPr>
+          <w:ilvl w:val="1"/>
+          <w:numId w:val="2"/>
+        </w:numPr>
+      </w:pPr>
+    </w:p>
+    <w:p>
+      <w:pPr>
+        <w:ind w:left="1440"/>
+      </w:pPr>
+      <w:r>
+        <w:rPr>
+          <w:noProof/>
+        </w:rPr>
         <w:drawing>
           <wp:inline distT="0" distB="0" distL="0" distR="0" wp14:anchorId="783C7BD5" wp14:editId="3AE17FBF">
             <wp:extent cx="5731510" cy="2343150"/>
@@ -847,7 +3847,7 @@
                     <pic:cNvPicPr/>
                   </pic:nvPicPr>
                   <pic:blipFill>
-                    <a:blip r:embed="rId16"/>
+                    <a:blip r:embed="rId15"/>
                     <a:stretch>
                       <a:fillRect/>
                     </a:stretch>
@@ -886,6 +3886,7 @@
         </w:numPr>
       </w:pPr>
       <w:r>
+        <w:lastRenderedPageBreak/>
         <w:t>Identify </w:t>
       </w:r>
       <w:r>
@@ -893,7 +3894,39 @@
           <w:b/>
           <w:bCs/>
         </w:rPr>
-        <w:t>visits where billed_amount is high but approved_amount is zero or missing</w:t>
+        <w:t xml:space="preserve">visits where </w:t>
+      </w:r>
+      <w:proofErr w:type="spellStart"/>
+      <w:r>
+        <w:rPr>
+          <w:b/>
+          <w:bCs/>
+        </w:rPr>
+        <w:t>billed_amount</w:t>
+      </w:r>
+      <w:proofErr w:type="spellEnd"/>
+      <w:r>
+        <w:rPr>
+          <w:b/>
+          <w:bCs/>
+        </w:rPr>
+        <w:t xml:space="preserve"> is high but </w:t>
+      </w:r>
+      <w:proofErr w:type="spellStart"/>
+      <w:r>
+        <w:rPr>
+          <w:b/>
+          <w:bCs/>
+        </w:rPr>
+        <w:t>approved_amount</w:t>
+      </w:r>
+      <w:proofErr w:type="spellEnd"/>
+      <w:r>
+        <w:rPr>
+          <w:b/>
+          <w:bCs/>
+        </w:rPr>
+        <w:t xml:space="preserve"> is zero or missing</w:t>
       </w:r>
       <w:r>
         <w:t>.</w:t>
@@ -901,9 +3934,227 @@
     </w:p>
     <w:p>
       <w:pPr>
-        <w:ind w:left="1440"/>
-      </w:pPr>
-      <w:r>
+        <w:spacing w:line="240" w:lineRule="auto"/>
+        <w:ind w:left="1440"/>
+        <w:contextualSpacing/>
+        <w:rPr>
+          <w:rFonts w:ascii="Bookman Old Style" w:hAnsi="Bookman Old Style"/>
+          <w:b/>
+          <w:bCs/>
+        </w:rPr>
+      </w:pPr>
+      <w:r>
+        <w:rPr>
+          <w:rFonts w:ascii="Bookman Old Style" w:hAnsi="Bookman Old Style"/>
+          <w:b/>
+          <w:bCs/>
+        </w:rPr>
+        <w:t>-- 10. Visits with high billed amount but zero or missing approved amount</w:t>
+      </w:r>
+    </w:p>
+    <w:p>
+      <w:pPr>
+        <w:spacing w:line="240" w:lineRule="auto"/>
+        <w:ind w:left="1440"/>
+        <w:contextualSpacing/>
+        <w:rPr>
+          <w:rFonts w:ascii="Bookman Old Style" w:hAnsi="Bookman Old Style"/>
+          <w:b/>
+          <w:bCs/>
+        </w:rPr>
+      </w:pPr>
+      <w:r>
+        <w:rPr>
+          <w:rFonts w:ascii="Bookman Old Style" w:hAnsi="Bookman Old Style"/>
+          <w:b/>
+          <w:bCs/>
+        </w:rPr>
+        <w:t xml:space="preserve">-- Business purpose: Detect revenue </w:t>
+      </w:r>
+      <w:proofErr w:type="spellStart"/>
+      <w:r>
+        <w:rPr>
+          <w:rFonts w:ascii="Bookman Old Style" w:hAnsi="Bookman Old Style"/>
+          <w:b/>
+          <w:bCs/>
+        </w:rPr>
+        <w:t>leackage</w:t>
+      </w:r>
+      <w:proofErr w:type="spellEnd"/>
+    </w:p>
+    <w:p>
+      <w:pPr>
+        <w:spacing w:line="240" w:lineRule="auto"/>
+        <w:ind w:left="1440"/>
+        <w:contextualSpacing/>
+        <w:rPr>
+          <w:rFonts w:ascii="Bookman Old Style" w:hAnsi="Bookman Old Style"/>
+        </w:rPr>
+      </w:pPr>
+    </w:p>
+    <w:p>
+      <w:pPr>
+        <w:spacing w:line="240" w:lineRule="auto"/>
+        <w:ind w:left="1440"/>
+        <w:contextualSpacing/>
+        <w:rPr>
+          <w:rFonts w:ascii="Bookman Old Style" w:hAnsi="Bookman Old Style"/>
+        </w:rPr>
+      </w:pPr>
+      <w:r>
+        <w:rPr>
+          <w:rFonts w:ascii="Bookman Old Style" w:hAnsi="Bookman Old Style"/>
+        </w:rPr>
+        <w:t xml:space="preserve">select * from </w:t>
+      </w:r>
+      <w:proofErr w:type="spellStart"/>
+      <w:proofErr w:type="gramStart"/>
+      <w:r>
+        <w:rPr>
+          <w:rFonts w:ascii="Bookman Old Style" w:hAnsi="Bookman Old Style"/>
+        </w:rPr>
+        <w:t>hospital.billing</w:t>
+      </w:r>
+      <w:proofErr w:type="gramEnd"/>
+      <w:r>
+        <w:rPr>
+          <w:rFonts w:ascii="Bookman Old Style" w:hAnsi="Bookman Old Style"/>
+        </w:rPr>
+        <w:t>_clean</w:t>
+      </w:r>
+      <w:proofErr w:type="spellEnd"/>
+    </w:p>
+    <w:p>
+      <w:pPr>
+        <w:spacing w:line="240" w:lineRule="auto"/>
+        <w:ind w:left="1440"/>
+        <w:contextualSpacing/>
+        <w:rPr>
+          <w:rFonts w:ascii="Bookman Old Style" w:hAnsi="Bookman Old Style"/>
+        </w:rPr>
+      </w:pPr>
+      <w:r>
+        <w:rPr>
+          <w:rFonts w:ascii="Bookman Old Style" w:hAnsi="Bookman Old Style"/>
+        </w:rPr>
+        <w:t xml:space="preserve">where </w:t>
+      </w:r>
+      <w:proofErr w:type="spellStart"/>
+      <w:r>
+        <w:rPr>
+          <w:rFonts w:ascii="Bookman Old Style" w:hAnsi="Bookman Old Style"/>
+        </w:rPr>
+        <w:t>billed_amount</w:t>
+      </w:r>
+      <w:proofErr w:type="spellEnd"/>
+      <w:r>
+        <w:rPr>
+          <w:rFonts w:ascii="Bookman Old Style" w:hAnsi="Bookman Old Style"/>
+        </w:rPr>
+        <w:t xml:space="preserve"> &gt; 10000</w:t>
+      </w:r>
+    </w:p>
+    <w:p>
+      <w:pPr>
+        <w:spacing w:line="240" w:lineRule="auto"/>
+        <w:ind w:left="1440"/>
+        <w:contextualSpacing/>
+        <w:rPr>
+          <w:rFonts w:ascii="Bookman Old Style" w:hAnsi="Bookman Old Style"/>
+        </w:rPr>
+      </w:pPr>
+      <w:r>
+        <w:rPr>
+          <w:rFonts w:ascii="Bookman Old Style" w:hAnsi="Bookman Old Style"/>
+        </w:rPr>
+        <w:t>and (</w:t>
+      </w:r>
+      <w:proofErr w:type="spellStart"/>
+      <w:r>
+        <w:rPr>
+          <w:rFonts w:ascii="Bookman Old Style" w:hAnsi="Bookman Old Style"/>
+        </w:rPr>
+        <w:t>approved_amount</w:t>
+      </w:r>
+      <w:proofErr w:type="spellEnd"/>
+      <w:r>
+        <w:rPr>
+          <w:rFonts w:ascii="Bookman Old Style" w:hAnsi="Bookman Old Style"/>
+        </w:rPr>
+        <w:t xml:space="preserve"> is null or </w:t>
+      </w:r>
+      <w:proofErr w:type="spellStart"/>
+      <w:r>
+        <w:rPr>
+          <w:rFonts w:ascii="Bookman Old Style" w:hAnsi="Bookman Old Style"/>
+        </w:rPr>
+        <w:t>approved_amount</w:t>
+      </w:r>
+      <w:proofErr w:type="spellEnd"/>
+      <w:r>
+        <w:rPr>
+          <w:rFonts w:ascii="Bookman Old Style" w:hAnsi="Bookman Old Style"/>
+        </w:rPr>
+        <w:t xml:space="preserve"> = 0)</w:t>
+      </w:r>
+    </w:p>
+    <w:p>
+      <w:pPr>
+        <w:spacing w:line="240" w:lineRule="auto"/>
+        <w:ind w:left="1440"/>
+        <w:contextualSpacing/>
+        <w:rPr>
+          <w:rFonts w:ascii="Bookman Old Style" w:hAnsi="Bookman Old Style"/>
+        </w:rPr>
+      </w:pPr>
+      <w:r>
+        <w:rPr>
+          <w:rFonts w:ascii="Bookman Old Style" w:hAnsi="Bookman Old Style"/>
+        </w:rPr>
+        <w:t xml:space="preserve">order by </w:t>
+      </w:r>
+      <w:proofErr w:type="spellStart"/>
+      <w:r>
+        <w:rPr>
+          <w:rFonts w:ascii="Bookman Old Style" w:hAnsi="Bookman Old Style"/>
+        </w:rPr>
+        <w:t>billed_amount</w:t>
+      </w:r>
+      <w:proofErr w:type="spellEnd"/>
+      <w:r>
+        <w:rPr>
+          <w:rFonts w:ascii="Bookman Old Style" w:hAnsi="Bookman Old Style"/>
+        </w:rPr>
+        <w:t xml:space="preserve"> </w:t>
+      </w:r>
+      <w:proofErr w:type="spellStart"/>
+      <w:r>
+        <w:rPr>
+          <w:rFonts w:ascii="Bookman Old Style" w:hAnsi="Bookman Old Style"/>
+        </w:rPr>
+        <w:t>desc</w:t>
+      </w:r>
+      <w:proofErr w:type="spellEnd"/>
+      <w:r>
+        <w:rPr>
+          <w:rFonts w:ascii="Bookman Old Style" w:hAnsi="Bookman Old Style"/>
+        </w:rPr>
+        <w:t>;</w:t>
+      </w:r>
+    </w:p>
+    <w:p>
+      <w:pPr>
+        <w:ind w:left="1080"/>
+      </w:pPr>
+    </w:p>
+    <w:p>
+      <w:pPr>
+        <w:ind w:left="1440"/>
+      </w:pPr>
+      <w:r>
+        <w:rPr>
+          <w:noProof/>
+        </w:rPr>
         <w:drawing>
           <wp:inline distT="0" distB="0" distL="0" distR="0" wp14:anchorId="21C6FEB5" wp14:editId="33F3A659">
             <wp:extent cx="5731510" cy="3146425"/>
@@ -920,7 +4171,7 @@
                     <pic:cNvPicPr/>
                   </pic:nvPicPr>
                   <pic:blipFill>
-                    <a:blip r:embed="rId17"/>
+                    <a:blip r:embed="rId16"/>
                     <a:stretch>
                       <a:fillRect/>
                     </a:stretch>
@@ -983,6 +4234,26 @@
     </w:p>
     <w:p>
       <w:pPr>
+        <w:ind w:left="1440"/>
+      </w:pPr>
+    </w:p>
+    <w:p>
+      <w:pPr>
+        <w:ind w:left="1440"/>
+      </w:pPr>
+    </w:p>
+    <w:p>
+      <w:pPr>
+        <w:ind w:left="1440"/>
+      </w:pPr>
+    </w:p>
+    <w:p>
+      <w:pPr>
+        <w:ind w:left="1440"/>
+      </w:pPr>
+    </w:p>
+    <w:p>
+      <w:pPr>
         <w:numPr>
           <w:ilvl w:val="1"/>
           <w:numId w:val="2"/>
@@ -1005,9 +4276,263 @@
     </w:p>
     <w:p>
       <w:pPr>
-        <w:ind w:left="1440"/>
-      </w:pPr>
-      <w:r>
+        <w:spacing w:line="240" w:lineRule="auto"/>
+        <w:ind w:left="1440"/>
+        <w:contextualSpacing/>
+        <w:rPr>
+          <w:rFonts w:ascii="Bookman Old Style" w:hAnsi="Bookman Old Style"/>
+          <w:b/>
+          <w:bCs/>
+        </w:rPr>
+      </w:pPr>
+      <w:r>
+        <w:rPr>
+          <w:rFonts w:ascii="Bookman Old Style" w:hAnsi="Bookman Old Style"/>
+          <w:b/>
+          <w:bCs/>
+        </w:rPr>
+        <w:t xml:space="preserve">-- 11. Visits that </w:t>
+      </w:r>
+      <w:proofErr w:type="spellStart"/>
+      <w:r>
+        <w:rPr>
+          <w:rFonts w:ascii="Bookman Old Style" w:hAnsi="Bookman Old Style"/>
+          <w:b/>
+          <w:bCs/>
+        </w:rPr>
+        <w:t>donot</w:t>
+      </w:r>
+      <w:proofErr w:type="spellEnd"/>
+      <w:r>
+        <w:rPr>
+          <w:rFonts w:ascii="Bookman Old Style" w:hAnsi="Bookman Old Style"/>
+          <w:b/>
+          <w:bCs/>
+        </w:rPr>
+        <w:t xml:space="preserve"> have a corresponding billing record</w:t>
+      </w:r>
+    </w:p>
+    <w:p>
+      <w:pPr>
+        <w:spacing w:line="240" w:lineRule="auto"/>
+        <w:ind w:left="1440"/>
+        <w:contextualSpacing/>
+        <w:rPr>
+          <w:rFonts w:ascii="Bookman Old Style" w:hAnsi="Bookman Old Style"/>
+          <w:b/>
+          <w:bCs/>
+        </w:rPr>
+      </w:pPr>
+      <w:r>
+        <w:rPr>
+          <w:rFonts w:ascii="Bookman Old Style" w:hAnsi="Bookman Old Style"/>
+          <w:b/>
+          <w:bCs/>
+        </w:rPr>
+        <w:t xml:space="preserve">-- Business purpose Detect operation </w:t>
+      </w:r>
+      <w:proofErr w:type="spellStart"/>
+      <w:r>
+        <w:rPr>
+          <w:rFonts w:ascii="Bookman Old Style" w:hAnsi="Bookman Old Style"/>
+          <w:b/>
+          <w:bCs/>
+        </w:rPr>
+        <w:t>leackage</w:t>
+      </w:r>
+      <w:proofErr w:type="spellEnd"/>
+    </w:p>
+    <w:p>
+      <w:pPr>
+        <w:spacing w:line="240" w:lineRule="auto"/>
+        <w:ind w:left="1440"/>
+        <w:contextualSpacing/>
+        <w:rPr>
+          <w:rFonts w:ascii="Bookman Old Style" w:hAnsi="Bookman Old Style"/>
+        </w:rPr>
+      </w:pPr>
+    </w:p>
+    <w:p>
+      <w:pPr>
+        <w:spacing w:line="240" w:lineRule="auto"/>
+        <w:ind w:left="1440"/>
+        <w:contextualSpacing/>
+        <w:rPr>
+          <w:rFonts w:ascii="Bookman Old Style" w:hAnsi="Bookman Old Style"/>
+        </w:rPr>
+      </w:pPr>
+      <w:r>
+        <w:rPr>
+          <w:rFonts w:ascii="Bookman Old Style" w:hAnsi="Bookman Old Style"/>
+        </w:rPr>
+        <w:t xml:space="preserve">select </w:t>
+      </w:r>
+      <w:proofErr w:type="spellStart"/>
+      <w:proofErr w:type="gramStart"/>
+      <w:r>
+        <w:rPr>
+          <w:rFonts w:ascii="Bookman Old Style" w:hAnsi="Bookman Old Style"/>
+        </w:rPr>
+        <w:t>b.visit</w:t>
+      </w:r>
+      <w:proofErr w:type="gramEnd"/>
+      <w:r>
+        <w:rPr>
+          <w:rFonts w:ascii="Bookman Old Style" w:hAnsi="Bookman Old Style"/>
+        </w:rPr>
+        <w:t>_id</w:t>
+      </w:r>
+      <w:proofErr w:type="spellEnd"/>
+      <w:r>
+        <w:rPr>
+          <w:rFonts w:ascii="Bookman Old Style" w:hAnsi="Bookman Old Style"/>
+        </w:rPr>
+        <w:t xml:space="preserve"> </w:t>
+      </w:r>
+    </w:p>
+    <w:p>
+      <w:pPr>
+        <w:spacing w:line="240" w:lineRule="auto"/>
+        <w:ind w:left="1440"/>
+        <w:contextualSpacing/>
+        <w:rPr>
+          <w:rFonts w:ascii="Bookman Old Style" w:hAnsi="Bookman Old Style"/>
+        </w:rPr>
+      </w:pPr>
+      <w:r>
+        <w:rPr>
+          <w:rFonts w:ascii="Bookman Old Style" w:hAnsi="Bookman Old Style"/>
+        </w:rPr>
+        <w:t xml:space="preserve">from </w:t>
+      </w:r>
+      <w:proofErr w:type="spellStart"/>
+      <w:proofErr w:type="gramStart"/>
+      <w:r>
+        <w:rPr>
+          <w:rFonts w:ascii="Bookman Old Style" w:hAnsi="Bookman Old Style"/>
+        </w:rPr>
+        <w:t>hospital.visits</w:t>
+      </w:r>
+      <w:proofErr w:type="spellEnd"/>
+      <w:proofErr w:type="gramEnd"/>
+      <w:r>
+        <w:rPr>
+          <w:rFonts w:ascii="Bookman Old Style" w:hAnsi="Bookman Old Style"/>
+        </w:rPr>
+        <w:t xml:space="preserve"> v left join </w:t>
+      </w:r>
+      <w:proofErr w:type="spellStart"/>
+      <w:proofErr w:type="gramStart"/>
+      <w:r>
+        <w:rPr>
+          <w:rFonts w:ascii="Bookman Old Style" w:hAnsi="Bookman Old Style"/>
+        </w:rPr>
+        <w:t>hospital.billing</w:t>
+      </w:r>
+      <w:proofErr w:type="gramEnd"/>
+      <w:r>
+        <w:rPr>
+          <w:rFonts w:ascii="Bookman Old Style" w:hAnsi="Bookman Old Style"/>
+        </w:rPr>
+        <w:t>_clean</w:t>
+      </w:r>
+      <w:proofErr w:type="spellEnd"/>
+      <w:r>
+        <w:rPr>
+          <w:rFonts w:ascii="Bookman Old Style" w:hAnsi="Bookman Old Style"/>
+        </w:rPr>
+        <w:t xml:space="preserve"> b on </w:t>
+      </w:r>
+      <w:proofErr w:type="spellStart"/>
+      <w:proofErr w:type="gramStart"/>
+      <w:r>
+        <w:rPr>
+          <w:rFonts w:ascii="Bookman Old Style" w:hAnsi="Bookman Old Style"/>
+        </w:rPr>
+        <w:t>v.visit</w:t>
+      </w:r>
+      <w:proofErr w:type="gramEnd"/>
+      <w:r>
+        <w:rPr>
+          <w:rFonts w:ascii="Bookman Old Style" w:hAnsi="Bookman Old Style"/>
+        </w:rPr>
+        <w:t>_id</w:t>
+      </w:r>
+      <w:proofErr w:type="spellEnd"/>
+      <w:r>
+        <w:rPr>
+          <w:rFonts w:ascii="Bookman Old Style" w:hAnsi="Bookman Old Style"/>
+        </w:rPr>
+        <w:t xml:space="preserve"> = </w:t>
+      </w:r>
+      <w:proofErr w:type="spellStart"/>
+      <w:proofErr w:type="gramStart"/>
+      <w:r>
+        <w:rPr>
+          <w:rFonts w:ascii="Bookman Old Style" w:hAnsi="Bookman Old Style"/>
+        </w:rPr>
+        <w:t>b.visit</w:t>
+      </w:r>
+      <w:proofErr w:type="gramEnd"/>
+      <w:r>
+        <w:rPr>
+          <w:rFonts w:ascii="Bookman Old Style" w:hAnsi="Bookman Old Style"/>
+        </w:rPr>
+        <w:t>_id</w:t>
+      </w:r>
+      <w:proofErr w:type="spellEnd"/>
+    </w:p>
+    <w:p>
+      <w:pPr>
+        <w:spacing w:line="240" w:lineRule="auto"/>
+        <w:ind w:left="1440"/>
+        <w:contextualSpacing/>
+        <w:rPr>
+          <w:rFonts w:ascii="Bookman Old Style" w:hAnsi="Bookman Old Style"/>
+        </w:rPr>
+      </w:pPr>
+      <w:r>
+        <w:rPr>
+          <w:rFonts w:ascii="Bookman Old Style" w:hAnsi="Bookman Old Style"/>
+        </w:rPr>
+        <w:t xml:space="preserve">where </w:t>
+      </w:r>
+      <w:proofErr w:type="spellStart"/>
+      <w:proofErr w:type="gramStart"/>
+      <w:r>
+        <w:rPr>
+          <w:rFonts w:ascii="Bookman Old Style" w:hAnsi="Bookman Old Style"/>
+        </w:rPr>
+        <w:t>b.visit</w:t>
+      </w:r>
+      <w:proofErr w:type="gramEnd"/>
+      <w:r>
+        <w:rPr>
+          <w:rFonts w:ascii="Bookman Old Style" w:hAnsi="Bookman Old Style"/>
+        </w:rPr>
+        <w:t>_id</w:t>
+      </w:r>
+      <w:proofErr w:type="spellEnd"/>
+      <w:r>
+        <w:rPr>
+          <w:rFonts w:ascii="Bookman Old Style" w:hAnsi="Bookman Old Style"/>
+        </w:rPr>
+        <w:t xml:space="preserve"> is null;</w:t>
+      </w:r>
+    </w:p>
+    <w:p>
+      <w:pPr>
+        <w:ind w:left="1080"/>
+      </w:pPr>
+    </w:p>
+    <w:p>
+      <w:pPr>
+        <w:ind w:left="1440"/>
+      </w:pPr>
+      <w:r>
+        <w:rPr>
+          <w:noProof/>
+        </w:rPr>
         <w:drawing>
           <wp:inline distT="0" distB="0" distL="0" distR="0" wp14:anchorId="16ED124D" wp14:editId="06E79DFD">
             <wp:extent cx="5731510" cy="1840230"/>
@@ -1024,7 +4549,7 @@
                     <pic:cNvPicPr/>
                   </pic:nvPicPr>
                   <pic:blipFill>
-                    <a:blip r:embed="rId18"/>
+                    <a:blip r:embed="rId17"/>
                     <a:stretch>
                       <a:fillRect/>
                     </a:stretch>
@@ -1073,9 +4598,256 @@
     </w:p>
     <w:p>
       <w:pPr>
+        <w:spacing w:line="240" w:lineRule="auto"/>
+        <w:ind w:left="1440"/>
+        <w:contextualSpacing/>
+        <w:rPr>
+          <w:rFonts w:ascii="Bookman Old Style" w:hAnsi="Bookman Old Style"/>
+          <w:b/>
+          <w:bCs/>
+        </w:rPr>
+      </w:pPr>
+      <w:r>
+        <w:rPr>
+          <w:rFonts w:ascii="Bookman Old Style" w:hAnsi="Bookman Old Style"/>
+          <w:b/>
+          <w:bCs/>
+        </w:rPr>
+        <w:t xml:space="preserve">-- 12. Billing records that </w:t>
+      </w:r>
+      <w:proofErr w:type="spellStart"/>
+      <w:r>
+        <w:rPr>
+          <w:rFonts w:ascii="Bookman Old Style" w:hAnsi="Bookman Old Style"/>
+          <w:b/>
+          <w:bCs/>
+        </w:rPr>
+        <w:t>donot</w:t>
+      </w:r>
+      <w:proofErr w:type="spellEnd"/>
+      <w:r>
+        <w:rPr>
+          <w:rFonts w:ascii="Bookman Old Style" w:hAnsi="Bookman Old Style"/>
+          <w:b/>
+          <w:bCs/>
+        </w:rPr>
+        <w:t xml:space="preserve"> have corresponding visit</w:t>
+      </w:r>
+    </w:p>
+    <w:p>
+      <w:pPr>
+        <w:spacing w:line="240" w:lineRule="auto"/>
+        <w:ind w:left="1440"/>
+        <w:contextualSpacing/>
+        <w:rPr>
+          <w:rFonts w:ascii="Bookman Old Style" w:hAnsi="Bookman Old Style"/>
+          <w:b/>
+          <w:bCs/>
+        </w:rPr>
+      </w:pPr>
+      <w:r>
+        <w:rPr>
+          <w:rFonts w:ascii="Bookman Old Style" w:hAnsi="Bookman Old Style"/>
+          <w:b/>
+          <w:bCs/>
+        </w:rPr>
+        <w:t>-- Business purpose: identify orphan financial records</w:t>
+      </w:r>
+    </w:p>
+    <w:p>
+      <w:pPr>
+        <w:spacing w:line="240" w:lineRule="auto"/>
+        <w:ind w:left="1440"/>
+        <w:contextualSpacing/>
+        <w:rPr>
+          <w:rFonts w:ascii="Bookman Old Style" w:hAnsi="Bookman Old Style"/>
+        </w:rPr>
+      </w:pPr>
+    </w:p>
+    <w:p>
+      <w:pPr>
+        <w:spacing w:line="240" w:lineRule="auto"/>
+        <w:ind w:left="1440"/>
+        <w:contextualSpacing/>
+        <w:rPr>
+          <w:rFonts w:ascii="Bookman Old Style" w:hAnsi="Bookman Old Style"/>
+        </w:rPr>
+      </w:pPr>
+      <w:r>
+        <w:rPr>
+          <w:rFonts w:ascii="Bookman Old Style" w:hAnsi="Bookman Old Style"/>
+        </w:rPr>
+        <w:t xml:space="preserve">select </w:t>
+      </w:r>
+      <w:proofErr w:type="spellStart"/>
+      <w:proofErr w:type="gramStart"/>
+      <w:r>
+        <w:rPr>
+          <w:rFonts w:ascii="Bookman Old Style" w:hAnsi="Bookman Old Style"/>
+        </w:rPr>
+        <w:t>b.bill</w:t>
+      </w:r>
+      <w:proofErr w:type="gramEnd"/>
+      <w:r>
+        <w:rPr>
+          <w:rFonts w:ascii="Bookman Old Style" w:hAnsi="Bookman Old Style"/>
+        </w:rPr>
+        <w:t>_id</w:t>
+      </w:r>
+      <w:proofErr w:type="spellEnd"/>
+      <w:r>
+        <w:rPr>
+          <w:rFonts w:ascii="Bookman Old Style" w:hAnsi="Bookman Old Style"/>
+        </w:rPr>
+        <w:t xml:space="preserve"> </w:t>
+      </w:r>
+    </w:p>
+    <w:p>
+      <w:pPr>
+        <w:spacing w:line="240" w:lineRule="auto"/>
+        <w:ind w:left="1440"/>
+        <w:contextualSpacing/>
+        <w:rPr>
+          <w:rFonts w:ascii="Bookman Old Style" w:hAnsi="Bookman Old Style"/>
+        </w:rPr>
+      </w:pPr>
+      <w:r>
+        <w:rPr>
+          <w:rFonts w:ascii="Bookman Old Style" w:hAnsi="Bookman Old Style"/>
+        </w:rPr>
+        <w:t xml:space="preserve">from </w:t>
+      </w:r>
+      <w:proofErr w:type="spellStart"/>
+      <w:proofErr w:type="gramStart"/>
+      <w:r>
+        <w:rPr>
+          <w:rFonts w:ascii="Bookman Old Style" w:hAnsi="Bookman Old Style"/>
+        </w:rPr>
+        <w:t>hospital.billing</w:t>
+      </w:r>
+      <w:proofErr w:type="gramEnd"/>
+      <w:r>
+        <w:rPr>
+          <w:rFonts w:ascii="Bookman Old Style" w:hAnsi="Bookman Old Style"/>
+        </w:rPr>
+        <w:t>_clean</w:t>
+      </w:r>
+      <w:proofErr w:type="spellEnd"/>
+      <w:r>
+        <w:rPr>
+          <w:rFonts w:ascii="Bookman Old Style" w:hAnsi="Bookman Old Style"/>
+        </w:rPr>
+        <w:t xml:space="preserve"> b left join </w:t>
+      </w:r>
+      <w:proofErr w:type="spellStart"/>
+      <w:proofErr w:type="gramStart"/>
+      <w:r>
+        <w:rPr>
+          <w:rFonts w:ascii="Bookman Old Style" w:hAnsi="Bookman Old Style"/>
+        </w:rPr>
+        <w:t>hospital.visits</w:t>
+      </w:r>
+      <w:proofErr w:type="spellEnd"/>
+      <w:proofErr w:type="gramEnd"/>
+      <w:r>
+        <w:rPr>
+          <w:rFonts w:ascii="Bookman Old Style" w:hAnsi="Bookman Old Style"/>
+        </w:rPr>
+        <w:t xml:space="preserve"> v on </w:t>
+      </w:r>
+      <w:proofErr w:type="spellStart"/>
+      <w:proofErr w:type="gramStart"/>
+      <w:r>
+        <w:rPr>
+          <w:rFonts w:ascii="Bookman Old Style" w:hAnsi="Bookman Old Style"/>
+        </w:rPr>
+        <w:t>v.visit</w:t>
+      </w:r>
+      <w:proofErr w:type="gramEnd"/>
+      <w:r>
+        <w:rPr>
+          <w:rFonts w:ascii="Bookman Old Style" w:hAnsi="Bookman Old Style"/>
+        </w:rPr>
+        <w:t>_id</w:t>
+      </w:r>
+      <w:proofErr w:type="spellEnd"/>
+      <w:r>
+        <w:rPr>
+          <w:rFonts w:ascii="Bookman Old Style" w:hAnsi="Bookman Old Style"/>
+        </w:rPr>
+        <w:t xml:space="preserve"> = </w:t>
+      </w:r>
+      <w:proofErr w:type="spellStart"/>
+      <w:proofErr w:type="gramStart"/>
+      <w:r>
+        <w:rPr>
+          <w:rFonts w:ascii="Bookman Old Style" w:hAnsi="Bookman Old Style"/>
+        </w:rPr>
+        <w:t>b.visit</w:t>
+      </w:r>
+      <w:proofErr w:type="gramEnd"/>
+      <w:r>
+        <w:rPr>
+          <w:rFonts w:ascii="Bookman Old Style" w:hAnsi="Bookman Old Style"/>
+        </w:rPr>
+        <w:t>_id</w:t>
+      </w:r>
+      <w:proofErr w:type="spellEnd"/>
+    </w:p>
+    <w:p>
+      <w:pPr>
+        <w:spacing w:line="240" w:lineRule="auto"/>
+        <w:ind w:left="1440"/>
+        <w:contextualSpacing/>
+        <w:rPr>
+          <w:rFonts w:ascii="Bookman Old Style" w:hAnsi="Bookman Old Style"/>
+        </w:rPr>
+      </w:pPr>
+      <w:r>
+        <w:rPr>
+          <w:rFonts w:ascii="Bookman Old Style" w:hAnsi="Bookman Old Style"/>
+        </w:rPr>
+        <w:t xml:space="preserve">where </w:t>
+      </w:r>
+      <w:proofErr w:type="spellStart"/>
+      <w:proofErr w:type="gramStart"/>
+      <w:r>
+        <w:rPr>
+          <w:rFonts w:ascii="Bookman Old Style" w:hAnsi="Bookman Old Style"/>
+        </w:rPr>
+        <w:t>v.visit</w:t>
+      </w:r>
+      <w:proofErr w:type="gramEnd"/>
+      <w:r>
+        <w:rPr>
+          <w:rFonts w:ascii="Bookman Old Style" w:hAnsi="Bookman Old Style"/>
+        </w:rPr>
+        <w:t>_id</w:t>
+      </w:r>
+      <w:proofErr w:type="spellEnd"/>
+      <w:r>
+        <w:rPr>
+          <w:rFonts w:ascii="Bookman Old Style" w:hAnsi="Bookman Old Style"/>
+        </w:rPr>
+        <w:t xml:space="preserve"> is null;</w:t>
+      </w:r>
+    </w:p>
+    <w:p>
+      <w:pPr>
+        <w:numPr>
+          <w:ilvl w:val="1"/>
+          <w:numId w:val="2"/>
+        </w:numPr>
+      </w:pPr>
+    </w:p>
+    <w:p>
+      <w:pPr>
         <w:ind w:left="720"/>
       </w:pPr>
       <w:r>
+        <w:rPr>
+          <w:noProof/>
+        </w:rPr>
         <w:drawing>
           <wp:inline distT="0" distB="0" distL="0" distR="0" wp14:anchorId="21FC44E8" wp14:editId="0ED42649">
             <wp:extent cx="5731510" cy="1836420"/>
@@ -1092,7 +4864,7 @@
                     <pic:cNvPicPr/>
                   </pic:nvPicPr>
                   <pic:blipFill>
-                    <a:blip r:embed="rId19"/>
+                    <a:blip r:embed="rId18"/>
                     <a:stretch>
                       <a:fillRect/>
                     </a:stretch>
@@ -1133,7 +4905,23 @@
           <w:b/>
           <w:bCs/>
         </w:rPr>
-        <w:t>patients with duplicate patient_id values</w:t>
+        <w:t xml:space="preserve">patients with duplicate </w:t>
+      </w:r>
+      <w:proofErr w:type="spellStart"/>
+      <w:r>
+        <w:rPr>
+          <w:b/>
+          <w:bCs/>
+        </w:rPr>
+        <w:t>patient_id</w:t>
+      </w:r>
+      <w:proofErr w:type="spellEnd"/>
+      <w:r>
+        <w:rPr>
+          <w:b/>
+          <w:bCs/>
+        </w:rPr>
+        <w:t xml:space="preserve"> values</w:t>
       </w:r>
       <w:r>
         <w:t>.</w:t>
@@ -1141,9 +4929,193 @@
     </w:p>
     <w:p>
       <w:pPr>
-        <w:ind w:left="1440"/>
-      </w:pPr>
-      <w:r>
+        <w:spacing w:line="240" w:lineRule="auto"/>
+        <w:ind w:left="1440"/>
+        <w:contextualSpacing/>
+        <w:rPr>
+          <w:rFonts w:ascii="Bookman Old Style" w:hAnsi="Bookman Old Style"/>
+          <w:b/>
+          <w:bCs/>
+        </w:rPr>
+      </w:pPr>
+      <w:r>
+        <w:rPr>
+          <w:rFonts w:ascii="Bookman Old Style" w:hAnsi="Bookman Old Style"/>
+          <w:b/>
+          <w:bCs/>
+        </w:rPr>
+        <w:t>-- 13. Patients with duplicate patient ids</w:t>
+      </w:r>
+    </w:p>
+    <w:p>
+      <w:pPr>
+        <w:spacing w:line="240" w:lineRule="auto"/>
+        <w:ind w:left="1440"/>
+        <w:contextualSpacing/>
+        <w:rPr>
+          <w:rFonts w:ascii="Bookman Old Style" w:hAnsi="Bookman Old Style"/>
+          <w:b/>
+          <w:bCs/>
+        </w:rPr>
+      </w:pPr>
+      <w:r>
+        <w:rPr>
+          <w:rFonts w:ascii="Bookman Old Style" w:hAnsi="Bookman Old Style"/>
+          <w:b/>
+          <w:bCs/>
+        </w:rPr>
+        <w:lastRenderedPageBreak/>
+        <w:t>-- Business Purpose: primary key violations</w:t>
+      </w:r>
+    </w:p>
+    <w:p>
+      <w:pPr>
+        <w:spacing w:line="240" w:lineRule="auto"/>
+        <w:ind w:left="1440"/>
+        <w:contextualSpacing/>
+        <w:rPr>
+          <w:rFonts w:ascii="Bookman Old Style" w:hAnsi="Bookman Old Style"/>
+        </w:rPr>
+      </w:pPr>
+    </w:p>
+    <w:p>
+      <w:pPr>
+        <w:spacing w:line="240" w:lineRule="auto"/>
+        <w:ind w:left="1440"/>
+        <w:contextualSpacing/>
+        <w:rPr>
+          <w:rFonts w:ascii="Bookman Old Style" w:hAnsi="Bookman Old Style"/>
+        </w:rPr>
+      </w:pPr>
+      <w:r>
+        <w:rPr>
+          <w:rFonts w:ascii="Bookman Old Style" w:hAnsi="Bookman Old Style"/>
+        </w:rPr>
+        <w:t xml:space="preserve">select </w:t>
+      </w:r>
+      <w:proofErr w:type="spellStart"/>
+      <w:r>
+        <w:rPr>
+          <w:rFonts w:ascii="Bookman Old Style" w:hAnsi="Bookman Old Style"/>
+        </w:rPr>
+        <w:t>patient_</w:t>
+      </w:r>
+      <w:proofErr w:type="gramStart"/>
+      <w:r>
+        <w:rPr>
+          <w:rFonts w:ascii="Bookman Old Style" w:hAnsi="Bookman Old Style"/>
+        </w:rPr>
+        <w:t>id</w:t>
+      </w:r>
+      <w:proofErr w:type="spellEnd"/>
+      <w:r>
+        <w:rPr>
+          <w:rFonts w:ascii="Bookman Old Style" w:hAnsi="Bookman Old Style"/>
+        </w:rPr>
+        <w:t xml:space="preserve"> ,count</w:t>
+      </w:r>
+      <w:proofErr w:type="gramEnd"/>
+      <w:r>
+        <w:rPr>
+          <w:rFonts w:ascii="Bookman Old Style" w:hAnsi="Bookman Old Style"/>
+        </w:rPr>
+        <w:t xml:space="preserve">(*) </w:t>
+      </w:r>
+    </w:p>
+    <w:p>
+      <w:pPr>
+        <w:spacing w:line="240" w:lineRule="auto"/>
+        <w:ind w:left="1440"/>
+        <w:contextualSpacing/>
+        <w:rPr>
+          <w:rFonts w:ascii="Bookman Old Style" w:hAnsi="Bookman Old Style"/>
+        </w:rPr>
+      </w:pPr>
+      <w:r>
+        <w:rPr>
+          <w:rFonts w:ascii="Bookman Old Style" w:hAnsi="Bookman Old Style"/>
+        </w:rPr>
+        <w:t xml:space="preserve">from </w:t>
+      </w:r>
+      <w:proofErr w:type="spellStart"/>
+      <w:proofErr w:type="gramStart"/>
+      <w:r>
+        <w:rPr>
+          <w:rFonts w:ascii="Bookman Old Style" w:hAnsi="Bookman Old Style"/>
+        </w:rPr>
+        <w:t>hospital.patients</w:t>
+      </w:r>
+      <w:proofErr w:type="spellEnd"/>
+      <w:proofErr w:type="gramEnd"/>
+    </w:p>
+    <w:p>
+      <w:pPr>
+        <w:spacing w:line="240" w:lineRule="auto"/>
+        <w:ind w:left="1440"/>
+        <w:contextualSpacing/>
+        <w:rPr>
+          <w:rFonts w:ascii="Bookman Old Style" w:hAnsi="Bookman Old Style"/>
+        </w:rPr>
+      </w:pPr>
+      <w:r>
+        <w:rPr>
+          <w:rFonts w:ascii="Bookman Old Style" w:hAnsi="Bookman Old Style"/>
+        </w:rPr>
+        <w:t xml:space="preserve">group by </w:t>
+      </w:r>
+      <w:proofErr w:type="spellStart"/>
+      <w:r>
+        <w:rPr>
+          <w:rFonts w:ascii="Bookman Old Style" w:hAnsi="Bookman Old Style"/>
+        </w:rPr>
+        <w:t>patient_id</w:t>
+      </w:r>
+      <w:proofErr w:type="spellEnd"/>
+    </w:p>
+    <w:p>
+      <w:pPr>
+        <w:spacing w:line="240" w:lineRule="auto"/>
+        <w:ind w:left="1440"/>
+        <w:contextualSpacing/>
+        <w:rPr>
+          <w:rFonts w:ascii="Bookman Old Style" w:hAnsi="Bookman Old Style"/>
+        </w:rPr>
+      </w:pPr>
+      <w:r>
+        <w:rPr>
+          <w:rFonts w:ascii="Bookman Old Style" w:hAnsi="Bookman Old Style"/>
+        </w:rPr>
+        <w:t xml:space="preserve">having </w:t>
+      </w:r>
+      <w:proofErr w:type="gramStart"/>
+      <w:r>
+        <w:rPr>
+          <w:rFonts w:ascii="Bookman Old Style" w:hAnsi="Bookman Old Style"/>
+        </w:rPr>
+        <w:t>count(</w:t>
+      </w:r>
+      <w:proofErr w:type="gramEnd"/>
+      <w:r>
+        <w:rPr>
+          <w:rFonts w:ascii="Bookman Old Style" w:hAnsi="Bookman Old Style"/>
+        </w:rPr>
+        <w:t>*)&gt;1;</w:t>
+      </w:r>
+    </w:p>
+    <w:p>
+      <w:pPr>
+        <w:ind w:left="1080"/>
+        <w:jc w:val="both"/>
+      </w:pPr>
+    </w:p>
+    <w:p>
+      <w:pPr>
+        <w:ind w:left="1440"/>
+      </w:pPr>
+      <w:r>
+        <w:rPr>
+          <w:noProof/>
+        </w:rPr>
         <w:drawing>
           <wp:inline distT="0" distB="0" distL="0" distR="0" wp14:anchorId="0BC1A6B6" wp14:editId="324CB1D5">
             <wp:extent cx="5731510" cy="1959610"/>
@@ -1160,7 +5132,7 @@
                     <pic:cNvPicPr/>
                   </pic:nvPicPr>
                   <pic:blipFill>
-                    <a:blip r:embed="rId20"/>
+                    <a:blip r:embed="rId19"/>
                     <a:stretch>
                       <a:fillRect/>
                     </a:stretch>
@@ -1201,18 +5173,202 @@
           <w:b/>
           <w:bCs/>
         </w:rPr>
-        <w:t>missing or invalid length_of_stay_hours or payment_days</w:t>
-      </w:r>
+        <w:t xml:space="preserve">missing or invalid </w:t>
+      </w:r>
+      <w:proofErr w:type="spellStart"/>
+      <w:r>
+        <w:rPr>
+          <w:b/>
+          <w:bCs/>
+        </w:rPr>
+        <w:t>length_of_stay_hours</w:t>
+      </w:r>
+      <w:proofErr w:type="spellEnd"/>
+      <w:r>
+        <w:rPr>
+          <w:b/>
+          <w:bCs/>
+        </w:rPr>
+        <w:t xml:space="preserve"> or </w:t>
+      </w:r>
+      <w:proofErr w:type="spellStart"/>
+      <w:r>
+        <w:rPr>
+          <w:b/>
+          <w:bCs/>
+        </w:rPr>
+        <w:t>payment_days</w:t>
+      </w:r>
+      <w:proofErr w:type="spellEnd"/>
       <w:r>
         <w:t>.</w:t>
       </w:r>
     </w:p>
     <w:p>
       <w:pPr>
-        <w:ind w:left="1440"/>
-      </w:pPr>
-      <w:r>
-        <w:lastRenderedPageBreak/>
+        <w:spacing w:line="240" w:lineRule="auto"/>
+        <w:ind w:left="1440"/>
+        <w:contextualSpacing/>
+        <w:rPr>
+          <w:rFonts w:ascii="Bookman Old Style" w:hAnsi="Bookman Old Style"/>
+          <w:b/>
+          <w:bCs/>
+        </w:rPr>
+      </w:pPr>
+      <w:r>
+        <w:rPr>
+          <w:rFonts w:ascii="Bookman Old Style" w:hAnsi="Bookman Old Style"/>
+          <w:b/>
+          <w:bCs/>
+        </w:rPr>
+        <w:t>-- 14. Records with missing or invalid length of stay hours</w:t>
+      </w:r>
+    </w:p>
+    <w:p>
+      <w:pPr>
+        <w:spacing w:line="240" w:lineRule="auto"/>
+        <w:ind w:left="1440"/>
+        <w:contextualSpacing/>
+        <w:rPr>
+          <w:rFonts w:ascii="Bookman Old Style" w:hAnsi="Bookman Old Style"/>
+          <w:b/>
+          <w:bCs/>
+        </w:rPr>
+      </w:pPr>
+      <w:r>
+        <w:rPr>
+          <w:rFonts w:ascii="Bookman Old Style" w:hAnsi="Bookman Old Style"/>
+          <w:b/>
+          <w:bCs/>
+        </w:rPr>
+        <w:t>-- Business purpose: Detect unreliable financial metrics</w:t>
+      </w:r>
+    </w:p>
+    <w:p>
+      <w:pPr>
+        <w:spacing w:line="240" w:lineRule="auto"/>
+        <w:ind w:left="1440"/>
+        <w:contextualSpacing/>
+        <w:rPr>
+          <w:rFonts w:ascii="Bookman Old Style" w:hAnsi="Bookman Old Style"/>
+        </w:rPr>
+      </w:pPr>
+    </w:p>
+    <w:p>
+      <w:pPr>
+        <w:spacing w:line="240" w:lineRule="auto"/>
+        <w:ind w:left="1440"/>
+        <w:contextualSpacing/>
+        <w:rPr>
+          <w:rFonts w:ascii="Bookman Old Style" w:hAnsi="Bookman Old Style"/>
+        </w:rPr>
+      </w:pPr>
+      <w:r>
+        <w:rPr>
+          <w:rFonts w:ascii="Bookman Old Style" w:hAnsi="Bookman Old Style"/>
+        </w:rPr>
+        <w:t xml:space="preserve">select * </w:t>
+      </w:r>
+    </w:p>
+    <w:p>
+      <w:pPr>
+        <w:spacing w:line="240" w:lineRule="auto"/>
+        <w:ind w:left="1440"/>
+        <w:contextualSpacing/>
+        <w:rPr>
+          <w:rFonts w:ascii="Bookman Old Style" w:hAnsi="Bookman Old Style"/>
+        </w:rPr>
+      </w:pPr>
+      <w:r>
+        <w:rPr>
+          <w:rFonts w:ascii="Bookman Old Style" w:hAnsi="Bookman Old Style"/>
+        </w:rPr>
+        <w:t xml:space="preserve">from </w:t>
+      </w:r>
+      <w:proofErr w:type="spellStart"/>
+      <w:proofErr w:type="gramStart"/>
+      <w:r>
+        <w:rPr>
+          <w:rFonts w:ascii="Bookman Old Style" w:hAnsi="Bookman Old Style"/>
+        </w:rPr>
+        <w:t>hospital.visits</w:t>
+      </w:r>
+      <w:proofErr w:type="spellEnd"/>
+      <w:proofErr w:type="gramEnd"/>
+    </w:p>
+    <w:p>
+      <w:pPr>
+        <w:spacing w:line="240" w:lineRule="auto"/>
+        <w:ind w:left="1440"/>
+        <w:contextualSpacing/>
+        <w:rPr>
+          <w:rFonts w:ascii="Bookman Old Style" w:hAnsi="Bookman Old Style"/>
+        </w:rPr>
+      </w:pPr>
+      <w:r>
+        <w:rPr>
+          <w:rFonts w:ascii="Bookman Old Style" w:hAnsi="Bookman Old Style"/>
+        </w:rPr>
+        <w:t xml:space="preserve">where </w:t>
+      </w:r>
+      <w:proofErr w:type="spellStart"/>
+      <w:r>
+        <w:rPr>
+          <w:rFonts w:ascii="Bookman Old Style" w:hAnsi="Bookman Old Style"/>
+        </w:rPr>
+        <w:t>length_of_stay_hours</w:t>
+      </w:r>
+      <w:proofErr w:type="spellEnd"/>
+      <w:r>
+        <w:rPr>
+          <w:rFonts w:ascii="Bookman Old Style" w:hAnsi="Bookman Old Style"/>
+        </w:rPr>
+        <w:t xml:space="preserve"> is null</w:t>
+      </w:r>
+    </w:p>
+    <w:p>
+      <w:pPr>
+        <w:spacing w:line="240" w:lineRule="auto"/>
+        <w:ind w:left="1440"/>
+        <w:contextualSpacing/>
+        <w:rPr>
+          <w:rFonts w:ascii="Bookman Old Style" w:hAnsi="Bookman Old Style"/>
+        </w:rPr>
+      </w:pPr>
+      <w:r>
+        <w:rPr>
+          <w:rFonts w:ascii="Bookman Old Style" w:hAnsi="Bookman Old Style"/>
+        </w:rPr>
+        <w:t xml:space="preserve">or </w:t>
+      </w:r>
+      <w:proofErr w:type="spellStart"/>
+      <w:r>
+        <w:rPr>
+          <w:rFonts w:ascii="Bookman Old Style" w:hAnsi="Bookman Old Style"/>
+        </w:rPr>
+        <w:t>length_of_stay_hours</w:t>
+      </w:r>
+      <w:proofErr w:type="spellEnd"/>
+      <w:r>
+        <w:rPr>
+          <w:rFonts w:ascii="Bookman Old Style" w:hAnsi="Bookman Old Style"/>
+        </w:rPr>
+        <w:t xml:space="preserve"> &lt; 0;</w:t>
+      </w:r>
+    </w:p>
+    <w:p>
+      <w:pPr>
+        <w:ind w:left="1080"/>
+      </w:pPr>
+    </w:p>
+    <w:p>
+      <w:pPr>
+        <w:ind w:left="1440"/>
+      </w:pPr>
+      <w:r>
+        <w:rPr>
+          <w:noProof/>
+        </w:rPr>
         <w:drawing>
           <wp:inline distT="0" distB="0" distL="0" distR="0" wp14:anchorId="0E584105" wp14:editId="5810EE62">
             <wp:extent cx="5731510" cy="1784350"/>
@@ -1229,7 +5385,7 @@
                     <pic:cNvPicPr/>
                   </pic:nvPicPr>
                   <pic:blipFill>
-                    <a:blip r:embed="rId21"/>
+                    <a:blip r:embed="rId20"/>
                     <a:stretch>
                       <a:fillRect/>
                     </a:stretch>
@@ -1259,7 +5415,199 @@
       <w:pPr>
         <w:ind w:left="1440"/>
       </w:pPr>
-      <w:r>
+    </w:p>
+    <w:p>
+      <w:pPr>
+        <w:spacing w:line="240" w:lineRule="auto"/>
+        <w:ind w:left="1440"/>
+        <w:contextualSpacing/>
+        <w:rPr>
+          <w:rFonts w:ascii="Bookman Old Style" w:hAnsi="Bookman Old Style"/>
+        </w:rPr>
+      </w:pPr>
+    </w:p>
+    <w:p>
+      <w:pPr>
+        <w:spacing w:line="240" w:lineRule="auto"/>
+        <w:ind w:left="1440"/>
+        <w:contextualSpacing/>
+        <w:rPr>
+          <w:rFonts w:ascii="Bookman Old Style" w:hAnsi="Bookman Old Style"/>
+        </w:rPr>
+      </w:pPr>
+    </w:p>
+    <w:p>
+      <w:pPr>
+        <w:spacing w:line="240" w:lineRule="auto"/>
+        <w:ind w:left="1440"/>
+        <w:contextualSpacing/>
+        <w:rPr>
+          <w:rFonts w:ascii="Bookman Old Style" w:hAnsi="Bookman Old Style"/>
+          <w:b/>
+          <w:bCs/>
+        </w:rPr>
+      </w:pPr>
+      <w:r>
+        <w:rPr>
+          <w:rFonts w:ascii="Bookman Old Style" w:hAnsi="Bookman Old Style"/>
+          <w:b/>
+          <w:bCs/>
+        </w:rPr>
+        <w:lastRenderedPageBreak/>
+        <w:t>-- 15. Records with missing or invalid payment days</w:t>
+      </w:r>
+    </w:p>
+    <w:p>
+      <w:pPr>
+        <w:spacing w:line="240" w:lineRule="auto"/>
+        <w:ind w:left="1440"/>
+        <w:contextualSpacing/>
+        <w:rPr>
+          <w:rFonts w:ascii="Bookman Old Style" w:hAnsi="Bookman Old Style"/>
+          <w:b/>
+          <w:bCs/>
+        </w:rPr>
+      </w:pPr>
+      <w:r>
+        <w:rPr>
+          <w:rFonts w:ascii="Bookman Old Style" w:hAnsi="Bookman Old Style"/>
+          <w:b/>
+          <w:bCs/>
+        </w:rPr>
+        <w:t>-- Business purpose: Detect unreliable financial metrics</w:t>
+      </w:r>
+    </w:p>
+    <w:p>
+      <w:pPr>
+        <w:spacing w:line="240" w:lineRule="auto"/>
+        <w:ind w:left="1440"/>
+        <w:contextualSpacing/>
+        <w:rPr>
+          <w:rFonts w:ascii="Bookman Old Style" w:hAnsi="Bookman Old Style"/>
+        </w:rPr>
+      </w:pPr>
+    </w:p>
+    <w:p>
+      <w:pPr>
+        <w:spacing w:line="240" w:lineRule="auto"/>
+        <w:ind w:left="1440"/>
+        <w:contextualSpacing/>
+        <w:rPr>
+          <w:rFonts w:ascii="Bookman Old Style" w:hAnsi="Bookman Old Style"/>
+        </w:rPr>
+      </w:pPr>
+      <w:r>
+        <w:rPr>
+          <w:rFonts w:ascii="Bookman Old Style" w:hAnsi="Bookman Old Style"/>
+        </w:rPr>
+        <w:t xml:space="preserve">select * </w:t>
+      </w:r>
+    </w:p>
+    <w:p>
+      <w:pPr>
+        <w:spacing w:line="240" w:lineRule="auto"/>
+        <w:ind w:left="1440"/>
+        <w:contextualSpacing/>
+        <w:rPr>
+          <w:rFonts w:ascii="Bookman Old Style" w:hAnsi="Bookman Old Style"/>
+        </w:rPr>
+      </w:pPr>
+      <w:r>
+        <w:rPr>
+          <w:rFonts w:ascii="Bookman Old Style" w:hAnsi="Bookman Old Style"/>
+        </w:rPr>
+        <w:t xml:space="preserve">from </w:t>
+      </w:r>
+      <w:proofErr w:type="spellStart"/>
+      <w:proofErr w:type="gramStart"/>
+      <w:r>
+        <w:rPr>
+          <w:rFonts w:ascii="Bookman Old Style" w:hAnsi="Bookman Old Style"/>
+        </w:rPr>
+        <w:t>hospital.billing</w:t>
+      </w:r>
+      <w:proofErr w:type="gramEnd"/>
+      <w:r>
+        <w:rPr>
+          <w:rFonts w:ascii="Bookman Old Style" w:hAnsi="Bookman Old Style"/>
+        </w:rPr>
+        <w:t>_clean</w:t>
+      </w:r>
+      <w:proofErr w:type="spellEnd"/>
+    </w:p>
+    <w:p>
+      <w:pPr>
+        <w:spacing w:line="240" w:lineRule="auto"/>
+        <w:ind w:left="1440"/>
+        <w:contextualSpacing/>
+        <w:rPr>
+          <w:rFonts w:ascii="Bookman Old Style" w:hAnsi="Bookman Old Style"/>
+        </w:rPr>
+      </w:pPr>
+      <w:r>
+        <w:rPr>
+          <w:rFonts w:ascii="Bookman Old Style" w:hAnsi="Bookman Old Style"/>
+        </w:rPr>
+        <w:t xml:space="preserve">where </w:t>
+      </w:r>
+      <w:proofErr w:type="spellStart"/>
+      <w:r>
+        <w:rPr>
+          <w:rFonts w:ascii="Bookman Old Style" w:hAnsi="Bookman Old Style"/>
+        </w:rPr>
+        <w:t>payment_days</w:t>
+      </w:r>
+      <w:proofErr w:type="spellEnd"/>
+      <w:r>
+        <w:rPr>
+          <w:rFonts w:ascii="Bookman Old Style" w:hAnsi="Bookman Old Style"/>
+        </w:rPr>
+        <w:t xml:space="preserve"> is null</w:t>
+      </w:r>
+    </w:p>
+    <w:p>
+      <w:pPr>
+        <w:spacing w:line="240" w:lineRule="auto"/>
+        <w:ind w:left="1440"/>
+        <w:contextualSpacing/>
+        <w:rPr>
+          <w:rFonts w:ascii="Bookman Old Style" w:hAnsi="Bookman Old Style"/>
+        </w:rPr>
+      </w:pPr>
+      <w:r>
+        <w:rPr>
+          <w:rFonts w:ascii="Bookman Old Style" w:hAnsi="Bookman Old Style"/>
+        </w:rPr>
+        <w:t xml:space="preserve">or </w:t>
+      </w:r>
+      <w:proofErr w:type="spellStart"/>
+      <w:r>
+        <w:rPr>
+          <w:rFonts w:ascii="Bookman Old Style" w:hAnsi="Bookman Old Style"/>
+        </w:rPr>
+        <w:t>payment_days</w:t>
+      </w:r>
+      <w:proofErr w:type="spellEnd"/>
+      <w:r>
+        <w:rPr>
+          <w:rFonts w:ascii="Bookman Old Style" w:hAnsi="Bookman Old Style"/>
+        </w:rPr>
+        <w:t xml:space="preserve"> &lt; 0;</w:t>
+      </w:r>
+    </w:p>
+    <w:p>
+      <w:pPr>
+        <w:ind w:left="1440"/>
+      </w:pPr>
+    </w:p>
+    <w:p>
+      <w:pPr>
+        <w:ind w:left="1440"/>
+      </w:pPr>
+      <w:r>
+        <w:rPr>
+          <w:noProof/>
+        </w:rPr>
         <w:drawing>
           <wp:inline distT="0" distB="0" distL="0" distR="0" wp14:anchorId="392AD811" wp14:editId="739479BA">
             <wp:extent cx="5731510" cy="2049780"/>
@@ -1276,7 +5624,7 @@
                     <pic:cNvPicPr/>
                   </pic:nvPicPr>
                   <pic:blipFill>
-                    <a:blip r:embed="rId22"/>
+                    <a:blip r:embed="rId21"/>
                     <a:stretch>
                       <a:fillRect/>
                     </a:stretch>
@@ -1321,7 +5669,305 @@
       </w:r>
     </w:p>
     <w:p>
-      <w:r>
+      <w:pPr>
+        <w:spacing w:line="240" w:lineRule="auto"/>
+        <w:ind w:left="1440"/>
+        <w:contextualSpacing/>
+        <w:rPr>
+          <w:rFonts w:ascii="Bookman Old Style" w:hAnsi="Bookman Old Style"/>
+          <w:b/>
+          <w:bCs/>
+        </w:rPr>
+      </w:pPr>
+      <w:r>
+        <w:rPr>
+          <w:rFonts w:ascii="Bookman Old Style" w:hAnsi="Bookman Old Style"/>
+          <w:b/>
+          <w:bCs/>
+        </w:rPr>
+        <w:t>-- 16 Visits linked with missing insurance providers</w:t>
+      </w:r>
+    </w:p>
+    <w:p>
+      <w:pPr>
+        <w:spacing w:line="240" w:lineRule="auto"/>
+        <w:ind w:left="1440"/>
+        <w:contextualSpacing/>
+        <w:rPr>
+          <w:rFonts w:ascii="Bookman Old Style" w:hAnsi="Bookman Old Style"/>
+          <w:b/>
+          <w:bCs/>
+        </w:rPr>
+      </w:pPr>
+      <w:r>
+        <w:rPr>
+          <w:rFonts w:ascii="Bookman Old Style" w:hAnsi="Bookman Old Style"/>
+          <w:b/>
+          <w:bCs/>
+        </w:rPr>
+        <w:t xml:space="preserve">-- Business impact: Identify incomplete patient </w:t>
+      </w:r>
+      <w:proofErr w:type="spellStart"/>
+      <w:r>
+        <w:rPr>
+          <w:rFonts w:ascii="Bookman Old Style" w:hAnsi="Bookman Old Style"/>
+          <w:b/>
+          <w:bCs/>
+        </w:rPr>
+        <w:t>finacial</w:t>
+      </w:r>
+      <w:proofErr w:type="spellEnd"/>
+      <w:r>
+        <w:rPr>
+          <w:rFonts w:ascii="Bookman Old Style" w:hAnsi="Bookman Old Style"/>
+          <w:b/>
+          <w:bCs/>
+        </w:rPr>
+        <w:t xml:space="preserve"> profiles</w:t>
+      </w:r>
+    </w:p>
+    <w:p>
+      <w:pPr>
+        <w:spacing w:line="240" w:lineRule="auto"/>
+        <w:ind w:left="1440"/>
+        <w:contextualSpacing/>
+        <w:rPr>
+          <w:rFonts w:ascii="Bookman Old Style" w:hAnsi="Bookman Old Style"/>
+        </w:rPr>
+      </w:pPr>
+    </w:p>
+    <w:p>
+      <w:pPr>
+        <w:spacing w:line="240" w:lineRule="auto"/>
+        <w:ind w:left="1440"/>
+        <w:contextualSpacing/>
+        <w:rPr>
+          <w:rFonts w:ascii="Bookman Old Style" w:hAnsi="Bookman Old Style"/>
+        </w:rPr>
+      </w:pPr>
+      <w:r>
+        <w:rPr>
+          <w:rFonts w:ascii="Bookman Old Style" w:hAnsi="Bookman Old Style"/>
+        </w:rPr>
+        <w:t xml:space="preserve">select </w:t>
+      </w:r>
+      <w:proofErr w:type="spellStart"/>
+      <w:proofErr w:type="gramStart"/>
+      <w:r>
+        <w:rPr>
+          <w:rFonts w:ascii="Bookman Old Style" w:hAnsi="Bookman Old Style"/>
+        </w:rPr>
+        <w:t>v.visit</w:t>
+      </w:r>
+      <w:proofErr w:type="gramEnd"/>
+      <w:r>
+        <w:rPr>
+          <w:rFonts w:ascii="Bookman Old Style" w:hAnsi="Bookman Old Style"/>
+        </w:rPr>
+        <w:t>_id</w:t>
+      </w:r>
+      <w:proofErr w:type="spellEnd"/>
+      <w:r>
+        <w:rPr>
+          <w:rFonts w:ascii="Bookman Old Style" w:hAnsi="Bookman Old Style"/>
+        </w:rPr>
+        <w:t xml:space="preserve">, </w:t>
+      </w:r>
+      <w:proofErr w:type="spellStart"/>
+      <w:proofErr w:type="gramStart"/>
+      <w:r>
+        <w:rPr>
+          <w:rFonts w:ascii="Bookman Old Style" w:hAnsi="Bookman Old Style"/>
+        </w:rPr>
+        <w:t>p.patient</w:t>
+      </w:r>
+      <w:proofErr w:type="gramEnd"/>
+      <w:r>
+        <w:rPr>
+          <w:rFonts w:ascii="Bookman Old Style" w:hAnsi="Bookman Old Style"/>
+        </w:rPr>
+        <w:t>_id</w:t>
+      </w:r>
+      <w:proofErr w:type="spellEnd"/>
+      <w:r>
+        <w:rPr>
+          <w:rFonts w:ascii="Bookman Old Style" w:hAnsi="Bookman Old Style"/>
+        </w:rPr>
+        <w:t xml:space="preserve"> </w:t>
+      </w:r>
+    </w:p>
+    <w:p>
+      <w:pPr>
+        <w:spacing w:line="240" w:lineRule="auto"/>
+        <w:ind w:left="1440"/>
+        <w:contextualSpacing/>
+        <w:rPr>
+          <w:rFonts w:ascii="Bookman Old Style" w:hAnsi="Bookman Old Style"/>
+        </w:rPr>
+      </w:pPr>
+      <w:r>
+        <w:rPr>
+          <w:rFonts w:ascii="Bookman Old Style" w:hAnsi="Bookman Old Style"/>
+        </w:rPr>
+        <w:t xml:space="preserve">from </w:t>
+      </w:r>
+      <w:proofErr w:type="spellStart"/>
+      <w:proofErr w:type="gramStart"/>
+      <w:r>
+        <w:rPr>
+          <w:rFonts w:ascii="Bookman Old Style" w:hAnsi="Bookman Old Style"/>
+        </w:rPr>
+        <w:t>hospital.visits</w:t>
+      </w:r>
+      <w:proofErr w:type="spellEnd"/>
+      <w:proofErr w:type="gramEnd"/>
+      <w:r>
+        <w:rPr>
+          <w:rFonts w:ascii="Bookman Old Style" w:hAnsi="Bookman Old Style"/>
+        </w:rPr>
+        <w:t xml:space="preserve"> v join </w:t>
+      </w:r>
+      <w:proofErr w:type="spellStart"/>
+      <w:proofErr w:type="gramStart"/>
+      <w:r>
+        <w:rPr>
+          <w:rFonts w:ascii="Bookman Old Style" w:hAnsi="Bookman Old Style"/>
+        </w:rPr>
+        <w:t>hospital.patients</w:t>
+      </w:r>
+      <w:proofErr w:type="spellEnd"/>
+      <w:proofErr w:type="gramEnd"/>
+      <w:r>
+        <w:rPr>
+          <w:rFonts w:ascii="Bookman Old Style" w:hAnsi="Bookman Old Style"/>
+        </w:rPr>
+        <w:t xml:space="preserve"> p on </w:t>
+      </w:r>
+      <w:proofErr w:type="spellStart"/>
+      <w:proofErr w:type="gramStart"/>
+      <w:r>
+        <w:rPr>
+          <w:rFonts w:ascii="Bookman Old Style" w:hAnsi="Bookman Old Style"/>
+        </w:rPr>
+        <w:t>v.patient</w:t>
+      </w:r>
+      <w:proofErr w:type="gramEnd"/>
+      <w:r>
+        <w:rPr>
+          <w:rFonts w:ascii="Bookman Old Style" w:hAnsi="Bookman Old Style"/>
+        </w:rPr>
+        <w:t>_id</w:t>
+      </w:r>
+      <w:proofErr w:type="spellEnd"/>
+      <w:r>
+        <w:rPr>
+          <w:rFonts w:ascii="Bookman Old Style" w:hAnsi="Bookman Old Style"/>
+        </w:rPr>
+        <w:t xml:space="preserve"> = </w:t>
+      </w:r>
+      <w:proofErr w:type="spellStart"/>
+      <w:proofErr w:type="gramStart"/>
+      <w:r>
+        <w:rPr>
+          <w:rFonts w:ascii="Bookman Old Style" w:hAnsi="Bookman Old Style"/>
+        </w:rPr>
+        <w:t>p.patient</w:t>
+      </w:r>
+      <w:proofErr w:type="gramEnd"/>
+      <w:r>
+        <w:rPr>
+          <w:rFonts w:ascii="Bookman Old Style" w:hAnsi="Bookman Old Style"/>
+        </w:rPr>
+        <w:t>_id</w:t>
+      </w:r>
+      <w:proofErr w:type="spellEnd"/>
+    </w:p>
+    <w:p>
+      <w:pPr>
+        <w:spacing w:line="240" w:lineRule="auto"/>
+        <w:ind w:left="1440"/>
+        <w:contextualSpacing/>
+        <w:rPr>
+          <w:rFonts w:ascii="Bookman Old Style" w:hAnsi="Bookman Old Style"/>
+        </w:rPr>
+      </w:pPr>
+      <w:r>
+        <w:rPr>
+          <w:rFonts w:ascii="Bookman Old Style" w:hAnsi="Bookman Old Style"/>
+        </w:rPr>
+        <w:t xml:space="preserve">where </w:t>
+      </w:r>
+      <w:proofErr w:type="spellStart"/>
+      <w:proofErr w:type="gramStart"/>
+      <w:r>
+        <w:rPr>
+          <w:rFonts w:ascii="Bookman Old Style" w:hAnsi="Bookman Old Style"/>
+        </w:rPr>
+        <w:t>p.insurance</w:t>
+      </w:r>
+      <w:proofErr w:type="gramEnd"/>
+      <w:r>
+        <w:rPr>
+          <w:rFonts w:ascii="Bookman Old Style" w:hAnsi="Bookman Old Style"/>
+        </w:rPr>
+        <w:t>_provider</w:t>
+      </w:r>
+      <w:proofErr w:type="spellEnd"/>
+      <w:r>
+        <w:rPr>
+          <w:rFonts w:ascii="Bookman Old Style" w:hAnsi="Bookman Old Style"/>
+        </w:rPr>
+        <w:t xml:space="preserve"> is null</w:t>
+      </w:r>
+    </w:p>
+    <w:p>
+      <w:pPr>
+        <w:spacing w:line="240" w:lineRule="auto"/>
+        <w:ind w:left="1440"/>
+        <w:contextualSpacing/>
+        <w:rPr>
+          <w:rFonts w:ascii="Bookman Old Style" w:hAnsi="Bookman Old Style"/>
+        </w:rPr>
+      </w:pPr>
+      <w:r>
+        <w:rPr>
+          <w:rFonts w:ascii="Bookman Old Style" w:hAnsi="Bookman Old Style"/>
+        </w:rPr>
+        <w:t xml:space="preserve">or </w:t>
+      </w:r>
+      <w:proofErr w:type="spellStart"/>
+      <w:proofErr w:type="gramStart"/>
+      <w:r>
+        <w:rPr>
+          <w:rFonts w:ascii="Bookman Old Style" w:hAnsi="Bookman Old Style"/>
+        </w:rPr>
+        <w:t>p.insurance</w:t>
+      </w:r>
+      <w:proofErr w:type="gramEnd"/>
+      <w:r>
+        <w:rPr>
+          <w:rFonts w:ascii="Bookman Old Style" w:hAnsi="Bookman Old Style"/>
+        </w:rPr>
+        <w:t>_provider</w:t>
+      </w:r>
+      <w:proofErr w:type="spellEnd"/>
+      <w:r>
+        <w:rPr>
+          <w:rFonts w:ascii="Bookman Old Style" w:hAnsi="Bookman Old Style"/>
+        </w:rPr>
+        <w:t xml:space="preserve"> = '';</w:t>
+      </w:r>
+    </w:p>
+    <w:p>
+      <w:pPr>
+        <w:ind w:left="1080"/>
+      </w:pPr>
+    </w:p>
+    <w:p>
+      <w:r>
+        <w:rPr>
+          <w:noProof/>
+        </w:rPr>
         <w:drawing>
           <wp:inline distT="0" distB="0" distL="0" distR="0" wp14:anchorId="78E96099" wp14:editId="69CFBED2">
             <wp:extent cx="5731510" cy="1845310"/>
@@ -1338,7 +5984,7 @@
                     <pic:cNvPicPr/>
                   </pic:nvPicPr>
                   <pic:blipFill>
-                    <a:blip r:embed="rId23"/>
+                    <a:blip r:embed="rId22"/>
                     <a:stretch>
                       <a:fillRect/>
                     </a:stretch>
